--- a/travail/TRE.docx
+++ b/travail/TRE.docx
@@ -421,6 +421,7 @@
               <w:tab w:val="left" w:pos="440" w:leader="none"/>
               <w:tab w:val="right" w:pos="8639" w:leader="dot"/>
             </w:tabs>
+            <w:ind w:hanging="0" w:start="0"/>
             <w:rPr/>
           </w:pPr>
           <w:r>
@@ -428,31 +429,34 @@
           </w:r>
           <w:r>
             <w:rPr>
-              <w:rStyle w:val="Sautdindex"/>
-              <w:webHidden/>
+              <w:rStyle w:val="Sautdindexuser"/>
+              <w:vanish w:val="false"/>
             </w:rPr>
             <w:instrText xml:space="preserve"> TOC \z \o "1-3" \u \h</w:instrText>
           </w:r>
           <w:r>
             <w:rPr>
-              <w:rStyle w:val="Sautdindex"/>
-              <w:webHidden/>
+              <w:rStyle w:val="Sautdindexuser"/>
+              <w:vanish w:val="false"/>
             </w:rPr>
             <w:fldChar w:fldCharType="separate"/>
           </w:r>
-          <w:hyperlink w:anchor="__RefHeading___Toc2239_317610567" w:tooltip="CONVENTIONS DE CE RAPPORT">
-            <w:r>
-              <w:rPr>
-                <w:rStyle w:val="Sautdindex"/>
-                <w:webHidden/>
-              </w:rPr>
-              <w:t>1.</w:t>
-              <w:tab/>
-              <w:t>CONVENTIONS DE CE RAPPORT</w:t>
-              <w:tab/>
-              <w:t>3</w:t>
-            </w:r>
-          </w:hyperlink>
+          <w:r>
+            <w:rPr>
+              <w:rStyle w:val="Sautdindexuser"/>
+              <w:vanish w:val="false"/>
+            </w:rPr>
+            <w:t>1.</w:t>
+          </w:r>
+          <w:r>
+            <w:rPr>
+              <w:vanish w:val="false"/>
+            </w:rPr>
+            <w:tab/>
+            <w:t>CONVENTIONS DE CE RAPPORT</w:t>
+            <w:tab/>
+            <w:t>3</w:t>
+          </w:r>
         </w:p>
         <w:p>
           <w:pPr>
@@ -462,21 +466,19 @@
               <w:tab w:val="left" w:pos="440" w:leader="none"/>
               <w:tab w:val="right" w:pos="8639" w:leader="dot"/>
             </w:tabs>
+            <w:ind w:hanging="0" w:start="0"/>
             <w:rPr/>
           </w:pPr>
-          <w:hyperlink w:anchor="__RefHeading___Toc119_3859463407" w:tooltip="CADRE DE L'ENTRETIEN">
-            <w:r>
-              <w:rPr>
-                <w:rStyle w:val="Sautdindex"/>
-                <w:webHidden/>
-              </w:rPr>
-              <w:t>2.</w:t>
-              <w:tab/>
-              <w:t>CADRE DE L'ENTRETIEN</w:t>
-              <w:tab/>
-              <w:t>3</w:t>
-            </w:r>
-          </w:hyperlink>
+          <w:r>
+            <w:rPr>
+              <w:vanish w:val="false"/>
+            </w:rPr>
+            <w:t>2.</w:t>
+            <w:tab/>
+            <w:t>CADRE DE L'ENTRETIEN</w:t>
+            <w:tab/>
+            <w:t>3</w:t>
+          </w:r>
         </w:p>
         <w:p>
           <w:pPr>
@@ -486,21 +488,19 @@
               <w:tab w:val="left" w:pos="440" w:leader="none"/>
               <w:tab w:val="right" w:pos="8639" w:leader="dot"/>
             </w:tabs>
+            <w:ind w:hanging="0" w:start="0"/>
             <w:rPr/>
           </w:pPr>
-          <w:hyperlink w:anchor="__RefHeading___Toc121_3859463407" w:tooltip="BIOGRAPHIE">
-            <w:r>
-              <w:rPr>
-                <w:rStyle w:val="Sautdindex"/>
-                <w:webHidden/>
-              </w:rPr>
-              <w:t>3.</w:t>
-              <w:tab/>
-              <w:t>BIOGRAPHIE</w:t>
-              <w:tab/>
-              <w:t>4</w:t>
-            </w:r>
-          </w:hyperlink>
+          <w:r>
+            <w:rPr>
+              <w:vanish w:val="false"/>
+            </w:rPr>
+            <w:t>3.</w:t>
+            <w:tab/>
+            <w:t>BIOGRAPHIE</w:t>
+            <w:tab/>
+            <w:t>4</w:t>
+          </w:r>
         </w:p>
         <w:p>
           <w:pPr>
@@ -510,21 +510,19 @@
               <w:tab w:val="left" w:pos="880" w:leader="none"/>
               <w:tab w:val="right" w:pos="8639" w:leader="dot"/>
             </w:tabs>
+            <w:ind w:hanging="0" w:start="0"/>
             <w:rPr/>
           </w:pPr>
-          <w:hyperlink w:anchor="__RefHeading___Toc123_3859463407" w:tooltip="Relations familiales">
-            <w:r>
-              <w:rPr>
-                <w:rStyle w:val="Sautdindex"/>
-                <w:webHidden/>
-              </w:rPr>
-              <w:t>3.1.</w:t>
-              <w:tab/>
-              <w:t>Relations familiales</w:t>
-              <w:tab/>
-              <w:t>4</w:t>
-            </w:r>
-          </w:hyperlink>
+          <w:r>
+            <w:rPr>
+              <w:vanish w:val="false"/>
+            </w:rPr>
+            <w:t>3.1.</w:t>
+            <w:tab/>
+            <w:t>Relations familiales</w:t>
+            <w:tab/>
+            <w:t>4</w:t>
+          </w:r>
         </w:p>
         <w:p>
           <w:pPr>
@@ -534,21 +532,19 @@
               <w:tab w:val="left" w:pos="1320" w:leader="none"/>
               <w:tab w:val="right" w:pos="8639" w:leader="dot"/>
             </w:tabs>
+            <w:ind w:hanging="0" w:start="0"/>
             <w:rPr/>
           </w:pPr>
-          <w:hyperlink w:anchor="__RefHeading___Toc125_3859463407" w:tooltip="Relations à ses parents">
-            <w:r>
-              <w:rPr>
-                <w:rStyle w:val="Sautdindex"/>
-                <w:webHidden/>
-              </w:rPr>
-              <w:t>3.1.1.</w:t>
-              <w:tab/>
-              <w:t>Relations à ses parents</w:t>
-              <w:tab/>
-              <w:t>4</w:t>
-            </w:r>
-          </w:hyperlink>
+          <w:r>
+            <w:rPr>
+              <w:vanish w:val="false"/>
+            </w:rPr>
+            <w:t>3.1.1.</w:t>
+            <w:tab/>
+            <w:t>Relations à ses parents</w:t>
+            <w:tab/>
+            <w:t>4</w:t>
+          </w:r>
         </w:p>
         <w:p>
           <w:pPr>
@@ -558,21 +554,19 @@
               <w:tab w:val="left" w:pos="1320" w:leader="none"/>
               <w:tab w:val="right" w:pos="8639" w:leader="dot"/>
             </w:tabs>
+            <w:ind w:hanging="0" w:start="0"/>
             <w:rPr/>
           </w:pPr>
-          <w:hyperlink w:anchor="__RefHeading___Toc127_3859463407" w:tooltip="Relations à sa fratrie">
-            <w:r>
-              <w:rPr>
-                <w:rStyle w:val="Sautdindex"/>
-                <w:webHidden/>
-              </w:rPr>
-              <w:t>3.1.2.</w:t>
-              <w:tab/>
-              <w:t>Relations à sa fratrie</w:t>
-              <w:tab/>
-              <w:t>4</w:t>
-            </w:r>
-          </w:hyperlink>
+          <w:r>
+            <w:rPr>
+              <w:vanish w:val="false"/>
+            </w:rPr>
+            <w:t>3.1.2.</w:t>
+            <w:tab/>
+            <w:t>Relations à sa fratrie</w:t>
+            <w:tab/>
+            <w:t>4</w:t>
+          </w:r>
         </w:p>
         <w:p>
           <w:pPr>
@@ -582,21 +576,19 @@
               <w:tab w:val="left" w:pos="880" w:leader="none"/>
               <w:tab w:val="right" w:pos="8639" w:leader="dot"/>
             </w:tabs>
+            <w:ind w:hanging="0" w:start="0"/>
             <w:rPr/>
           </w:pPr>
-          <w:hyperlink w:anchor="__RefHeading___Toc129_3859463407" w:tooltip="Centres d'intérêt et loisirs">
-            <w:r>
-              <w:rPr>
-                <w:rStyle w:val="Sautdindex"/>
-                <w:webHidden/>
-              </w:rPr>
-              <w:t>3.2.</w:t>
-              <w:tab/>
-              <w:t>Centres d'intérêt et loisirs</w:t>
-              <w:tab/>
-              <w:t>4</w:t>
-            </w:r>
-          </w:hyperlink>
+          <w:r>
+            <w:rPr>
+              <w:vanish w:val="false"/>
+            </w:rPr>
+            <w:t>3.2.</w:t>
+            <w:tab/>
+            <w:t>Centres d'intérêt et loisirs</w:t>
+            <w:tab/>
+            <w:t>4</w:t>
+          </w:r>
         </w:p>
         <w:p>
           <w:pPr>
@@ -606,21 +598,19 @@
               <w:tab w:val="left" w:pos="880" w:leader="none"/>
               <w:tab w:val="right" w:pos="8639" w:leader="dot"/>
             </w:tabs>
+            <w:ind w:hanging="0" w:start="0"/>
             <w:rPr/>
           </w:pPr>
-          <w:hyperlink w:anchor="__RefHeading___Toc131_3859463407_Copie_2" w:tooltip="Vie sociale et amicale">
-            <w:r>
-              <w:rPr>
-                <w:rStyle w:val="Sautdindex"/>
-                <w:webHidden/>
-              </w:rPr>
-              <w:t>3.3.</w:t>
-              <w:tab/>
-              <w:t>Vie sociale et amicale</w:t>
-              <w:tab/>
-              <w:t>5</w:t>
-            </w:r>
-          </w:hyperlink>
+          <w:r>
+            <w:rPr>
+              <w:vanish w:val="false"/>
+            </w:rPr>
+            <w:t>3.3.</w:t>
+            <w:tab/>
+            <w:t>Vie sociale et amicale</w:t>
+            <w:tab/>
+            <w:t>5</w:t>
+          </w:r>
         </w:p>
         <w:p>
           <w:pPr>
@@ -630,21 +620,19 @@
               <w:tab w:val="left" w:pos="880" w:leader="none"/>
               <w:tab w:val="right" w:pos="8639" w:leader="dot"/>
             </w:tabs>
+            <w:ind w:hanging="0" w:start="0"/>
             <w:rPr/>
           </w:pPr>
-          <w:hyperlink w:anchor="__RefHeading___Toc133_3859463407" w:tooltip="Vie amoureuse et affective">
-            <w:r>
-              <w:rPr>
-                <w:rStyle w:val="Sautdindex"/>
-                <w:webHidden/>
-              </w:rPr>
-              <w:t>3.4.</w:t>
-              <w:tab/>
-              <w:t>Vie amoureuse et affective</w:t>
-              <w:tab/>
-              <w:t>5</w:t>
-            </w:r>
-          </w:hyperlink>
+          <w:r>
+            <w:rPr>
+              <w:vanish w:val="false"/>
+            </w:rPr>
+            <w:t>3.4.</w:t>
+            <w:tab/>
+            <w:t>Vie amoureuse et affective</w:t>
+            <w:tab/>
+            <w:t>5</w:t>
+          </w:r>
         </w:p>
         <w:p>
           <w:pPr>
@@ -654,21 +642,19 @@
               <w:tab w:val="left" w:pos="880" w:leader="none"/>
               <w:tab w:val="right" w:pos="8639" w:leader="dot"/>
             </w:tabs>
+            <w:ind w:hanging="0" w:start="0"/>
             <w:rPr/>
           </w:pPr>
-          <w:hyperlink w:anchor="__RefHeading___Toc135_3859463407" w:tooltip="Scolarité">
-            <w:r>
-              <w:rPr>
-                <w:rStyle w:val="Sautdindex"/>
-                <w:webHidden/>
-              </w:rPr>
-              <w:t>3.5.</w:t>
-              <w:tab/>
-              <w:t>Scolarité</w:t>
-              <w:tab/>
-              <w:t>5</w:t>
-            </w:r>
-          </w:hyperlink>
+          <w:r>
+            <w:rPr>
+              <w:vanish w:val="false"/>
+            </w:rPr>
+            <w:t>3.5.</w:t>
+            <w:tab/>
+            <w:t>Scolarité</w:t>
+            <w:tab/>
+            <w:t>5</w:t>
+          </w:r>
         </w:p>
         <w:p>
           <w:pPr>
@@ -678,21 +664,19 @@
               <w:tab w:val="left" w:pos="880" w:leader="none"/>
               <w:tab w:val="right" w:pos="8639" w:leader="dot"/>
             </w:tabs>
+            <w:ind w:hanging="0" w:start="0"/>
             <w:rPr/>
           </w:pPr>
-          <w:hyperlink w:anchor="__RefHeading___Toc137_3859463407" w:tooltip="Vie professionnelle">
-            <w:r>
-              <w:rPr>
-                <w:rStyle w:val="Sautdindex"/>
-                <w:webHidden/>
-              </w:rPr>
-              <w:t>3.6.</w:t>
-              <w:tab/>
-              <w:t>Vie professionnelle</w:t>
-              <w:tab/>
-              <w:t>5</w:t>
-            </w:r>
-          </w:hyperlink>
+          <w:r>
+            <w:rPr>
+              <w:vanish w:val="false"/>
+            </w:rPr>
+            <w:t>3.6.</w:t>
+            <w:tab/>
+            <w:t>Vie professionnelle</w:t>
+            <w:tab/>
+            <w:t>5</w:t>
+          </w:r>
         </w:p>
         <w:p>
           <w:pPr>
@@ -702,21 +686,19 @@
               <w:tab w:val="left" w:pos="440" w:leader="none"/>
               <w:tab w:val="right" w:pos="8639" w:leader="dot"/>
             </w:tabs>
+            <w:ind w:hanging="0" w:start="0"/>
             <w:rPr/>
           </w:pPr>
-          <w:hyperlink w:anchor="__RefHeading___Toc139_3859463407" w:tooltip="AU SUJET DES FAITS">
-            <w:r>
-              <w:rPr>
-                <w:rStyle w:val="Sautdindex"/>
-                <w:webHidden/>
-              </w:rPr>
-              <w:t>4.</w:t>
-              <w:tab/>
-              <w:t>AU SUJET DES FAITS</w:t>
-              <w:tab/>
-              <w:t>5</w:t>
-            </w:r>
-          </w:hyperlink>
+          <w:r>
+            <w:rPr>
+              <w:vanish w:val="false"/>
+            </w:rPr>
+            <w:t>4.</w:t>
+            <w:tab/>
+            <w:t>AU SUJET DES FAITS</w:t>
+            <w:tab/>
+            <w:t>5</w:t>
+          </w:r>
         </w:p>
         <w:p>
           <w:pPr>
@@ -726,21 +708,19 @@
               <w:tab w:val="left" w:pos="880" w:leader="none"/>
               <w:tab w:val="right" w:pos="8639" w:leader="dot"/>
             </w:tabs>
+            <w:ind w:hanging="0" w:start="0"/>
             <w:rPr/>
           </w:pPr>
-          <w:hyperlink w:anchor="__RefHeading___Toc141_3859463407" w:tooltip="Avant les faits">
-            <w:r>
-              <w:rPr>
-                <w:rStyle w:val="Sautdindex"/>
-                <w:webHidden/>
-              </w:rPr>
-              <w:t>4.1.</w:t>
-              <w:tab/>
-              <w:t>Avant les faits</w:t>
-              <w:tab/>
-              <w:t>5</w:t>
-            </w:r>
-          </w:hyperlink>
+          <w:r>
+            <w:rPr>
+              <w:vanish w:val="false"/>
+            </w:rPr>
+            <w:t>4.1.</w:t>
+            <w:tab/>
+            <w:t>Avant les faits</w:t>
+            <w:tab/>
+            <w:t>5</w:t>
+          </w:r>
         </w:p>
         <w:p>
           <w:pPr>
@@ -750,21 +730,19 @@
               <w:tab w:val="left" w:pos="880" w:leader="none"/>
               <w:tab w:val="right" w:pos="8639" w:leader="dot"/>
             </w:tabs>
+            <w:ind w:hanging="0" w:start="0"/>
             <w:rPr/>
           </w:pPr>
-          <w:hyperlink w:anchor="__RefHeading___Toc143_3859463407" w:tooltip="Pendant les faits">
-            <w:r>
-              <w:rPr>
-                <w:rStyle w:val="Sautdindex"/>
-                <w:webHidden/>
-              </w:rPr>
-              <w:t>4.2.</w:t>
-              <w:tab/>
-              <w:t>Pendant les faits</w:t>
-              <w:tab/>
-              <w:t>5</w:t>
-            </w:r>
-          </w:hyperlink>
+          <w:r>
+            <w:rPr>
+              <w:vanish w:val="false"/>
+            </w:rPr>
+            <w:t>4.2.</w:t>
+            <w:tab/>
+            <w:t>Pendant les faits</w:t>
+            <w:tab/>
+            <w:t>5</w:t>
+          </w:r>
         </w:p>
         <w:p>
           <w:pPr>
@@ -774,21 +752,19 @@
               <w:tab w:val="left" w:pos="880" w:leader="none"/>
               <w:tab w:val="right" w:pos="8639" w:leader="dot"/>
             </w:tabs>
+            <w:ind w:hanging="0" w:start="0"/>
             <w:rPr/>
           </w:pPr>
-          <w:hyperlink w:anchor="__RefHeading___Toc145_3859463407" w:tooltip="Contexte de la révélation des faits">
-            <w:r>
-              <w:rPr>
-                <w:rStyle w:val="Sautdindex"/>
-                <w:webHidden/>
-              </w:rPr>
-              <w:t>4.3.</w:t>
-              <w:tab/>
-              <w:t>Contexte de la révélation des faits</w:t>
-              <w:tab/>
-              <w:t>5</w:t>
-            </w:r>
-          </w:hyperlink>
+          <w:r>
+            <w:rPr>
+              <w:vanish w:val="false"/>
+            </w:rPr>
+            <w:t>4.3.</w:t>
+            <w:tab/>
+            <w:t>Contexte de la révélation des faits</w:t>
+            <w:tab/>
+            <w:t>5</w:t>
+          </w:r>
         </w:p>
         <w:p>
           <w:pPr>
@@ -798,21 +774,19 @@
               <w:tab w:val="left" w:pos="880" w:leader="none"/>
               <w:tab w:val="right" w:pos="8639" w:leader="dot"/>
             </w:tabs>
+            <w:ind w:hanging="0" w:start="0"/>
             <w:rPr/>
           </w:pPr>
-          <w:hyperlink w:anchor="__RefHeading___Toc147_3859463407" w:tooltip="Après le dépôt de plainte">
-            <w:r>
-              <w:rPr>
-                <w:rStyle w:val="Sautdindex"/>
-                <w:webHidden/>
-              </w:rPr>
-              <w:t>4.4.</w:t>
-              <w:tab/>
-              <w:t>Après le dépôt de plainte</w:t>
-              <w:tab/>
-              <w:t>5</w:t>
-            </w:r>
-          </w:hyperlink>
+          <w:r>
+            <w:rPr>
+              <w:vanish w:val="false"/>
+            </w:rPr>
+            <w:t>4.4.</w:t>
+            <w:tab/>
+            <w:t>Après le dépôt de plainte</w:t>
+            <w:tab/>
+            <w:t>5</w:t>
+          </w:r>
         </w:p>
         <w:p>
           <w:pPr>
@@ -822,21 +796,19 @@
               <w:tab w:val="left" w:pos="440" w:leader="none"/>
               <w:tab w:val="right" w:pos="8639" w:leader="dot"/>
             </w:tabs>
+            <w:ind w:hanging="0" w:start="0"/>
             <w:rPr/>
           </w:pPr>
-          <w:hyperlink w:anchor="__RefHeading___Toc149_3859463407" w:tooltip="ÉTUDE DES PIÈCES">
-            <w:r>
-              <w:rPr>
-                <w:rStyle w:val="Sautdindex"/>
-                <w:webHidden/>
-              </w:rPr>
-              <w:t>5.</w:t>
-              <w:tab/>
-              <w:t>ÉTUDE DES PIÈCES</w:t>
-              <w:tab/>
-              <w:t>5</w:t>
-            </w:r>
-          </w:hyperlink>
+          <w:r>
+            <w:rPr>
+              <w:vanish w:val="false"/>
+            </w:rPr>
+            <w:t>5.</w:t>
+            <w:tab/>
+            <w:t>ÉTUDE DES PIÈCES</w:t>
+            <w:tab/>
+            <w:t>5</w:t>
+          </w:r>
         </w:p>
         <w:p>
           <w:pPr>
@@ -846,21 +818,19 @@
               <w:tab w:val="left" w:pos="440" w:leader="none"/>
               <w:tab w:val="right" w:pos="8639" w:leader="dot"/>
             </w:tabs>
+            <w:ind w:hanging="0" w:start="0"/>
             <w:rPr/>
           </w:pPr>
-          <w:hyperlink w:anchor="__RefHeading___Toc151_3859463407" w:tooltip="EXAMEN PSYCHOLOGIQUE">
-            <w:r>
-              <w:rPr>
-                <w:rStyle w:val="Sautdindex"/>
-                <w:webHidden/>
-              </w:rPr>
-              <w:t>6.</w:t>
-              <w:tab/>
-              <w:t>EXAMEN PSYCHOLOGIQUE</w:t>
-              <w:tab/>
-              <w:t>6</w:t>
-            </w:r>
-          </w:hyperlink>
+          <w:r>
+            <w:rPr>
+              <w:vanish w:val="false"/>
+            </w:rPr>
+            <w:t>6.</w:t>
+            <w:tab/>
+            <w:t>EXAMEN PSYCHOLOGIQUE</w:t>
+            <w:tab/>
+            <w:t>6</w:t>
+          </w:r>
         </w:p>
         <w:p>
           <w:pPr>
@@ -870,21 +840,19 @@
               <w:tab w:val="left" w:pos="880" w:leader="none"/>
               <w:tab w:val="right" w:pos="8639" w:leader="dot"/>
             </w:tabs>
+            <w:ind w:hanging="0" w:start="0"/>
             <w:rPr/>
           </w:pPr>
-          <w:hyperlink w:anchor="__RefHeading___Toc153_3859463407" w:tooltip="Relation au corps et à la santé">
-            <w:r>
-              <w:rPr>
-                <w:rStyle w:val="Sautdindex"/>
-                <w:webHidden/>
-              </w:rPr>
-              <w:t>6.1.</w:t>
-              <w:tab/>
-              <w:t>Relation au corps et à la santé</w:t>
-              <w:tab/>
-              <w:t>6</w:t>
-            </w:r>
-          </w:hyperlink>
+          <w:r>
+            <w:rPr>
+              <w:vanish w:val="false"/>
+            </w:rPr>
+            <w:t>6.1.</w:t>
+            <w:tab/>
+            <w:t>Relation au corps et à la santé</w:t>
+            <w:tab/>
+            <w:t>6</w:t>
+          </w:r>
         </w:p>
         <w:p>
           <w:pPr>
@@ -894,21 +862,19 @@
               <w:tab w:val="left" w:pos="880" w:leader="none"/>
               <w:tab w:val="right" w:pos="8639" w:leader="dot"/>
             </w:tabs>
+            <w:ind w:hanging="0" w:start="0"/>
             <w:rPr/>
           </w:pPr>
-          <w:hyperlink w:anchor="__RefHeading___Toc155_3859463407" w:tooltip="Éléments cognitifs">
-            <w:r>
-              <w:rPr>
-                <w:rStyle w:val="Sautdindex"/>
-                <w:webHidden/>
-              </w:rPr>
-              <w:t>6.2.</w:t>
-              <w:tab/>
-              <w:t>Éléments cognitifs</w:t>
-              <w:tab/>
-              <w:t>6</w:t>
-            </w:r>
-          </w:hyperlink>
+          <w:r>
+            <w:rPr>
+              <w:vanish w:val="false"/>
+            </w:rPr>
+            <w:t>6.2.</w:t>
+            <w:tab/>
+            <w:t>Éléments cognitifs</w:t>
+            <w:tab/>
+            <w:t>6</w:t>
+          </w:r>
         </w:p>
         <w:p>
           <w:pPr>
@@ -918,21 +884,19 @@
               <w:tab w:val="left" w:pos="880" w:leader="none"/>
               <w:tab w:val="right" w:pos="8639" w:leader="dot"/>
             </w:tabs>
+            <w:ind w:hanging="0" w:start="0"/>
             <w:rPr/>
           </w:pPr>
-          <w:hyperlink w:anchor="__RefHeading___Toc157_3859463407" w:tooltip="Éléments de personnalité">
-            <w:r>
-              <w:rPr>
-                <w:rStyle w:val="Sautdindex"/>
-                <w:webHidden/>
-              </w:rPr>
-              <w:t>6.3.</w:t>
-              <w:tab/>
-              <w:t>Éléments de personnalité</w:t>
-              <w:tab/>
-              <w:t>6</w:t>
-            </w:r>
-          </w:hyperlink>
+          <w:r>
+            <w:rPr>
+              <w:vanish w:val="false"/>
+            </w:rPr>
+            <w:t>6.3.</w:t>
+            <w:tab/>
+            <w:t>Éléments de personnalité</w:t>
+            <w:tab/>
+            <w:t>6</w:t>
+          </w:r>
         </w:p>
         <w:p>
           <w:pPr>
@@ -942,21 +906,19 @@
               <w:tab w:val="left" w:pos="880" w:leader="none"/>
               <w:tab w:val="right" w:pos="8639" w:leader="dot"/>
             </w:tabs>
+            <w:ind w:hanging="0" w:start="0"/>
             <w:rPr/>
           </w:pPr>
-          <w:hyperlink w:anchor="__RefHeading___Toc159_3859463407" w:tooltip="Analyse de la personne pendant l'entretien">
-            <w:r>
-              <w:rPr>
-                <w:rStyle w:val="Sautdindex"/>
-                <w:webHidden/>
-              </w:rPr>
-              <w:t>6.4.</w:t>
-              <w:tab/>
-              <w:t>Analyse de la personne pendant l'entretien</w:t>
-              <w:tab/>
-              <w:t>6</w:t>
-            </w:r>
-          </w:hyperlink>
+          <w:r>
+            <w:rPr>
+              <w:vanish w:val="false"/>
+            </w:rPr>
+            <w:t>6.4.</w:t>
+            <w:tab/>
+            <w:t>Analyse de la personne pendant l'entretien</w:t>
+            <w:tab/>
+            <w:t>6</w:t>
+          </w:r>
         </w:p>
         <w:p>
           <w:pPr>
@@ -966,21 +928,19 @@
               <w:tab w:val="left" w:pos="440" w:leader="none"/>
               <w:tab w:val="right" w:pos="8639" w:leader="dot"/>
             </w:tabs>
+            <w:ind w:hanging="0" w:start="0"/>
             <w:rPr/>
           </w:pPr>
-          <w:hyperlink w:anchor="__RefHeading___Toc161_3859463407" w:tooltip="ÉVALUATION DU RETENTISSEMENT PSYCHOLOGIQUE DES FAITS ALLÉGUÉS">
-            <w:r>
-              <w:rPr>
-                <w:rStyle w:val="Sautdindex"/>
-                <w:webHidden/>
-              </w:rPr>
-              <w:t>7.</w:t>
-              <w:tab/>
-              <w:t>ÉVALUATION DU RETENTISSEMENT PSYCHOLOGIQUE DES FAITS ALLÉGUÉS</w:t>
-              <w:tab/>
-              <w:t>6</w:t>
-            </w:r>
-          </w:hyperlink>
+          <w:r>
+            <w:rPr>
+              <w:vanish w:val="false"/>
+            </w:rPr>
+            <w:t>7.</w:t>
+            <w:tab/>
+            <w:t>ÉVALUATION DU RETENTISSEMENT PSYCHOLOGIQUE DES FAITS ALLÉGUÉS</w:t>
+            <w:tab/>
+            <w:t>6</w:t>
+          </w:r>
         </w:p>
         <w:p>
           <w:pPr>
@@ -990,21 +950,19 @@
               <w:tab w:val="left" w:pos="880" w:leader="none"/>
               <w:tab w:val="right" w:pos="8639" w:leader="dot"/>
             </w:tabs>
+            <w:ind w:hanging="0" w:start="0"/>
             <w:rPr/>
           </w:pPr>
-          <w:hyperlink w:anchor="__RefHeading___Toc163_3859463407" w:tooltip="Rapport à la sexualité">
-            <w:r>
-              <w:rPr>
-                <w:rStyle w:val="Sautdindex"/>
-                <w:webHidden/>
-              </w:rPr>
-              <w:t>7.1.</w:t>
-              <w:tab/>
-              <w:t>Rapport à la sexualité</w:t>
-              <w:tab/>
-              <w:t>6</w:t>
-            </w:r>
-          </w:hyperlink>
+          <w:r>
+            <w:rPr>
+              <w:vanish w:val="false"/>
+            </w:rPr>
+            <w:t>7.1.</w:t>
+            <w:tab/>
+            <w:t>Rapport à la sexualité</w:t>
+            <w:tab/>
+            <w:t>6</w:t>
+          </w:r>
         </w:p>
         <w:p>
           <w:pPr>
@@ -1014,21 +972,19 @@
               <w:tab w:val="left" w:pos="880" w:leader="none"/>
               <w:tab w:val="right" w:pos="8639" w:leader="dot"/>
             </w:tabs>
+            <w:ind w:hanging="0" w:start="0"/>
             <w:rPr/>
           </w:pPr>
-          <w:hyperlink w:anchor="__RefHeading___Toc165_3859463407" w:tooltip="Évaluation des symptômes psychotraumatiques">
-            <w:r>
-              <w:rPr>
-                <w:rStyle w:val="Sautdindex"/>
-                <w:webHidden/>
-              </w:rPr>
-              <w:t>7.2.</w:t>
-              <w:tab/>
-              <w:t>Évaluation des symptômes psychotraumatiques</w:t>
-              <w:tab/>
-              <w:t>6</w:t>
-            </w:r>
-          </w:hyperlink>
+          <w:r>
+            <w:rPr>
+              <w:vanish w:val="false"/>
+            </w:rPr>
+            <w:t>7.2.</w:t>
+            <w:tab/>
+            <w:t>Évaluation des symptômes psychotraumatiques</w:t>
+            <w:tab/>
+            <w:t>6</w:t>
+          </w:r>
         </w:p>
         <w:p>
           <w:pPr>
@@ -1038,21 +994,19 @@
               <w:tab w:val="left" w:pos="1320" w:leader="none"/>
               <w:tab w:val="right" w:pos="8639" w:leader="dot"/>
             </w:tabs>
+            <w:ind w:hanging="0" w:start="0"/>
             <w:rPr/>
           </w:pPr>
-          <w:hyperlink w:anchor="__RefHeading___Toc167_3859463407" w:tooltip="Symptômes d'intrusion">
-            <w:r>
-              <w:rPr>
-                <w:rStyle w:val="Sautdindex"/>
-                <w:webHidden/>
-              </w:rPr>
-              <w:t>7.2.1.</w:t>
-              <w:tab/>
-              <w:t>Symptômes d'intrusion</w:t>
-              <w:tab/>
-              <w:t>6</w:t>
-            </w:r>
-          </w:hyperlink>
+          <w:r>
+            <w:rPr>
+              <w:vanish w:val="false"/>
+            </w:rPr>
+            <w:t>7.2.1.</w:t>
+            <w:tab/>
+            <w:t>Symptômes d'intrusion</w:t>
+            <w:tab/>
+            <w:t>6</w:t>
+          </w:r>
         </w:p>
         <w:p>
           <w:pPr>
@@ -1062,21 +1016,19 @@
               <w:tab w:val="left" w:pos="1320" w:leader="none"/>
               <w:tab w:val="right" w:pos="8639" w:leader="dot"/>
             </w:tabs>
+            <w:ind w:hanging="0" w:start="0"/>
             <w:rPr/>
           </w:pPr>
-          <w:hyperlink w:anchor="__RefHeading___Toc169_3859463407" w:tooltip="Symptômes d'évitement">
-            <w:r>
-              <w:rPr>
-                <w:rStyle w:val="Sautdindex"/>
-                <w:webHidden/>
-              </w:rPr>
-              <w:t>7.2.2.</w:t>
-              <w:tab/>
-              <w:t>Symptômes d'évitement</w:t>
-              <w:tab/>
-              <w:t>6</w:t>
-            </w:r>
-          </w:hyperlink>
+          <w:r>
+            <w:rPr>
+              <w:vanish w:val="false"/>
+            </w:rPr>
+            <w:t>7.2.2.</w:t>
+            <w:tab/>
+            <w:t>Symptômes d'évitement</w:t>
+            <w:tab/>
+            <w:t>6</w:t>
+          </w:r>
         </w:p>
         <w:p>
           <w:pPr>
@@ -1086,21 +1038,19 @@
               <w:tab w:val="left" w:pos="1320" w:leader="none"/>
               <w:tab w:val="right" w:pos="8639" w:leader="dot"/>
             </w:tabs>
+            <w:ind w:hanging="0" w:start="0"/>
             <w:rPr/>
           </w:pPr>
-          <w:hyperlink w:anchor="__RefHeading___Toc171_3859463407" w:tooltip="Symptômes d'altération des cognitions et de l'humeur">
-            <w:r>
-              <w:rPr>
-                <w:rStyle w:val="Sautdindex"/>
-                <w:webHidden/>
-              </w:rPr>
-              <w:t>7.2.3.</w:t>
-              <w:tab/>
-              <w:t>Symptômes d'altération des cognitions et de l'humeur</w:t>
-              <w:tab/>
-              <w:t>6</w:t>
-            </w:r>
-          </w:hyperlink>
+          <w:r>
+            <w:rPr>
+              <w:vanish w:val="false"/>
+            </w:rPr>
+            <w:t>7.2.3.</w:t>
+            <w:tab/>
+            <w:t>Symptômes d'altération des cognitions et de l'humeur</w:t>
+            <w:tab/>
+            <w:t>6</w:t>
+          </w:r>
         </w:p>
         <w:p>
           <w:pPr>
@@ -1110,21 +1060,19 @@
               <w:tab w:val="left" w:pos="1320" w:leader="none"/>
               <w:tab w:val="right" w:pos="8639" w:leader="dot"/>
             </w:tabs>
+            <w:ind w:hanging="0" w:start="0"/>
             <w:rPr/>
           </w:pPr>
-          <w:hyperlink w:anchor="__RefHeading___Toc173_3859463407" w:tooltip="Symptômes d'éveil et de réactivité">
-            <w:r>
-              <w:rPr>
-                <w:rStyle w:val="Sautdindex"/>
-                <w:webHidden/>
-              </w:rPr>
-              <w:t>7.2.4.</w:t>
-              <w:tab/>
-              <w:t>Symptômes d'éveil et de réactivité</w:t>
-              <w:tab/>
-              <w:t>7</w:t>
-            </w:r>
-          </w:hyperlink>
+          <w:r>
+            <w:rPr>
+              <w:vanish w:val="false"/>
+            </w:rPr>
+            <w:t>7.2.4.</w:t>
+            <w:tab/>
+            <w:t>Symptômes d'éveil et de réactivité</w:t>
+            <w:tab/>
+            <w:t>7</w:t>
+          </w:r>
         </w:p>
         <w:p>
           <w:pPr>
@@ -1134,21 +1082,19 @@
               <w:tab w:val="left" w:pos="1320" w:leader="none"/>
               <w:tab w:val="right" w:pos="8639" w:leader="dot"/>
             </w:tabs>
+            <w:ind w:hanging="0" w:start="0"/>
             <w:rPr/>
           </w:pPr>
-          <w:hyperlink w:anchor="__RefHeading___Toc175_3859463407" w:tooltip="Symptômes dissociatifs">
-            <w:r>
-              <w:rPr>
-                <w:rStyle w:val="Sautdindex"/>
-                <w:webHidden/>
-              </w:rPr>
-              <w:t>7.2.5.</w:t>
-              <w:tab/>
-              <w:t>Symptômes dissociatifs</w:t>
-              <w:tab/>
-              <w:t>7</w:t>
-            </w:r>
-          </w:hyperlink>
+          <w:r>
+            <w:rPr>
+              <w:vanish w:val="false"/>
+            </w:rPr>
+            <w:t>7.2.5.</w:t>
+            <w:tab/>
+            <w:t>Symptômes dissociatifs</w:t>
+            <w:tab/>
+            <w:t>7</w:t>
+          </w:r>
         </w:p>
         <w:p>
           <w:pPr>
@@ -1158,24 +1104,22 @@
               <w:tab w:val="left" w:pos="440" w:leader="none"/>
               <w:tab w:val="right" w:pos="8639" w:leader="dot"/>
             </w:tabs>
+            <w:ind w:hanging="0" w:start="0"/>
             <w:rPr/>
           </w:pPr>
-          <w:hyperlink w:anchor="__RefHeading___Toc177_3859463407" w:tooltip="CONCLUSION">
-            <w:r>
-              <w:rPr>
-                <w:rStyle w:val="Sautdindex"/>
-                <w:webHidden/>
-              </w:rPr>
-              <w:t>8.</w:t>
-              <w:tab/>
-              <w:t>CONCLUSION</w:t>
-              <w:tab/>
-              <w:t>7</w:t>
-            </w:r>
-          </w:hyperlink>
           <w:r>
             <w:rPr>
-              <w:rStyle w:val="Sautdindex"/>
+              <w:vanish w:val="false"/>
+            </w:rPr>
+            <w:t>8.</w:t>
+            <w:tab/>
+            <w:t>CONCLUSION</w:t>
+            <w:tab/>
+            <w:t>7</w:t>
+          </w:r>
+          <w:r>
+            <w:rPr>
+              <w:vanish w:val="false"/>
             </w:rPr>
             <w:fldChar w:fldCharType="end"/>
           </w:r>
@@ -1325,19 +1269,7 @@
         <w:rPr>
           <w:lang w:val="fr-FR" w:eastAsia="en-US" w:bidi="ar-SA"/>
         </w:rPr>
-        <w:t>&lt;&lt;genre_mec&gt;&gt; &lt;&lt;prenom_mec&gt;&gt; &lt;&lt;nom_mec&gt;&gt; est venu/</w:t>
-      </w:r>
-      <w:r>
-        <w:rPr>
-          <w:lang w:val="fr-FR" w:eastAsia="en-US" w:bidi="ar-SA"/>
-        </w:rPr>
-        <w:t>venue</w:t>
-      </w:r>
-      <w:r>
-        <w:rPr>
-          <w:lang w:val="fr-FR" w:eastAsia="en-US" w:bidi="ar-SA"/>
-        </w:rPr>
-        <w:t xml:space="preserve"> en vue d’un entretien pour  l’expertise &lt;&lt;expertise_nom&gt;&gt;,</w:t>
+        <w:t>&lt;&lt;genre_mec&gt;&gt; &lt;&lt;prenom_mec&gt;&gt; &lt;&lt;nom_mec&gt;&gt; est venu/venue en vue d’un entretien pour  l’expertise &lt;&lt;expertise_nom&gt;&gt;,</w:t>
         <w:br/>
         <w:t xml:space="preserve">dans le cadre d'une procédure ouverte pour des faits de &lt;&lt;objet_mission&gt;&gt;, </w:t>
         <w:br/>
@@ -1345,19 +1277,7 @@
         <w:br/>
         <w:t xml:space="preserve">à @remplir heure_debut_entretien HH:mm : ………...@&gt; </w:t>
         <w:br/>
-        <w:t>au sein de @remplir l</w:t>
-      </w:r>
-      <w:r>
-        <w:rPr>
-          <w:lang w:val="fr-FR" w:eastAsia="en-US" w:bidi="ar-SA"/>
-        </w:rPr>
-        <w:t>ieu</w:t>
-      </w:r>
-      <w:r>
-        <w:rPr>
-          <w:lang w:val="fr-FR" w:eastAsia="en-US" w:bidi="ar-SA"/>
-        </w:rPr>
-        <w:t xml:space="preserve">_entretien : ………...@. </w:t>
+        <w:t xml:space="preserve">au sein de @remplir lieu_entretien : ………...@. </w:t>
         <w:br/>
       </w:r>
       <w:r>
@@ -1388,11 +1308,6 @@
           <w:lang w:val="fr-FR" w:eastAsia="en-US" w:bidi="ar-SA"/>
         </w:rPr>
         <w:br/>
-      </w:r>
-      <w:r>
-        <w:rPr>
-          <w:lang w:val="fr-FR" w:eastAsia="en-US" w:bidi="ar-SA"/>
-        </w:rPr>
         <w:t>Elle est alors agée de @remplir …@ ans.</w:t>
         <w:br/>
         <w:br/>
@@ -1434,23 +1349,7 @@
           <w:bCs w:val="false"/>
           <w:lang w:val="fr-FR" w:eastAsia="en-US" w:bidi="ar-SA"/>
         </w:rPr>
-        <w:t xml:space="preserve">@remplir libre :   </w:t>
-      </w:r>
-      <w:r>
-        <w:rPr>
-          <w:b w:val="false"/>
-          <w:bCs w:val="false"/>
-          <w:lang w:val="fr-FR" w:eastAsia="en-US" w:bidi="ar-SA"/>
-        </w:rPr>
-        <w:t>N/A</w:t>
-      </w:r>
-      <w:r>
-        <w:rPr>
-          <w:b w:val="false"/>
-          <w:bCs w:val="false"/>
-          <w:lang w:val="fr-FR" w:eastAsia="en-US" w:bidi="ar-SA"/>
-        </w:rPr>
-        <w:t>@</w:t>
+        <w:t>@remplir libre :   N/A@</w:t>
       </w:r>
     </w:p>
     <w:p>
@@ -1474,39 +1373,7 @@
           <w:bCs w:val="false"/>
           <w:lang w:val="fr-FR" w:eastAsia="en-US" w:bidi="ar-SA"/>
         </w:rPr>
-        <w:t xml:space="preserve">@remplir libre :   </w:t>
-      </w:r>
-      <w:r>
-        <w:rPr>
-          <w:b w:val="false"/>
-          <w:bCs w:val="false"/>
-          <w:lang w:val="fr-FR" w:eastAsia="en-US" w:bidi="ar-SA"/>
-        </w:rPr>
-        <w:t>N</w:t>
-      </w:r>
-      <w:r>
-        <w:rPr>
-          <w:b w:val="false"/>
-          <w:bCs w:val="false"/>
-          <w:lang w:val="fr-FR" w:eastAsia="en-US" w:bidi="ar-SA"/>
-        </w:rPr>
-        <w:t xml:space="preserve"> /</w:t>
-      </w:r>
-      <w:r>
-        <w:rPr>
-          <w:b w:val="false"/>
-          <w:bCs w:val="false"/>
-          <w:lang w:val="fr-FR" w:eastAsia="en-US" w:bidi="ar-SA"/>
-        </w:rPr>
-        <w:t>A</w:t>
-      </w:r>
-      <w:r>
-        <w:rPr>
-          <w:b w:val="false"/>
-          <w:bCs w:val="false"/>
-          <w:lang w:val="fr-FR" w:eastAsia="en-US" w:bidi="ar-SA"/>
-        </w:rPr>
-        <w:t>@</w:t>
+        <w:t>@remplir libre :   N /A@</w:t>
       </w:r>
       <w:r>
         <w:rPr>
@@ -1533,162 +1400,14 @@
         </w:rPr>
         <w:t xml:space="preserve">&lt;&lt;genre_mec&gt;&gt; &lt;&lt;prenom_mec&gt;&gt; &lt;&lt;nom_mec&gt;&gt; </w:t>
         <w:br/>
-      </w:r>
-      <w:r>
-        <w:rPr>
-          <w:rFonts w:eastAsia="Times New Roman" w:cs="Times New Roman"/>
-          <w:b w:val="false"/>
-          <w:bCs w:val="false"/>
-          <w:sz w:val="24"/>
-          <w:szCs w:val="24"/>
-          <w:lang w:val="fr-FR" w:eastAsia="en-US" w:bidi="ar-SA"/>
-        </w:rPr>
         <w:t xml:space="preserve">@adapter </w:t>
         <w:br/>
-      </w:r>
-      <w:r>
-        <w:rPr>
-          <w:rFonts w:eastAsia="Times New Roman" w:cs="Times New Roman"/>
-          <w:b w:val="false"/>
-          <w:bCs w:val="false"/>
-          <w:sz w:val="24"/>
-          <w:szCs w:val="24"/>
-          <w:lang w:val="fr-FR" w:eastAsia="en-US" w:bidi="ar-SA"/>
-        </w:rPr>
-        <w:t>a été attenti</w:t>
-      </w:r>
-      <w:r>
-        <w:rPr>
-          <w:rFonts w:eastAsia="Times New Roman" w:cs="Times New Roman"/>
-          <w:b w:val="false"/>
-          <w:bCs w:val="false"/>
-          <w:sz w:val="24"/>
-          <w:szCs w:val="24"/>
-          <w:lang w:val="fr-FR" w:eastAsia="en-US" w:bidi="ar-SA"/>
-        </w:rPr>
-        <w:t>f/attentive</w:t>
-      </w:r>
-      <w:r>
-        <w:rPr>
-          <w:rFonts w:eastAsia="Times New Roman" w:cs="Times New Roman"/>
-          <w:b w:val="false"/>
-          <w:bCs w:val="false"/>
-          <w:sz w:val="24"/>
-          <w:szCs w:val="24"/>
-          <w:lang w:val="fr-FR" w:eastAsia="en-US" w:bidi="ar-SA"/>
-        </w:rPr>
-        <w:t xml:space="preserve"> à l’énoncé du cadre de l’expertise et des missions qui m’ont été confiées. Son niveau de compréhension semblait permettre la réalisation de l’expertise. </w:t>
+        <w:t xml:space="preserve">a été attentif/attentive à l’énoncé du cadre de l’expertise et des missions qui m’ont été confiées. Son niveau de compréhension semblait permettre la réalisation de l’expertise. </w:t>
         <w:br/>
-      </w:r>
-      <w:r>
-        <w:rPr>
-          <w:rFonts w:eastAsia="Times New Roman" w:cs="Times New Roman"/>
-          <w:b w:val="false"/>
-          <w:bCs w:val="false"/>
-          <w:sz w:val="24"/>
-          <w:szCs w:val="24"/>
-          <w:lang w:val="fr-FR" w:eastAsia="en-US" w:bidi="ar-SA"/>
-        </w:rPr>
         <w:br/>
-        <w:t xml:space="preserve">Il/Elle </w:t>
-      </w:r>
-      <w:r>
-        <w:rPr>
-          <w:rFonts w:eastAsia="Times New Roman" w:cs="Times New Roman"/>
-          <w:b w:val="false"/>
-          <w:bCs w:val="false"/>
-          <w:sz w:val="24"/>
-          <w:szCs w:val="24"/>
-          <w:lang w:val="fr-FR" w:eastAsia="en-US" w:bidi="ar-SA"/>
-        </w:rPr>
-        <w:t>s’est montré</w:t>
-      </w:r>
-      <w:r>
-        <w:rPr>
-          <w:rFonts w:eastAsia="Times New Roman" w:cs="Times New Roman"/>
-          <w:b w:val="false"/>
-          <w:bCs w:val="false"/>
-          <w:sz w:val="24"/>
-          <w:szCs w:val="24"/>
-          <w:lang w:val="fr-FR" w:eastAsia="en-US" w:bidi="ar-SA"/>
-        </w:rPr>
-        <w:t>(e)</w:t>
-      </w:r>
-      <w:r>
-        <w:rPr>
-          <w:rFonts w:eastAsia="Times New Roman" w:cs="Times New Roman"/>
-          <w:b w:val="false"/>
-          <w:bCs w:val="false"/>
-          <w:sz w:val="24"/>
-          <w:szCs w:val="24"/>
-          <w:lang w:val="fr-FR" w:eastAsia="en-US" w:bidi="ar-SA"/>
-        </w:rPr>
-        <w:t xml:space="preserve"> coopérati</w:t>
-      </w:r>
-      <w:r>
-        <w:rPr>
-          <w:rFonts w:eastAsia="Times New Roman" w:cs="Times New Roman"/>
-          <w:b w:val="false"/>
-          <w:bCs w:val="false"/>
-          <w:sz w:val="24"/>
-          <w:szCs w:val="24"/>
-          <w:lang w:val="fr-FR" w:eastAsia="en-US" w:bidi="ar-SA"/>
-        </w:rPr>
-        <w:t xml:space="preserve">f/coopérative </w:t>
-      </w:r>
-      <w:r>
-        <w:rPr>
-          <w:rFonts w:eastAsia="Times New Roman" w:cs="Times New Roman"/>
-          <w:b w:val="false"/>
-          <w:bCs w:val="false"/>
-          <w:sz w:val="24"/>
-          <w:szCs w:val="24"/>
-          <w:lang w:val="fr-FR" w:eastAsia="en-US" w:bidi="ar-SA"/>
-        </w:rPr>
-        <w:t xml:space="preserve">et en lien avec l’expert. </w:t>
-      </w:r>
-      <w:r>
-        <w:rPr>
-          <w:rFonts w:eastAsia="Times New Roman" w:cs="Times New Roman"/>
-          <w:b w:val="false"/>
-          <w:bCs w:val="false"/>
-          <w:sz w:val="24"/>
-          <w:szCs w:val="24"/>
-          <w:lang w:val="fr-FR" w:eastAsia="en-US" w:bidi="ar-SA"/>
-        </w:rPr>
-        <w:t>@</w:t>
-      </w:r>
-      <w:r>
-        <w:rPr>
-          <w:rFonts w:eastAsia="Times New Roman" w:cs="Times New Roman"/>
-          <w:b w:val="false"/>
-          <w:bCs w:val="false"/>
-          <w:sz w:val="24"/>
-          <w:szCs w:val="24"/>
-          <w:lang w:val="fr-FR" w:eastAsia="en-US" w:bidi="ar-SA"/>
-        </w:rPr>
+        <w:t>Il/Elle s’est montré(e) coopératif/coopérative et en lien avec l’expert. @</w:t>
         <w:br/>
-      </w:r>
-      <w:r>
-        <w:rPr>
-          <w:rFonts w:eastAsia="Times New Roman" w:cs="Times New Roman"/>
-          <w:b w:val="false"/>
-          <w:bCs w:val="false"/>
-          <w:sz w:val="24"/>
-          <w:szCs w:val="24"/>
-          <w:lang w:val="fr-FR" w:eastAsia="en-US" w:bidi="ar-SA"/>
-        </w:rPr>
         <w:br/>
-      </w:r>
-      <w:r>
-        <w:rPr>
-          <w:rFonts w:eastAsia="Times New Roman" w:cs="Times New Roman"/>
-          <w:b w:val="false"/>
-          <w:bCs w:val="false"/>
-          <w:sz w:val="24"/>
-          <w:szCs w:val="24"/>
-          <w:lang w:val="fr-FR" w:eastAsia="en-US" w:bidi="ar-SA"/>
-        </w:rPr>
         <w:t xml:space="preserve">&lt;&lt;genre_mec&gt;&gt; &lt;&lt;prenom_mec&gt;&gt; &lt;&lt;nom_mec&gt;&gt; a présenté une pièce d’identité, avant de commencer l’expertise. </w:t>
       </w:r>
     </w:p>
@@ -1801,43 +1520,15 @@
           <w:iCs/>
           <w:lang w:val="fr-FR" w:eastAsia="en-US" w:bidi="ar-SA"/>
         </w:rPr>
-        <w:t>@dires_</w:t>
+        <w:t>@dires_3.1.1_mere  ………….. @</w:t>
       </w:r>
       <w:r>
         <w:rPr>
-          <w:i/>
-          <w:iCs/>
-          <w:lang w:val="fr-FR" w:eastAsia="en-US" w:bidi="ar-SA"/>
-        </w:rPr>
-        <w:t>3</w:t>
-      </w:r>
-      <w:r>
-        <w:rPr>
-          <w:i/>
-          <w:iCs/>
-          <w:lang w:val="fr-FR" w:eastAsia="en-US" w:bidi="ar-SA"/>
-        </w:rPr>
-        <w:t>.1.1_mere  ………….. @</w:t>
-      </w:r>
-      <w:r>
-        <w:rPr>
           <w:lang w:val="fr-FR" w:eastAsia="en-US" w:bidi="ar-SA"/>
         </w:rPr>
         <w:br/>
         <w:br/>
-        <w:t>@analyse_</w:t>
-      </w:r>
-      <w:r>
-        <w:rPr>
-          <w:lang w:val="fr-FR" w:eastAsia="en-US" w:bidi="ar-SA"/>
-        </w:rPr>
-        <w:t>3</w:t>
-      </w:r>
-      <w:r>
-        <w:rPr>
-          <w:lang w:val="fr-FR" w:eastAsia="en-US" w:bidi="ar-SA"/>
-        </w:rPr>
-        <w:t>.1.1_mere  ………….. @</w:t>
+        <w:t>@analyse_3.1.1_mere  ………….. @</w:t>
       </w:r>
     </w:p>
     <w:p>
@@ -1872,23 +1563,7 @@
           <w:iCs/>
           <w:lang w:val="fr-FR" w:eastAsia="en-US" w:bidi="ar-SA"/>
         </w:rPr>
-        <w:t>@dires_</w:t>
-      </w:r>
-      <w:r>
-        <w:rPr>
-          <w:i/>
-          <w:iCs/>
-          <w:lang w:val="fr-FR" w:eastAsia="en-US" w:bidi="ar-SA"/>
-        </w:rPr>
-        <w:t>3</w:t>
-      </w:r>
-      <w:r>
-        <w:rPr>
-          <w:i/>
-          <w:iCs/>
-          <w:lang w:val="fr-FR" w:eastAsia="en-US" w:bidi="ar-SA"/>
-        </w:rPr>
-        <w:t>.1.1_pere  ………….. @</w:t>
+        <w:t>@dires_3.1.1_pere  ………….. @</w:t>
         <w:br/>
       </w:r>
       <w:r>
@@ -1896,19 +1571,7 @@
           <w:lang w:val="fr-FR" w:eastAsia="en-US" w:bidi="ar-SA"/>
         </w:rPr>
         <w:br/>
-        <w:t>@analyse_</w:t>
-      </w:r>
-      <w:r>
-        <w:rPr>
-          <w:lang w:val="fr-FR" w:eastAsia="en-US" w:bidi="ar-SA"/>
-        </w:rPr>
-        <w:t>3</w:t>
-      </w:r>
-      <w:r>
-        <w:rPr>
-          <w:lang w:val="fr-FR" w:eastAsia="en-US" w:bidi="ar-SA"/>
-        </w:rPr>
-        <w:t>.1.1_pere  ………….. @</w:t>
+        <w:t>@analyse_3.1.1_pere  ………….. @</w:t>
       </w:r>
     </w:p>
     <w:p>
@@ -1945,23 +1608,7 @@
           <w:iCs/>
           <w:lang w:val="fr-FR" w:eastAsia="en-US" w:bidi="ar-SA"/>
         </w:rPr>
-        <w:t>@dires_</w:t>
-      </w:r>
-      <w:r>
-        <w:rPr>
-          <w:i/>
-          <w:iCs/>
-          <w:lang w:val="fr-FR" w:eastAsia="en-US" w:bidi="ar-SA"/>
-        </w:rPr>
-        <w:t>3</w:t>
-      </w:r>
-      <w:r>
-        <w:rPr>
-          <w:i/>
-          <w:iCs/>
-          <w:lang w:val="fr-FR" w:eastAsia="en-US" w:bidi="ar-SA"/>
-        </w:rPr>
-        <w:t>.1.2  ………….. @</w:t>
+        <w:t>@dires_3.1.2  ………….. @</w:t>
       </w:r>
     </w:p>
     <w:p>
@@ -1976,19 +1623,7 @@
         <w:rPr>
           <w:lang w:val="fr-FR" w:eastAsia="en-US" w:bidi="ar-SA"/>
         </w:rPr>
-        <w:t>@analyse_</w:t>
-      </w:r>
-      <w:r>
-        <w:rPr>
-          <w:lang w:val="fr-FR" w:eastAsia="en-US" w:bidi="ar-SA"/>
-        </w:rPr>
-        <w:t>3</w:t>
-      </w:r>
-      <w:r>
-        <w:rPr>
-          <w:lang w:val="fr-FR" w:eastAsia="en-US" w:bidi="ar-SA"/>
-        </w:rPr>
-        <w:t>.1.2  ………….. @</w:t>
+        <w:t>@analyse_3.1.2  ………….. @</w:t>
       </w:r>
     </w:p>
     <w:p>
@@ -2027,23 +1662,7 @@
           <w:iCs/>
           <w:lang w:val="fr-FR" w:eastAsia="en-US" w:bidi="ar-SA"/>
         </w:rPr>
-        <w:t>@dires_</w:t>
-      </w:r>
-      <w:r>
-        <w:rPr>
-          <w:i/>
-          <w:iCs/>
-          <w:lang w:val="fr-FR" w:eastAsia="en-US" w:bidi="ar-SA"/>
-        </w:rPr>
-        <w:t>3</w:t>
-      </w:r>
-      <w:r>
-        <w:rPr>
-          <w:i/>
-          <w:iCs/>
-          <w:lang w:val="fr-FR" w:eastAsia="en-US" w:bidi="ar-SA"/>
-        </w:rPr>
-        <w:t>.2  ………….. @</w:t>
+        <w:t>@dires_3.2  ………….. @</w:t>
       </w:r>
     </w:p>
     <w:p>
@@ -2058,19 +1677,7 @@
         <w:rPr>
           <w:lang w:val="fr-FR" w:eastAsia="en-US" w:bidi="ar-SA"/>
         </w:rPr>
-        <w:t>@analyse_</w:t>
-      </w:r>
-      <w:r>
-        <w:rPr>
-          <w:lang w:val="fr-FR" w:eastAsia="en-US" w:bidi="ar-SA"/>
-        </w:rPr>
-        <w:t>3</w:t>
-      </w:r>
-      <w:r>
-        <w:rPr>
-          <w:lang w:val="fr-FR" w:eastAsia="en-US" w:bidi="ar-SA"/>
-        </w:rPr>
-        <w:t>.2 ………….. @</w:t>
+        <w:t>@analyse_3.2 ………….. @</w:t>
       </w:r>
     </w:p>
     <w:p>
@@ -2107,71 +1714,15 @@
           <w:iCs/>
           <w:lang w:val="fr-FR" w:eastAsia="en-US" w:bidi="ar-SA"/>
         </w:rPr>
-        <w:t>@dires_</w:t>
+        <w:t>@dires_3.3  ………….. @</w:t>
       </w:r>
       <w:r>
         <w:rPr>
-          <w:i/>
-          <w:iCs/>
-          <w:lang w:val="fr-FR" w:eastAsia="en-US" w:bidi="ar-SA"/>
-        </w:rPr>
-        <w:t>3</w:t>
-      </w:r>
-      <w:r>
-        <w:rPr>
-          <w:i/>
-          <w:iCs/>
-          <w:lang w:val="fr-FR" w:eastAsia="en-US" w:bidi="ar-SA"/>
-        </w:rPr>
-        <w:t>.</w:t>
-      </w:r>
-      <w:r>
-        <w:rPr>
-          <w:i/>
-          <w:iCs/>
-          <w:lang w:val="fr-FR" w:eastAsia="en-US" w:bidi="ar-SA"/>
-        </w:rPr>
-        <w:t>3</w:t>
-      </w:r>
-      <w:r>
-        <w:rPr>
-          <w:i/>
-          <w:iCs/>
-          <w:lang w:val="fr-FR" w:eastAsia="en-US" w:bidi="ar-SA"/>
-        </w:rPr>
-        <w:t xml:space="preserve">  ………….. @</w:t>
-      </w:r>
-      <w:r>
-        <w:rPr>
           <w:lang w:val="fr-FR" w:eastAsia="en-US" w:bidi="ar-SA"/>
         </w:rPr>
         <w:br/>
         <w:br/>
-        <w:t>@analyse_</w:t>
-      </w:r>
-      <w:r>
-        <w:rPr>
-          <w:lang w:val="fr-FR" w:eastAsia="en-US" w:bidi="ar-SA"/>
-        </w:rPr>
-        <w:t>3</w:t>
-      </w:r>
-      <w:r>
-        <w:rPr>
-          <w:lang w:val="fr-FR" w:eastAsia="en-US" w:bidi="ar-SA"/>
-        </w:rPr>
-        <w:t>.</w:t>
-      </w:r>
-      <w:r>
-        <w:rPr>
-          <w:lang w:val="fr-FR" w:eastAsia="en-US" w:bidi="ar-SA"/>
-        </w:rPr>
-        <w:t>3</w:t>
-      </w:r>
-      <w:r>
-        <w:rPr>
-          <w:lang w:val="fr-FR" w:eastAsia="en-US" w:bidi="ar-SA"/>
-        </w:rPr>
-        <w:t xml:space="preserve"> ………….. @</w:t>
+        <w:t>@analyse_3.3 ………….. @</w:t>
       </w:r>
     </w:p>
     <w:p>
@@ -2208,71 +1759,15 @@
           <w:iCs/>
           <w:lang w:val="fr-FR" w:eastAsia="en-US" w:bidi="ar-SA"/>
         </w:rPr>
-        <w:t>@dires_</w:t>
+        <w:t>@dires_3.4  ………….. @</w:t>
       </w:r>
       <w:r>
         <w:rPr>
-          <w:i/>
-          <w:iCs/>
-          <w:lang w:val="fr-FR" w:eastAsia="en-US" w:bidi="ar-SA"/>
-        </w:rPr>
-        <w:t>3</w:t>
-      </w:r>
-      <w:r>
-        <w:rPr>
-          <w:i/>
-          <w:iCs/>
-          <w:lang w:val="fr-FR" w:eastAsia="en-US" w:bidi="ar-SA"/>
-        </w:rPr>
-        <w:t>.</w:t>
-      </w:r>
-      <w:r>
-        <w:rPr>
-          <w:i/>
-          <w:iCs/>
-          <w:lang w:val="fr-FR" w:eastAsia="en-US" w:bidi="ar-SA"/>
-        </w:rPr>
-        <w:t>4</w:t>
-      </w:r>
-      <w:r>
-        <w:rPr>
-          <w:i/>
-          <w:iCs/>
-          <w:lang w:val="fr-FR" w:eastAsia="en-US" w:bidi="ar-SA"/>
-        </w:rPr>
-        <w:t xml:space="preserve">  ………….. @</w:t>
-      </w:r>
-      <w:r>
-        <w:rPr>
           <w:lang w:val="fr-FR" w:eastAsia="en-US" w:bidi="ar-SA"/>
         </w:rPr>
         <w:br/>
         <w:br/>
-        <w:t>@analyse_</w:t>
-      </w:r>
-      <w:r>
-        <w:rPr>
-          <w:lang w:val="fr-FR" w:eastAsia="en-US" w:bidi="ar-SA"/>
-        </w:rPr>
-        <w:t>3</w:t>
-      </w:r>
-      <w:r>
-        <w:rPr>
-          <w:lang w:val="fr-FR" w:eastAsia="en-US" w:bidi="ar-SA"/>
-        </w:rPr>
-        <w:t>.</w:t>
-      </w:r>
-      <w:r>
-        <w:rPr>
-          <w:lang w:val="fr-FR" w:eastAsia="en-US" w:bidi="ar-SA"/>
-        </w:rPr>
-        <w:t>4</w:t>
-      </w:r>
-      <w:r>
-        <w:rPr>
-          <w:lang w:val="fr-FR" w:eastAsia="en-US" w:bidi="ar-SA"/>
-        </w:rPr>
-        <w:t xml:space="preserve"> ………….. @</w:t>
+        <w:t>@analyse_3.4 ………….. @</w:t>
       </w:r>
     </w:p>
     <w:p>
@@ -2309,71 +1804,15 @@
           <w:iCs/>
           <w:lang w:val="fr-FR" w:eastAsia="en-US" w:bidi="ar-SA"/>
         </w:rPr>
-        <w:t>@dires_</w:t>
+        <w:t>@dires_3.5  ………….. @</w:t>
       </w:r>
       <w:r>
         <w:rPr>
-          <w:i/>
-          <w:iCs/>
-          <w:lang w:val="fr-FR" w:eastAsia="en-US" w:bidi="ar-SA"/>
-        </w:rPr>
-        <w:t>3</w:t>
-      </w:r>
-      <w:r>
-        <w:rPr>
-          <w:i/>
-          <w:iCs/>
-          <w:lang w:val="fr-FR" w:eastAsia="en-US" w:bidi="ar-SA"/>
-        </w:rPr>
-        <w:t>.</w:t>
-      </w:r>
-      <w:r>
-        <w:rPr>
-          <w:i/>
-          <w:iCs/>
-          <w:lang w:val="fr-FR" w:eastAsia="en-US" w:bidi="ar-SA"/>
-        </w:rPr>
-        <w:t>5</w:t>
-      </w:r>
-      <w:r>
-        <w:rPr>
-          <w:i/>
-          <w:iCs/>
-          <w:lang w:val="fr-FR" w:eastAsia="en-US" w:bidi="ar-SA"/>
-        </w:rPr>
-        <w:t xml:space="preserve">  ………….. @</w:t>
-      </w:r>
-      <w:r>
-        <w:rPr>
           <w:lang w:val="fr-FR" w:eastAsia="en-US" w:bidi="ar-SA"/>
         </w:rPr>
         <w:br/>
         <w:br/>
-        <w:t>@analyse_</w:t>
-      </w:r>
-      <w:r>
-        <w:rPr>
-          <w:lang w:val="fr-FR" w:eastAsia="en-US" w:bidi="ar-SA"/>
-        </w:rPr>
-        <w:t>3</w:t>
-      </w:r>
-      <w:r>
-        <w:rPr>
-          <w:lang w:val="fr-FR" w:eastAsia="en-US" w:bidi="ar-SA"/>
-        </w:rPr>
-        <w:t>.</w:t>
-      </w:r>
-      <w:r>
-        <w:rPr>
-          <w:lang w:val="fr-FR" w:eastAsia="en-US" w:bidi="ar-SA"/>
-        </w:rPr>
-        <w:t>5</w:t>
-      </w:r>
-      <w:r>
-        <w:rPr>
-          <w:lang w:val="fr-FR" w:eastAsia="en-US" w:bidi="ar-SA"/>
-        </w:rPr>
-        <w:t xml:space="preserve"> ………….. @</w:t>
+        <w:t>@analyse_3.5 ………….. @</w:t>
       </w:r>
     </w:p>
     <w:p>
@@ -2410,71 +1849,15 @@
           <w:iCs/>
           <w:lang w:val="fr-FR" w:eastAsia="en-US" w:bidi="ar-SA"/>
         </w:rPr>
-        <w:t>@dires_</w:t>
+        <w:t>@dires_3.6  ………….. @</w:t>
       </w:r>
       <w:r>
         <w:rPr>
-          <w:i/>
-          <w:iCs/>
-          <w:lang w:val="fr-FR" w:eastAsia="en-US" w:bidi="ar-SA"/>
-        </w:rPr>
-        <w:t>3</w:t>
-      </w:r>
-      <w:r>
-        <w:rPr>
-          <w:i/>
-          <w:iCs/>
-          <w:lang w:val="fr-FR" w:eastAsia="en-US" w:bidi="ar-SA"/>
-        </w:rPr>
-        <w:t>.</w:t>
-      </w:r>
-      <w:r>
-        <w:rPr>
-          <w:i/>
-          <w:iCs/>
-          <w:lang w:val="fr-FR" w:eastAsia="en-US" w:bidi="ar-SA"/>
-        </w:rPr>
-        <w:t>6</w:t>
-      </w:r>
-      <w:r>
-        <w:rPr>
-          <w:i/>
-          <w:iCs/>
-          <w:lang w:val="fr-FR" w:eastAsia="en-US" w:bidi="ar-SA"/>
-        </w:rPr>
-        <w:t xml:space="preserve">  ………….. @</w:t>
-      </w:r>
-      <w:r>
-        <w:rPr>
           <w:lang w:val="fr-FR" w:eastAsia="en-US" w:bidi="ar-SA"/>
         </w:rPr>
         <w:br/>
         <w:br/>
-        <w:t>@analyse_</w:t>
-      </w:r>
-      <w:r>
-        <w:rPr>
-          <w:lang w:val="fr-FR" w:eastAsia="en-US" w:bidi="ar-SA"/>
-        </w:rPr>
-        <w:t>3</w:t>
-      </w:r>
-      <w:r>
-        <w:rPr>
-          <w:lang w:val="fr-FR" w:eastAsia="en-US" w:bidi="ar-SA"/>
-        </w:rPr>
-        <w:t>.</w:t>
-      </w:r>
-      <w:r>
-        <w:rPr>
-          <w:lang w:val="fr-FR" w:eastAsia="en-US" w:bidi="ar-SA"/>
-        </w:rPr>
-        <w:t>6</w:t>
-      </w:r>
-      <w:r>
-        <w:rPr>
-          <w:lang w:val="fr-FR" w:eastAsia="en-US" w:bidi="ar-SA"/>
-        </w:rPr>
-        <w:t xml:space="preserve"> ………….. @</w:t>
+        <w:t>@analyse_3.6 ………….. @</w:t>
       </w:r>
     </w:p>
     <w:p>
@@ -2548,43 +1931,15 @@
           <w:iCs/>
           <w:lang w:val="fr-FR" w:eastAsia="en-US" w:bidi="ar-SA"/>
         </w:rPr>
-        <w:t>@dires_</w:t>
+        <w:t>@dires_4.1  ………….. @</w:t>
       </w:r>
       <w:r>
         <w:rPr>
-          <w:i/>
-          <w:iCs/>
-          <w:lang w:val="fr-FR" w:eastAsia="en-US" w:bidi="ar-SA"/>
-        </w:rPr>
-        <w:t>4</w:t>
-      </w:r>
-      <w:r>
-        <w:rPr>
-          <w:i/>
-          <w:iCs/>
-          <w:lang w:val="fr-FR" w:eastAsia="en-US" w:bidi="ar-SA"/>
-        </w:rPr>
-        <w:t>.1  ………….. @</w:t>
-      </w:r>
-      <w:r>
-        <w:rPr>
           <w:lang w:val="fr-FR" w:eastAsia="en-US" w:bidi="ar-SA"/>
         </w:rPr>
         <w:br/>
         <w:br/>
-        <w:t>@analyse_</w:t>
-      </w:r>
-      <w:r>
-        <w:rPr>
-          <w:lang w:val="fr-FR" w:eastAsia="en-US" w:bidi="ar-SA"/>
-        </w:rPr>
-        <w:t>4</w:t>
-      </w:r>
-      <w:r>
-        <w:rPr>
-          <w:lang w:val="fr-FR" w:eastAsia="en-US" w:bidi="ar-SA"/>
-        </w:rPr>
-        <w:t>.1 ………….. @</w:t>
+        <w:t>@analyse_4.1 ………….. @</w:t>
       </w:r>
     </w:p>
     <w:p>
@@ -2621,23 +1976,7 @@
           <w:iCs/>
           <w:lang w:val="fr-FR" w:eastAsia="en-US" w:bidi="ar-SA"/>
         </w:rPr>
-        <w:t>@dires_</w:t>
-      </w:r>
-      <w:r>
-        <w:rPr>
-          <w:i/>
-          <w:iCs/>
-          <w:lang w:val="fr-FR" w:eastAsia="en-US" w:bidi="ar-SA"/>
-        </w:rPr>
-        <w:t>4</w:t>
-      </w:r>
-      <w:r>
-        <w:rPr>
-          <w:i/>
-          <w:iCs/>
-          <w:lang w:val="fr-FR" w:eastAsia="en-US" w:bidi="ar-SA"/>
-        </w:rPr>
-        <w:t>.2  ………….. @</w:t>
+        <w:t>@dires_4.2  ………….. @</w:t>
         <w:br/>
       </w:r>
       <w:r>
@@ -2645,19 +1984,7 @@
           <w:lang w:val="fr-FR" w:eastAsia="en-US" w:bidi="ar-SA"/>
         </w:rPr>
         <w:br/>
-        <w:t>@analyse_</w:t>
-      </w:r>
-      <w:r>
-        <w:rPr>
-          <w:lang w:val="fr-FR" w:eastAsia="en-US" w:bidi="ar-SA"/>
-        </w:rPr>
-        <w:t>4</w:t>
-      </w:r>
-      <w:r>
-        <w:rPr>
-          <w:lang w:val="fr-FR" w:eastAsia="en-US" w:bidi="ar-SA"/>
-        </w:rPr>
-        <w:t>.2 ………….. @</w:t>
+        <w:t>@analyse_4.2 ………….. @</w:t>
       </w:r>
     </w:p>
     <w:p>
@@ -2694,43 +2021,15 @@
           <w:iCs/>
           <w:lang w:val="fr-FR" w:eastAsia="en-US" w:bidi="ar-SA"/>
         </w:rPr>
-        <w:t>@dires_</w:t>
+        <w:t>@dires_4.3  ………….. @</w:t>
       </w:r>
       <w:r>
         <w:rPr>
-          <w:i/>
-          <w:iCs/>
-          <w:lang w:val="fr-FR" w:eastAsia="en-US" w:bidi="ar-SA"/>
-        </w:rPr>
-        <w:t>4</w:t>
-      </w:r>
-      <w:r>
-        <w:rPr>
-          <w:i/>
-          <w:iCs/>
-          <w:lang w:val="fr-FR" w:eastAsia="en-US" w:bidi="ar-SA"/>
-        </w:rPr>
-        <w:t>.3  ………….. @</w:t>
-      </w:r>
-      <w:r>
-        <w:rPr>
           <w:lang w:val="fr-FR" w:eastAsia="en-US" w:bidi="ar-SA"/>
         </w:rPr>
         <w:br/>
         <w:br/>
-        <w:t>@analyse_</w:t>
-      </w:r>
-      <w:r>
-        <w:rPr>
-          <w:lang w:val="fr-FR" w:eastAsia="en-US" w:bidi="ar-SA"/>
-        </w:rPr>
-        <w:t>4</w:t>
-      </w:r>
-      <w:r>
-        <w:rPr>
-          <w:lang w:val="fr-FR" w:eastAsia="en-US" w:bidi="ar-SA"/>
-        </w:rPr>
-        <w:t>.3 ………….. @</w:t>
+        <w:t>@analyse_4.3 ………….. @</w:t>
       </w:r>
     </w:p>
     <w:p>
@@ -2767,43 +2066,15 @@
           <w:iCs/>
           <w:lang w:val="fr-FR" w:eastAsia="en-US" w:bidi="ar-SA"/>
         </w:rPr>
-        <w:t>@dires_</w:t>
+        <w:t>@dires_4.4 ………….. @</w:t>
       </w:r>
       <w:r>
         <w:rPr>
-          <w:i/>
-          <w:iCs/>
-          <w:lang w:val="fr-FR" w:eastAsia="en-US" w:bidi="ar-SA"/>
-        </w:rPr>
-        <w:t>4</w:t>
-      </w:r>
-      <w:r>
-        <w:rPr>
-          <w:i/>
-          <w:iCs/>
-          <w:lang w:val="fr-FR" w:eastAsia="en-US" w:bidi="ar-SA"/>
-        </w:rPr>
-        <w:t>.4 ………….. @</w:t>
-      </w:r>
-      <w:r>
-        <w:rPr>
           <w:lang w:val="fr-FR" w:eastAsia="en-US" w:bidi="ar-SA"/>
         </w:rPr>
         <w:br/>
         <w:br/>
-        <w:t>@analyse_</w:t>
-      </w:r>
-      <w:r>
-        <w:rPr>
-          <w:lang w:val="fr-FR" w:eastAsia="en-US" w:bidi="ar-SA"/>
-        </w:rPr>
-        <w:t>4</w:t>
-      </w:r>
-      <w:r>
-        <w:rPr>
-          <w:lang w:val="fr-FR" w:eastAsia="en-US" w:bidi="ar-SA"/>
-        </w:rPr>
-        <w:t>.4 ………….. @</w:t>
+        <w:t>@analyse_4.4 ………….. @</w:t>
       </w:r>
     </w:p>
     <w:p>
@@ -2840,25 +2111,7 @@
         </w:rPr>
         <w:t>Les pièces fournies à l’expert on fait l‘objet d’un analyse préliminaire à l’entretien.</w:t>
         <w:br/>
-        <w:t>@analyse</w:t>
-      </w:r>
-      <w:r>
-        <w:rPr>
-          <w:lang w:val="fr-FR" w:eastAsia="en-US" w:bidi="ar-SA"/>
-        </w:rPr>
-        <w:t xml:space="preserve">_5  </w:t>
-      </w:r>
-      <w:r>
-        <w:rPr>
-          <w:lang w:val="fr-FR" w:eastAsia="en-US" w:bidi="ar-SA"/>
-        </w:rPr>
-        <w:t xml:space="preserve">…………………………………….. </w:t>
-      </w:r>
-      <w:r>
-        <w:rPr>
-          <w:lang w:val="fr-FR" w:eastAsia="en-US" w:bidi="ar-SA"/>
-        </w:rPr>
-        <w:t>@</w:t>
+        <w:t>@analyse_5  …………………………………….. @</w:t>
       </w:r>
     </w:p>
     <w:p>
@@ -2915,43 +2168,15 @@
           <w:iCs/>
           <w:lang w:val="fr-FR" w:eastAsia="en-US" w:bidi="ar-SA"/>
         </w:rPr>
-        <w:t>@dires_</w:t>
+        <w:t>@dires_6.1 ………….. @</w:t>
       </w:r>
       <w:r>
         <w:rPr>
-          <w:i/>
-          <w:iCs/>
-          <w:lang w:val="fr-FR" w:eastAsia="en-US" w:bidi="ar-SA"/>
-        </w:rPr>
-        <w:t>6</w:t>
-      </w:r>
-      <w:r>
-        <w:rPr>
-          <w:i/>
-          <w:iCs/>
-          <w:lang w:val="fr-FR" w:eastAsia="en-US" w:bidi="ar-SA"/>
-        </w:rPr>
-        <w:t>.1 ………….. @</w:t>
-      </w:r>
-      <w:r>
-        <w:rPr>
           <w:lang w:val="fr-FR" w:eastAsia="en-US" w:bidi="ar-SA"/>
         </w:rPr>
         <w:br/>
         <w:br/>
-        <w:t>@analyse_</w:t>
-      </w:r>
-      <w:r>
-        <w:rPr>
-          <w:lang w:val="fr-FR" w:eastAsia="en-US" w:bidi="ar-SA"/>
-        </w:rPr>
-        <w:t>6</w:t>
-      </w:r>
-      <w:r>
-        <w:rPr>
-          <w:lang w:val="fr-FR" w:eastAsia="en-US" w:bidi="ar-SA"/>
-        </w:rPr>
-        <w:t>.1 ………….. @</w:t>
+        <w:t>@analyse_6.1 ………….. @</w:t>
       </w:r>
     </w:p>
     <w:p>
@@ -2987,21 +2212,7 @@
           <w:i/>
           <w:iCs/>
         </w:rPr>
-        <w:t>@dires_</w:t>
-      </w:r>
-      <w:r>
-        <w:rPr>
-          <w:i/>
-          <w:iCs/>
-        </w:rPr>
-        <w:t>6.2</w:t>
-      </w:r>
-      <w:r>
-        <w:rPr>
-          <w:i/>
-          <w:iCs/>
-        </w:rPr>
-        <w:t xml:space="preserve"> ………….. @</w:t>
+        <w:t>@dires_6.2 ………….. @</w:t>
       </w:r>
     </w:p>
     <w:p>
@@ -3016,19 +2227,7 @@
         <w:rPr>
           <w:lang w:val="fr-FR" w:eastAsia="en-US" w:bidi="ar-SA"/>
         </w:rPr>
-        <w:t>@analyse₆</w:t>
-      </w:r>
-      <w:r>
-        <w:rPr>
-          <w:lang w:val="fr-FR" w:eastAsia="en-US" w:bidi="ar-SA"/>
-        </w:rPr>
-        <w:t>.2</w:t>
-      </w:r>
-      <w:r>
-        <w:rPr>
-          <w:lang w:val="fr-FR" w:eastAsia="en-US" w:bidi="ar-SA"/>
-        </w:rPr>
-        <w:t xml:space="preserve"> ………….. @</w:t>
+        <w:t>@analyse₆.2 ………….. @</w:t>
       </w:r>
     </w:p>
     <w:p>
@@ -3065,43 +2264,15 @@
           <w:iCs/>
           <w:lang w:val="fr-FR" w:eastAsia="en-US" w:bidi="ar-SA"/>
         </w:rPr>
-        <w:t>@dires_</w:t>
+        <w:t>@dires_6.3 ………….. @</w:t>
       </w:r>
       <w:r>
         <w:rPr>
-          <w:i/>
-          <w:iCs/>
-          <w:lang w:val="fr-FR" w:eastAsia="en-US" w:bidi="ar-SA"/>
-        </w:rPr>
-        <w:t>6</w:t>
-      </w:r>
-      <w:r>
-        <w:rPr>
-          <w:i/>
-          <w:iCs/>
-          <w:lang w:val="fr-FR" w:eastAsia="en-US" w:bidi="ar-SA"/>
-        </w:rPr>
-        <w:t>.3 ………….. @</w:t>
-      </w:r>
-      <w:r>
-        <w:rPr>
           <w:lang w:val="fr-FR" w:eastAsia="en-US" w:bidi="ar-SA"/>
         </w:rPr>
         <w:br/>
         <w:br/>
-        <w:t>@analyse_</w:t>
-      </w:r>
-      <w:r>
-        <w:rPr>
-          <w:lang w:val="fr-FR" w:eastAsia="en-US" w:bidi="ar-SA"/>
-        </w:rPr>
-        <w:t>6</w:t>
-      </w:r>
-      <w:r>
-        <w:rPr>
-          <w:lang w:val="fr-FR" w:eastAsia="en-US" w:bidi="ar-SA"/>
-        </w:rPr>
-        <w:t>.3 ………….. @</w:t>
+        <w:t>@analyse_6.3 ………….. @</w:t>
       </w:r>
     </w:p>
     <w:p>
@@ -3136,31 +2307,7 @@
         <w:rPr>
           <w:lang w:val="fr-FR" w:eastAsia="en-US" w:bidi="ar-SA"/>
         </w:rPr>
-        <w:t>@</w:t>
-      </w:r>
-      <w:r>
-        <w:rPr>
-          <w:lang w:val="fr-FR" w:eastAsia="en-US" w:bidi="ar-SA"/>
-        </w:rPr>
-        <w:t>dires</w:t>
-      </w:r>
-      <w:r>
-        <w:rPr>
-          <w:lang w:val="fr-FR" w:eastAsia="en-US" w:bidi="ar-SA"/>
-        </w:rPr>
-        <w:t>_</w:t>
-      </w:r>
-      <w:r>
-        <w:rPr>
-          <w:lang w:val="fr-FR" w:eastAsia="en-US" w:bidi="ar-SA"/>
-        </w:rPr>
-        <w:t>6</w:t>
-      </w:r>
-      <w:r>
-        <w:rPr>
-          <w:lang w:val="fr-FR" w:eastAsia="en-US" w:bidi="ar-SA"/>
-        </w:rPr>
-        <w:t>.4 ………….. @</w:t>
+        <w:t>@dires_6.4 ………….. @</w:t>
       </w:r>
     </w:p>
     <w:p>
@@ -3173,15 +2320,7 @@
       </w:pPr>
       <w:r>
         <w:rPr/>
-        <w:t>@analyse_</w:t>
-      </w:r>
-      <w:r>
-        <w:rPr/>
-        <w:t>6</w:t>
-      </w:r>
-      <w:r>
-        <w:rPr/>
-        <w:t>.4 ………….. @</w:t>
+        <w:t>@analyse_6.4 ………….. @</w:t>
       </w:r>
     </w:p>
     <w:p>
@@ -3234,23 +2373,7 @@
       </w:pPr>
       <w:r>
         <w:rPr/>
-        <w:t>@</w:t>
-      </w:r>
-      <w:r>
-        <w:rPr/>
-        <w:t>dires</w:t>
-      </w:r>
-      <w:r>
-        <w:rPr/>
-        <w:t>_</w:t>
-      </w:r>
-      <w:r>
-        <w:rPr/>
-        <w:t>7</w:t>
-      </w:r>
-      <w:r>
-        <w:rPr/>
-        <w:t>.1 ………….. @</w:t>
+        <w:t>@dires_7.1 ………….. @</w:t>
       </w:r>
     </w:p>
     <w:p>
@@ -3265,19 +2388,7 @@
         <w:rPr>
           <w:lang w:val="fr-FR" w:eastAsia="en-US" w:bidi="ar-SA"/>
         </w:rPr>
-        <w:t>@analyse_</w:t>
-      </w:r>
-      <w:r>
-        <w:rPr>
-          <w:lang w:val="fr-FR" w:eastAsia="en-US" w:bidi="ar-SA"/>
-        </w:rPr>
-        <w:t>7</w:t>
-      </w:r>
-      <w:r>
-        <w:rPr>
-          <w:lang w:val="fr-FR" w:eastAsia="en-US" w:bidi="ar-SA"/>
-        </w:rPr>
-        <w:t>.1 ………….. @</w:t>
+        <w:t>@analyse_7.1 ………….. @</w:t>
       </w:r>
     </w:p>
     <w:p>
@@ -3351,19 +2462,19 @@
         <w:rPr>
           <w:lang w:val="fr-FR" w:eastAsia="en-US" w:bidi="ar-SA"/>
         </w:rPr>
-        <w:t>@</w:t>
+        <w:t>@dires</w:t>
       </w:r>
       <w:r>
         <w:rPr>
           <w:lang w:val="fr-FR" w:eastAsia="en-US" w:bidi="ar-SA"/>
         </w:rPr>
-        <w:t xml:space="preserve">dires₇.2 </w:t>
+        <w:t>_7</w:t>
       </w:r>
       <w:r>
         <w:rPr>
           <w:lang w:val="fr-FR" w:eastAsia="en-US" w:bidi="ar-SA"/>
         </w:rPr>
-        <w:t>………….. @</w:t>
+        <w:t>.2 ………….. @</w:t>
       </w:r>
     </w:p>
     <w:p>
@@ -3400,23 +2511,7 @@
           <w:bCs w:val="false"/>
           <w:lang w:val="fr-FR" w:eastAsia="en-US" w:bidi="ar-SA"/>
         </w:rPr>
-        <w:t>@</w:t>
-      </w:r>
-      <w:r>
-        <w:rPr>
-          <w:b w:val="false"/>
-          <w:bCs w:val="false"/>
-          <w:lang w:val="fr-FR" w:eastAsia="en-US" w:bidi="ar-SA"/>
-        </w:rPr>
-        <w:t>dires_7.2.1</w:t>
-      </w:r>
-      <w:r>
-        <w:rPr>
-          <w:b w:val="false"/>
-          <w:bCs w:val="false"/>
-          <w:lang w:val="fr-FR" w:eastAsia="en-US" w:bidi="ar-SA"/>
-        </w:rPr>
-        <w:t xml:space="preserve">  …………...@</w:t>
+        <w:t>@dires_7.2.1  …………...@</w:t>
       </w:r>
     </w:p>
     <w:p>
@@ -3453,23 +2548,7 @@
           <w:bCs w:val="false"/>
           <w:lang w:val="fr-FR" w:eastAsia="en-US" w:bidi="ar-SA"/>
         </w:rPr>
-        <w:t>@</w:t>
-      </w:r>
-      <w:r>
-        <w:rPr>
-          <w:b w:val="false"/>
-          <w:bCs w:val="false"/>
-          <w:lang w:val="fr-FR" w:eastAsia="en-US" w:bidi="ar-SA"/>
-        </w:rPr>
-        <w:t>dires_7.2.2</w:t>
-      </w:r>
-      <w:r>
-        <w:rPr>
-          <w:b w:val="false"/>
-          <w:bCs w:val="false"/>
-          <w:lang w:val="fr-FR" w:eastAsia="en-US" w:bidi="ar-SA"/>
-        </w:rPr>
-        <w:t xml:space="preserve"> …………...@</w:t>
+        <w:t>@dires_7.2.2 …………...@</w:t>
       </w:r>
     </w:p>
     <w:p>
@@ -6014,20 +5093,20 @@
       <w:u w:val="single"/>
     </w:rPr>
   </w:style>
-  <w:style w:type="character" w:styleId="Sautdindex">
-    <w:name w:val="Saut d'index"/>
+  <w:style w:type="character" w:styleId="Sautdindexuser">
+    <w:name w:val="Saut d'index (user)"/>
     <w:qFormat/>
     <w:rPr/>
   </w:style>
-  <w:style w:type="character" w:styleId="Pucesuser">
-    <w:name w:val="Puces (user)"/>
+  <w:style w:type="character" w:styleId="Puces">
+    <w:name w:val="Puces"/>
     <w:qFormat/>
     <w:rPr>
       <w:rFonts w:ascii="OpenSymbol" w:hAnsi="OpenSymbol" w:eastAsia="OpenSymbol" w:cs="OpenSymbol"/>
     </w:rPr>
   </w:style>
-  <w:style w:type="character" w:styleId="Puces">
-    <w:name w:val="Puces"/>
+  <w:style w:type="character" w:styleId="Pucesuser">
+    <w:name w:val="Puces (user)"/>
     <w:qFormat/>
     <w:rPr>
       <w:rFonts w:ascii="OpenSymbol" w:hAnsi="OpenSymbol" w:eastAsia="OpenSymbol" w:cs="OpenSymbol"/>
@@ -6118,15 +5197,15 @@
       <w:szCs w:val="28"/>
     </w:rPr>
   </w:style>
-  <w:style w:type="paragraph" w:styleId="En-tteetpieddepage">
-    <w:name w:val="En-tête et pied de page"/>
+  <w:style w:type="paragraph" w:styleId="En-tteetpieddepageuser">
+    <w:name w:val="En-tête et pied de page (user)"/>
     <w:basedOn w:val="Normal"/>
     <w:qFormat/>
     <w:pPr/>
     <w:rPr/>
   </w:style>
-  <w:style w:type="paragraph" w:styleId="En-tteetpieddepageuser">
-    <w:name w:val="En-tête et pied de page (user)"/>
+  <w:style w:type="paragraph" w:styleId="En-tteetpieddepage">
+    <w:name w:val="En-tête et pied de page"/>
     <w:basedOn w:val="Normal"/>
     <w:qFormat/>
     <w:pPr/>
@@ -6501,7 +5580,7 @@
   </w:style>
   <w:style w:type="paragraph" w:styleId="IndexHeading">
     <w:name w:val="index heading"/>
-    <w:basedOn w:val="Titre"/>
+    <w:basedOn w:val="Titreuser"/>
     <w:pPr/>
     <w:rPr/>
   </w:style>
@@ -6577,8 +5656,8 @@
     <w:pPr/>
     <w:rPr/>
   </w:style>
-  <w:style w:type="numbering" w:styleId="Pasdeliste" w:default="1">
-    <w:name w:val="Pas de liste"/>
+  <w:style w:type="numbering" w:styleId="Pasdelisteuser" w:default="1">
+    <w:name w:val="Pas de liste (user)"/>
     <w:uiPriority w:val="99"/>
     <w:semiHidden/>
     <w:unhideWhenUsed/>

--- a/travail/TRE.docx
+++ b/travail/TRE.docx
@@ -15,7 +15,19 @@
         <w:rPr>
           <w:lang w:val="fr-FR" w:eastAsia="en-US" w:bidi="ar-SA"/>
         </w:rPr>
-        <w:t>&lt;&lt;ville_juridiction&gt;&gt;, le @remplir JJ/MM/AAAA :    ………..@</w:t>
+        <w:t>&lt;&lt;ville_juridiction&gt;&gt;, le @remplir</w:t>
+      </w:r>
+      <w:r>
+        <w:rPr>
+          <w:lang w:val="fr-FR" w:eastAsia="en-US" w:bidi="ar-SA"/>
+        </w:rPr>
+        <w:t>_champ</w:t>
+      </w:r>
+      <w:r>
+        <w:rPr>
+          <w:lang w:val="fr-FR" w:eastAsia="en-US" w:bidi="ar-SA"/>
+        </w:rPr>
+        <w:t xml:space="preserve"> JJ/MM/AAAA @</w:t>
       </w:r>
     </w:p>
     <w:p>
@@ -81,7 +93,7 @@
         <w:rPr>
           <w:lang w:val="fr-FR" w:eastAsia="en-US" w:bidi="ar-SA"/>
         </w:rPr>
-        <w:t>&lt;&lt;nom_mec&gt;&gt;</w:t>
+        <w:t>&lt;&lt;nom_pex&gt;&gt;</w:t>
       </w:r>
     </w:p>
     <w:p>
@@ -103,7 +115,7 @@
         <w:rPr>
           <w:lang w:val="fr-FR" w:eastAsia="en-US" w:bidi="ar-SA"/>
         </w:rPr>
-        <w:t>&lt;&lt;prenom_mec&gt;&gt;</w:t>
+        <w:t>&lt;&lt;prenom_pex&gt;&gt;</w:t>
       </w:r>
     </w:p>
     <w:p>
@@ -125,7 +137,7 @@
         <w:rPr>
           <w:lang w:val="fr-FR" w:eastAsia="en-US" w:bidi="ar-SA"/>
         </w:rPr>
-        <w:t>&lt;&lt;date_naissance_mec&gt;&gt;</w:t>
+        <w:t>&lt;&lt;date_naissance_pex&gt;&gt;</w:t>
         <w:br/>
         <w:br/>
       </w:r>
@@ -141,7 +153,7 @@
         <w:rPr>
           <w:lang w:val="fr-FR" w:eastAsia="en-US" w:bidi="ar-SA"/>
         </w:rPr>
-        <w:t>&lt;&lt;ville_naissance_mec&gt;&gt;</w:t>
+        <w:t>&lt;&lt;ville_naissance_pex&gt;&gt;</w:t>
       </w:r>
     </w:p>
     <w:p>
@@ -379,8 +391,8 @@
           <w:i w:val="false"/>
           <w:iCs w:val="false"/>
           <w:color w:val="FF0000"/>
-        </w:rPr>
-        <w:t>@debut_tpe@</w:t>
+          <w:lang w:val="fr-FR" w:eastAsia="en-US" w:bidi="ar-SA"/>
+        </w:rPr>
       </w:r>
     </w:p>
     <w:p>
@@ -785,7 +797,7 @@
             <w:tab/>
             <w:t>Après le dépôt de plainte</w:t>
             <w:tab/>
-            <w:t>5</w:t>
+            <w:t>6</w:t>
           </w:r>
         </w:p>
         <w:p>
@@ -807,7 +819,7 @@
             <w:tab/>
             <w:t>ÉTUDE DES PIÈCES</w:t>
             <w:tab/>
-            <w:t>5</w:t>
+            <w:t>6</w:t>
           </w:r>
         </w:p>
         <w:p>
@@ -983,7 +995,7 @@
             <w:tab/>
             <w:t>Évaluation des symptômes psychotraumatiques</w:t>
             <w:tab/>
-            <w:t>6</w:t>
+            <w:t>7</w:t>
           </w:r>
         </w:p>
         <w:p>
@@ -1005,7 +1017,7 @@
             <w:tab/>
             <w:t>Symptômes d'intrusion</w:t>
             <w:tab/>
-            <w:t>6</w:t>
+            <w:t>7</w:t>
           </w:r>
         </w:p>
         <w:p>
@@ -1027,7 +1039,7 @@
             <w:tab/>
             <w:t>Symptômes d'évitement</w:t>
             <w:tab/>
-            <w:t>6</w:t>
+            <w:t>7</w:t>
           </w:r>
         </w:p>
         <w:p>
@@ -1049,7 +1061,7 @@
             <w:tab/>
             <w:t>Symptômes d'altération des cognitions et de l'humeur</w:t>
             <w:tab/>
-            <w:t>6</w:t>
+            <w:t>7</w:t>
           </w:r>
         </w:p>
         <w:p>
@@ -1269,16 +1281,110 @@
         <w:rPr>
           <w:lang w:val="fr-FR" w:eastAsia="en-US" w:bidi="ar-SA"/>
         </w:rPr>
-        <w:t>&lt;&lt;genre_mec&gt;&gt; &lt;&lt;prenom_mec&gt;&gt; &lt;&lt;nom_mec&gt;&gt; est venu/venue en vue d’un entretien pour  l’expertise &lt;&lt;expertise_nom&gt;&gt;,</w:t>
+        <w:t xml:space="preserve">@remplir_bloc </w:t>
         <w:br/>
-        <w:t xml:space="preserve">dans le cadre d'une procédure ouverte pour des faits de &lt;&lt;objet_mission&gt;&gt;, </w:t>
-        <w:br/>
-        <w:t xml:space="preserve">le @remplir date_entretien JJ/MM/AAA : ………...@  </w:t>
-        <w:br/>
-        <w:t xml:space="preserve">à @remplir heure_debut_entretien HH:mm : ………...@&gt; </w:t>
-        <w:br/>
-        <w:t xml:space="preserve">au sein de @remplir lieu_entretien : ………...@. </w:t>
-        <w:br/>
+      </w:r>
+      <w:r>
+        <w:rPr>
+          <w:lang w:val="fr-FR" w:eastAsia="en-US" w:bidi="ar-SA"/>
+        </w:rPr>
+        <w:t xml:space="preserve">&lt;&lt;genre_pex&gt;&gt; &lt;&lt;prenom_pex&gt;&gt; &lt;&lt;nom_pex&gt;&gt;  </w:t>
+      </w:r>
+      <w:r>
+        <w:rPr>
+          <w:lang w:val="fr-FR" w:eastAsia="en-US" w:bidi="ar-SA"/>
+        </w:rPr>
+        <w:t>né/e le JJ/MM/AA</w:t>
+      </w:r>
+      <w:r>
+        <w:rPr>
+          <w:lang w:val="fr-FR" w:eastAsia="en-US" w:bidi="ar-SA"/>
+        </w:rPr>
+        <w:t>A</w:t>
+      </w:r>
+      <w:r>
+        <w:rPr>
+          <w:lang w:val="fr-FR" w:eastAsia="en-US" w:bidi="ar-SA"/>
+        </w:rPr>
+        <w:t xml:space="preserve">A à (ville – CP) , </w:t>
+      </w:r>
+      <w:r>
+        <w:rPr>
+          <w:lang w:val="fr-FR" w:eastAsia="en-US" w:bidi="ar-SA"/>
+        </w:rPr>
+        <w:t>e</w:t>
+      </w:r>
+      <w:r>
+        <w:rPr>
+          <w:lang w:val="fr-FR" w:eastAsia="en-US" w:bidi="ar-SA"/>
+        </w:rPr>
+        <w:t>st venu</w:t>
+      </w:r>
+      <w:r>
+        <w:rPr>
+          <w:lang w:val="fr-FR" w:eastAsia="en-US" w:bidi="ar-SA"/>
+        </w:rPr>
+        <w:t>/</w:t>
+      </w:r>
+      <w:r>
+        <w:rPr>
+          <w:lang w:val="fr-FR" w:eastAsia="en-US" w:bidi="ar-SA"/>
+        </w:rPr>
+        <w:t>venue le JJ/MM/AAA  à HH:m</w:t>
+      </w:r>
+      <w:r>
+        <w:rPr>
+          <w:lang w:val="fr-FR" w:eastAsia="en-US" w:bidi="ar-SA"/>
+        </w:rPr>
+        <w:t xml:space="preserve">m </w:t>
+      </w:r>
+      <w:r>
+        <w:rPr>
+          <w:lang w:val="fr-FR" w:eastAsia="en-US" w:bidi="ar-SA"/>
+        </w:rPr>
+        <w:t xml:space="preserve">au sein de </w:t>
+      </w:r>
+      <w:r>
+        <w:rPr>
+          <w:lang w:val="fr-FR" w:eastAsia="en-US" w:bidi="ar-SA"/>
+        </w:rPr>
+        <w:t>l’</w:t>
+      </w:r>
+      <w:r>
+        <w:rPr>
+          <w:lang w:val="fr-FR" w:eastAsia="en-US" w:bidi="ar-SA"/>
+        </w:rPr>
+        <w:t xml:space="preserve">hopital …,  </w:t>
+      </w:r>
+      <w:r>
+        <w:rPr>
+          <w:lang w:val="fr-FR" w:eastAsia="en-US" w:bidi="ar-SA"/>
+        </w:rPr>
+        <w:t xml:space="preserve">en vue d’un entretien pour  l’expertise &lt;&lt;expertise_nom&gt;&gt;, dans le cadre d'une procédure ouverte pour des faits de &lt;&lt;objet_mission&gt;&gt;. </w:t>
+      </w:r>
+      <w:r>
+        <w:rPr>
+          <w:lang w:val="fr-FR" w:eastAsia="en-US" w:bidi="ar-SA"/>
+        </w:rPr>
+        <w:t xml:space="preserve">Il/Elle est alors agé de (age) ans. </w:t>
+      </w:r>
+      <w:r>
+        <w:rPr>
+          <w:lang w:val="fr-FR" w:eastAsia="en-US" w:bidi="ar-SA"/>
+        </w:rPr>
+        <w:t>L’entreti</w:t>
+      </w:r>
+      <w:r>
+        <w:rPr>
+          <w:lang w:val="fr-FR" w:eastAsia="en-US" w:bidi="ar-SA"/>
+        </w:rPr>
+        <w:t>en</w:t>
+      </w:r>
+      <w:r>
+        <w:rPr>
+          <w:lang w:val="fr-FR" w:eastAsia="en-US" w:bidi="ar-SA"/>
+        </w:rPr>
+        <w:t xml:space="preserve"> a duré </w:t>
       </w:r>
       <w:r>
         <w:rPr>
@@ -1286,107 +1392,13 @@
           <w:bCs w:val="false"/>
           <w:lang w:val="fr-FR" w:eastAsia="en-US" w:bidi="ar-SA"/>
         </w:rPr>
-        <w:t xml:space="preserve">Durée de l'entretien : </w:t>
-      </w:r>
-      <w:r>
-        <w:rPr>
-          <w:b/>
-          <w:lang w:val="fr-FR" w:eastAsia="en-US" w:bidi="ar-SA"/>
-        </w:rPr>
-        <w:t xml:space="preserve"> </w:t>
-      </w:r>
-      <w:r>
-        <w:rPr>
-          <w:b w:val="false"/>
-          <w:bCs w:val="false"/>
-          <w:lang w:val="fr-FR" w:eastAsia="en-US" w:bidi="ar-SA"/>
-        </w:rPr>
-        <w:t>@remplir hh:mm :  ……………. @.</w:t>
+        <w:t>hh:mm. @</w:t>
       </w:r>
       <w:r>
         <w:rPr>
           <w:lang w:val="fr-FR" w:eastAsia="en-US" w:bidi="ar-SA"/>
         </w:rPr>
         <w:br/>
-        <w:t>Elle est alors agée de @remplir …@ ans.</w:t>
-        <w:br/>
-        <w:br/>
-      </w:r>
-      <w:r>
-        <w:rPr>
-          <w:b/>
-          <w:lang w:val="fr-FR" w:eastAsia="en-US" w:bidi="ar-SA"/>
-        </w:rPr>
-        <w:t xml:space="preserve">Accompagnant(e) : </w:t>
-      </w:r>
-      <w:r>
-        <w:rPr>
-          <w:b w:val="false"/>
-          <w:bCs w:val="false"/>
-          <w:lang w:val="fr-FR" w:eastAsia="en-US" w:bidi="ar-SA"/>
-        </w:rPr>
-        <w:t>@remplir Oui/Non :   ……...@</w:t>
-      </w:r>
-    </w:p>
-    <w:p>
-      <w:pPr>
-        <w:pStyle w:val="Normal"/>
-        <w:ind w:hanging="0" w:start="0"/>
-        <w:rPr>
-          <w:lang w:val="fr-FR" w:eastAsia="en-US" w:bidi="ar-SA"/>
-        </w:rPr>
-      </w:pPr>
-      <w:r>
-        <w:rPr>
-          <w:b/>
-          <w:lang w:val="fr-FR" w:eastAsia="en-US" w:bidi="ar-SA"/>
-        </w:rPr>
-        <w:t xml:space="preserve">Nom accompagnant : </w:t>
-      </w:r>
-      <w:r>
-        <w:rPr>
-          <w:b w:val="false"/>
-          <w:bCs w:val="false"/>
-          <w:lang w:val="fr-FR" w:eastAsia="en-US" w:bidi="ar-SA"/>
-        </w:rPr>
-        <w:t>@remplir libre :   N/A@</w:t>
-      </w:r>
-    </w:p>
-    <w:p>
-      <w:pPr>
-        <w:pStyle w:val="Normal"/>
-        <w:ind w:hanging="0" w:start="0"/>
-        <w:rPr>
-          <w:lang w:val="fr-FR" w:eastAsia="en-US" w:bidi="ar-SA"/>
-        </w:rPr>
-      </w:pPr>
-      <w:r>
-        <w:rPr>
-          <w:b/>
-          <w:lang w:val="fr-FR" w:eastAsia="en-US" w:bidi="ar-SA"/>
-        </w:rPr>
-        <w:t xml:space="preserve">Qualité accompagnant : </w:t>
-      </w:r>
-      <w:r>
-        <w:rPr>
-          <w:b w:val="false"/>
-          <w:bCs w:val="false"/>
-          <w:lang w:val="fr-FR" w:eastAsia="en-US" w:bidi="ar-SA"/>
-        </w:rPr>
-        <w:t>@remplir libre :   N /A@</w:t>
-      </w:r>
-      <w:r>
-        <w:rPr>
-          <w:lang w:val="fr-FR" w:eastAsia="en-US" w:bidi="ar-SA"/>
-        </w:rPr>
-        <w:br/>
-      </w:r>
-      <w:r>
-        <w:rPr>
-          <w:b w:val="false"/>
-          <w:bCs w:val="false"/>
-          <w:lang w:val="fr-FR" w:eastAsia="en-US" w:bidi="ar-SA"/>
-        </w:rPr>
         <w:br/>
       </w:r>
       <w:r>
@@ -1398,17 +1410,172 @@
           <w:szCs w:val="24"/>
           <w:lang w:val="fr-FR" w:eastAsia="en-US" w:bidi="ar-SA"/>
         </w:rPr>
-        <w:t xml:space="preserve">&lt;&lt;genre_mec&gt;&gt; &lt;&lt;prenom_mec&gt;&gt; &lt;&lt;nom_mec&gt;&gt; </w:t>
-        <w:br/>
-        <w:t xml:space="preserve">@adapter </w:t>
-        <w:br/>
-        <w:t xml:space="preserve">a été attentif/attentive à l’énoncé du cadre de l’expertise et des missions qui m’ont été confiées. Son niveau de compréhension semblait permettre la réalisation de l’expertise. </w:t>
+        <w:t xml:space="preserve">&lt;&lt;genre_pex&gt;&gt; &lt;&lt;prenom_pex&gt;&gt; &lt;&lt;nom_pex&gt;&gt; a présenté une pièce d’identité, avant de commencer l’expertise. </w:t>
+      </w:r>
+      <w:r>
+        <w:rPr>
+          <w:lang w:val="fr-FR" w:eastAsia="en-US" w:bidi="ar-SA"/>
+        </w:rPr>
         <w:br/>
         <w:br/>
-        <w:t>Il/Elle s’est montré(e) coopératif/coopérative et en lien avec l’expert. @</w:t>
+      </w:r>
+      <w:r>
+        <w:rPr>
+          <w:b/>
+          <w:lang w:val="fr-FR" w:eastAsia="en-US" w:bidi="ar-SA"/>
+        </w:rPr>
+        <w:t xml:space="preserve">Accompagnant(e) : </w:t>
+      </w:r>
+      <w:r>
+        <w:rPr>
+          <w:b w:val="false"/>
+          <w:bCs w:val="false"/>
+          <w:lang w:val="fr-FR" w:eastAsia="en-US" w:bidi="ar-SA"/>
+        </w:rPr>
+        <w:t>@remplir</w:t>
+      </w:r>
+      <w:r>
+        <w:rPr>
+          <w:b w:val="false"/>
+          <w:bCs w:val="false"/>
+          <w:lang w:val="fr-FR" w:eastAsia="en-US" w:bidi="ar-SA"/>
+        </w:rPr>
+        <w:t xml:space="preserve">_champ </w:t>
+      </w:r>
+      <w:r>
+        <w:rPr>
+          <w:b w:val="false"/>
+          <w:bCs w:val="false"/>
+          <w:lang w:val="fr-FR" w:eastAsia="en-US" w:bidi="ar-SA"/>
+        </w:rPr>
+        <w:t xml:space="preserve"> Oui/Non @</w:t>
+      </w:r>
+    </w:p>
+    <w:p>
+      <w:pPr>
+        <w:pStyle w:val="Normal"/>
+        <w:ind w:hanging="0" w:start="0"/>
+        <w:rPr>
+          <w:lang w:val="fr-FR" w:eastAsia="en-US" w:bidi="ar-SA"/>
+        </w:rPr>
+      </w:pPr>
+      <w:r>
+        <w:rPr>
+          <w:b/>
+          <w:lang w:val="fr-FR" w:eastAsia="en-US" w:bidi="ar-SA"/>
+        </w:rPr>
+        <w:t xml:space="preserve">Nom accompagnant : </w:t>
+      </w:r>
+      <w:r>
+        <w:rPr>
+          <w:b w:val="false"/>
+          <w:bCs w:val="false"/>
+          <w:lang w:val="fr-FR" w:eastAsia="en-US" w:bidi="ar-SA"/>
+        </w:rPr>
+        <w:t>@remplir</w:t>
+      </w:r>
+      <w:r>
+        <w:rPr>
+          <w:b w:val="false"/>
+          <w:bCs w:val="false"/>
+          <w:lang w:val="fr-FR" w:eastAsia="en-US" w:bidi="ar-SA"/>
+        </w:rPr>
+        <w:t xml:space="preserve">_champ </w:t>
+      </w:r>
+      <w:r>
+        <w:rPr>
+          <w:b w:val="false"/>
+          <w:bCs w:val="false"/>
+          <w:lang w:val="fr-FR" w:eastAsia="en-US" w:bidi="ar-SA"/>
+        </w:rPr>
+        <w:t>N/A @</w:t>
+      </w:r>
+    </w:p>
+    <w:p>
+      <w:pPr>
+        <w:pStyle w:val="Normal"/>
+        <w:ind w:hanging="0" w:start="0"/>
+        <w:rPr>
+          <w:lang w:val="fr-FR" w:eastAsia="en-US" w:bidi="ar-SA"/>
+        </w:rPr>
+      </w:pPr>
+      <w:r>
+        <w:rPr>
+          <w:b/>
+          <w:lang w:val="fr-FR" w:eastAsia="en-US" w:bidi="ar-SA"/>
+        </w:rPr>
+        <w:t xml:space="preserve">Qualité accompagnant : </w:t>
+      </w:r>
+      <w:r>
+        <w:rPr>
+          <w:b w:val="false"/>
+          <w:bCs w:val="false"/>
+          <w:lang w:val="fr-FR" w:eastAsia="en-US" w:bidi="ar-SA"/>
+        </w:rPr>
+        <w:t>@remplir</w:t>
+      </w:r>
+      <w:r>
+        <w:rPr>
+          <w:b w:val="false"/>
+          <w:bCs w:val="false"/>
+          <w:lang w:val="fr-FR" w:eastAsia="en-US" w:bidi="ar-SA"/>
+        </w:rPr>
+        <w:t xml:space="preserve">_champ </w:t>
+      </w:r>
+      <w:r>
+        <w:rPr>
+          <w:b w:val="false"/>
+          <w:bCs w:val="false"/>
+          <w:lang w:val="fr-FR" w:eastAsia="en-US" w:bidi="ar-SA"/>
+        </w:rPr>
+        <w:t>N /A @</w:t>
+      </w:r>
+      <w:r>
+        <w:rPr>
+          <w:lang w:val="fr-FR" w:eastAsia="en-US" w:bidi="ar-SA"/>
+        </w:rPr>
+        <w:br/>
+      </w:r>
+      <w:r>
+        <w:rPr>
+          <w:rFonts w:eastAsia="Times New Roman" w:cs="Times New Roman"/>
+          <w:b w:val="false"/>
+          <w:bCs w:val="false"/>
+          <w:sz w:val="24"/>
+          <w:szCs w:val="24"/>
+          <w:lang w:val="fr-FR" w:eastAsia="en-US" w:bidi="ar-SA"/>
+        </w:rPr>
+        <w:br/>
+        <w:t>@</w:t>
+      </w:r>
+      <w:r>
+        <w:rPr>
+          <w:rFonts w:eastAsia="Times New Roman" w:cs="Times New Roman"/>
+          <w:b w:val="false"/>
+          <w:bCs w:val="false"/>
+          <w:sz w:val="24"/>
+          <w:szCs w:val="24"/>
+          <w:lang w:val="fr-FR" w:eastAsia="en-US" w:bidi="ar-SA"/>
+        </w:rPr>
+        <w:t xml:space="preserve">remplir_bloc </w:t>
+        <w:br/>
+        <w:t xml:space="preserve">&lt;&lt;genre_pex&gt;&gt; &lt;&lt;prenom_pex&gt;&gt; &lt;&lt;nom_pex&gt;&gt; </w:t>
+      </w:r>
+      <w:r>
+        <w:rPr>
+          <w:rFonts w:eastAsia="Times New Roman" w:cs="Times New Roman"/>
+          <w:b w:val="false"/>
+          <w:bCs w:val="false"/>
+          <w:sz w:val="24"/>
+          <w:szCs w:val="24"/>
+          <w:lang w:val="fr-FR" w:eastAsia="en-US" w:bidi="ar-SA"/>
+        </w:rPr>
+        <w:t>a été attentif/attentive à l’énoncé du cadre de l’expertise et des missions qui m’ont été confiées. Son niveau de compréhension semblait permettre la réalisation de l’expertise.</w:t>
         <w:br/>
         <w:br/>
-        <w:t xml:space="preserve">&lt;&lt;genre_mec&gt;&gt; &lt;&lt;prenom_mec&gt;&gt; &lt;&lt;nom_mec&gt;&gt; a présenté une pièce d’identité, avant de commencer l’expertise. </w:t>
+        <w:t xml:space="preserve">Il/Elle s’est montré/e coopératif/coopérative et en lien avec l’expert. </w:t>
+        <w:br/>
+        <w:t>@</w:t>
       </w:r>
     </w:p>
     <w:p>
@@ -1445,7 +1612,7 @@
           <w:iCs w:val="false"/>
           <w:lang w:val="fr-FR" w:eastAsia="en-US" w:bidi="ar-SA"/>
         </w:rPr>
-        <w:t>D'après les dires recueilles auprès de &lt;&lt;genre_mec&gt;&gt; &lt;&lt;prenom_mec&gt;&gt; &lt;&lt;nom_mec&gt;&gt;,</w:t>
+        <w:t>D'après les dires recueilles auprès de &lt;&lt;genre_pex&gt;&gt; &lt;&lt;prenom_pex&gt;&gt; &lt;&lt;nom_pex&gt;&gt;,</w:t>
       </w:r>
     </w:p>
     <w:p>
@@ -1520,7 +1687,23 @@
           <w:iCs/>
           <w:lang w:val="fr-FR" w:eastAsia="en-US" w:bidi="ar-SA"/>
         </w:rPr>
-        <w:t>@dires_3.1.1_mere  ………….. @</w:t>
+        <w:t>@dires_3.1.1_mere  ...</w:t>
+      </w:r>
+      <w:r>
+        <w:rPr>
+          <w:i/>
+          <w:iCs/>
+          <w:lang w:val="fr-FR" w:eastAsia="en-US" w:bidi="ar-SA"/>
+        </w:rPr>
+        <w:t>(texte) ...</w:t>
+      </w:r>
+      <w:r>
+        <w:rPr>
+          <w:i/>
+          <w:iCs/>
+          <w:lang w:val="fr-FR" w:eastAsia="en-US" w:bidi="ar-SA"/>
+        </w:rPr>
+        <w:t xml:space="preserve"> @</w:t>
       </w:r>
       <w:r>
         <w:rPr>
@@ -1528,7 +1711,19 @@
         </w:rPr>
         <w:br/>
         <w:br/>
-        <w:t>@analyse_3.1.1_mere  ………….. @</w:t>
+        <w:t xml:space="preserve">@analyse_3.1.1_mere  … </w:t>
+      </w:r>
+      <w:r>
+        <w:rPr>
+          <w:lang w:val="fr-FR" w:eastAsia="en-US" w:bidi="ar-SA"/>
+        </w:rPr>
+        <w:t>(texte) ...</w:t>
+      </w:r>
+      <w:r>
+        <w:rPr>
+          <w:lang w:val="fr-FR" w:eastAsia="en-US" w:bidi="ar-SA"/>
+        </w:rPr>
+        <w:t xml:space="preserve"> @</w:t>
       </w:r>
     </w:p>
     <w:p>
@@ -1563,7 +1758,23 @@
           <w:iCs/>
           <w:lang w:val="fr-FR" w:eastAsia="en-US" w:bidi="ar-SA"/>
         </w:rPr>
-        <w:t>@dires_3.1.1_pere  ………….. @</w:t>
+        <w:t xml:space="preserve">@dires_3.1.1_pere … </w:t>
+      </w:r>
+      <w:r>
+        <w:rPr>
+          <w:i/>
+          <w:iCs/>
+          <w:lang w:val="fr-FR" w:eastAsia="en-US" w:bidi="ar-SA"/>
+        </w:rPr>
+        <w:t>(texte) ...</w:t>
+      </w:r>
+      <w:r>
+        <w:rPr>
+          <w:i/>
+          <w:iCs/>
+          <w:lang w:val="fr-FR" w:eastAsia="en-US" w:bidi="ar-SA"/>
+        </w:rPr>
+        <w:t xml:space="preserve"> @</w:t>
         <w:br/>
       </w:r>
       <w:r>
@@ -1571,7 +1782,19 @@
           <w:lang w:val="fr-FR" w:eastAsia="en-US" w:bidi="ar-SA"/>
         </w:rPr>
         <w:br/>
-        <w:t>@analyse_3.1.1_pere  ………….. @</w:t>
+        <w:t xml:space="preserve">@analyse_3.1.1_pere  … </w:t>
+      </w:r>
+      <w:r>
+        <w:rPr>
+          <w:lang w:val="fr-FR" w:eastAsia="en-US" w:bidi="ar-SA"/>
+        </w:rPr>
+        <w:t>(texte) .</w:t>
+      </w:r>
+      <w:r>
+        <w:rPr>
+          <w:lang w:val="fr-FR" w:eastAsia="en-US" w:bidi="ar-SA"/>
+        </w:rPr>
+        <w:t>.. @</w:t>
       </w:r>
     </w:p>
     <w:p>
@@ -1608,7 +1831,23 @@
           <w:iCs/>
           <w:lang w:val="fr-FR" w:eastAsia="en-US" w:bidi="ar-SA"/>
         </w:rPr>
-        <w:t>@dires_3.1.2  ………….. @</w:t>
+        <w:t xml:space="preserve">@dires_3.1.2  … </w:t>
+      </w:r>
+      <w:r>
+        <w:rPr>
+          <w:i/>
+          <w:iCs/>
+          <w:lang w:val="fr-FR" w:eastAsia="en-US" w:bidi="ar-SA"/>
+        </w:rPr>
+        <w:t>(texte) ...</w:t>
+      </w:r>
+      <w:r>
+        <w:rPr>
+          <w:i/>
+          <w:iCs/>
+          <w:lang w:val="fr-FR" w:eastAsia="en-US" w:bidi="ar-SA"/>
+        </w:rPr>
+        <w:t xml:space="preserve"> @</w:t>
       </w:r>
     </w:p>
     <w:p>
@@ -1623,7 +1862,19 @@
         <w:rPr>
           <w:lang w:val="fr-FR" w:eastAsia="en-US" w:bidi="ar-SA"/>
         </w:rPr>
-        <w:t>@analyse_3.1.2  ………….. @</w:t>
+        <w:t xml:space="preserve">@analyse_3.1.2  … </w:t>
+      </w:r>
+      <w:r>
+        <w:rPr>
+          <w:lang w:val="fr-FR" w:eastAsia="en-US" w:bidi="ar-SA"/>
+        </w:rPr>
+        <w:t xml:space="preserve">(texte) … </w:t>
+      </w:r>
+      <w:r>
+        <w:rPr>
+          <w:lang w:val="fr-FR" w:eastAsia="en-US" w:bidi="ar-SA"/>
+        </w:rPr>
+        <w:t>@</w:t>
       </w:r>
     </w:p>
     <w:p>
@@ -1662,7 +1913,23 @@
           <w:iCs/>
           <w:lang w:val="fr-FR" w:eastAsia="en-US" w:bidi="ar-SA"/>
         </w:rPr>
-        <w:t>@dires_3.2  ………….. @</w:t>
+        <w:t xml:space="preserve">@dires_3.2  … </w:t>
+      </w:r>
+      <w:r>
+        <w:rPr>
+          <w:i/>
+          <w:iCs/>
+          <w:lang w:val="fr-FR" w:eastAsia="en-US" w:bidi="ar-SA"/>
+        </w:rPr>
+        <w:t xml:space="preserve">(texte) … </w:t>
+      </w:r>
+      <w:r>
+        <w:rPr>
+          <w:i/>
+          <w:iCs/>
+          <w:lang w:val="fr-FR" w:eastAsia="en-US" w:bidi="ar-SA"/>
+        </w:rPr>
+        <w:t>@</w:t>
       </w:r>
     </w:p>
     <w:p>
@@ -1677,7 +1944,19 @@
         <w:rPr>
           <w:lang w:val="fr-FR" w:eastAsia="en-US" w:bidi="ar-SA"/>
         </w:rPr>
-        <w:t>@analyse_3.2 ………….. @</w:t>
+        <w:t>@analyse_3.2</w:t>
+      </w:r>
+      <w:r>
+        <w:rPr>
+          <w:lang w:val="fr-FR" w:eastAsia="en-US" w:bidi="ar-SA"/>
+        </w:rPr>
+        <w:t xml:space="preserve"> … (texte) .</w:t>
+      </w:r>
+      <w:r>
+        <w:rPr>
+          <w:lang w:val="fr-FR" w:eastAsia="en-US" w:bidi="ar-SA"/>
+        </w:rPr>
+        <w:t>.. @</w:t>
       </w:r>
     </w:p>
     <w:p>
@@ -1714,7 +1993,23 @@
           <w:iCs/>
           <w:lang w:val="fr-FR" w:eastAsia="en-US" w:bidi="ar-SA"/>
         </w:rPr>
-        <w:t>@dires_3.3  ………….. @</w:t>
+        <w:t xml:space="preserve">@dires_3.3  … </w:t>
+      </w:r>
+      <w:r>
+        <w:rPr>
+          <w:i/>
+          <w:iCs/>
+          <w:lang w:val="fr-FR" w:eastAsia="en-US" w:bidi="ar-SA"/>
+        </w:rPr>
+        <w:t>(texte) .</w:t>
+      </w:r>
+      <w:r>
+        <w:rPr>
+          <w:i/>
+          <w:iCs/>
+          <w:lang w:val="fr-FR" w:eastAsia="en-US" w:bidi="ar-SA"/>
+        </w:rPr>
+        <w:t>.. @</w:t>
       </w:r>
       <w:r>
         <w:rPr>
@@ -1722,7 +2017,19 @@
         </w:rPr>
         <w:br/>
         <w:br/>
-        <w:t>@analyse_3.3 ………….. @</w:t>
+        <w:t xml:space="preserve">@analyse_3.3 … </w:t>
+      </w:r>
+      <w:r>
+        <w:rPr>
+          <w:lang w:val="fr-FR" w:eastAsia="en-US" w:bidi="ar-SA"/>
+        </w:rPr>
+        <w:t>(texte ..</w:t>
+      </w:r>
+      <w:r>
+        <w:rPr>
+          <w:lang w:val="fr-FR" w:eastAsia="en-US" w:bidi="ar-SA"/>
+        </w:rPr>
+        <w:t>. @</w:t>
       </w:r>
     </w:p>
     <w:p>
@@ -1759,7 +2066,23 @@
           <w:iCs/>
           <w:lang w:val="fr-FR" w:eastAsia="en-US" w:bidi="ar-SA"/>
         </w:rPr>
-        <w:t>@dires_3.4  ………….. @</w:t>
+        <w:t xml:space="preserve">@dires_3.4  … </w:t>
+      </w:r>
+      <w:r>
+        <w:rPr>
+          <w:i/>
+          <w:iCs/>
+          <w:lang w:val="fr-FR" w:eastAsia="en-US" w:bidi="ar-SA"/>
+        </w:rPr>
+        <w:t>(texte) .</w:t>
+      </w:r>
+      <w:r>
+        <w:rPr>
+          <w:i/>
+          <w:iCs/>
+          <w:lang w:val="fr-FR" w:eastAsia="en-US" w:bidi="ar-SA"/>
+        </w:rPr>
+        <w:t>.. @</w:t>
       </w:r>
       <w:r>
         <w:rPr>
@@ -1767,7 +2090,19 @@
         </w:rPr>
         <w:br/>
         <w:br/>
-        <w:t>@analyse_3.4 ………….. @</w:t>
+        <w:t xml:space="preserve">@analyse_3.4 … </w:t>
+      </w:r>
+      <w:r>
+        <w:rPr>
+          <w:lang w:val="fr-FR" w:eastAsia="en-US" w:bidi="ar-SA"/>
+        </w:rPr>
+        <w:t>(texte) ...</w:t>
+      </w:r>
+      <w:r>
+        <w:rPr>
+          <w:lang w:val="fr-FR" w:eastAsia="en-US" w:bidi="ar-SA"/>
+        </w:rPr>
+        <w:t xml:space="preserve"> @</w:t>
       </w:r>
     </w:p>
     <w:p>
@@ -1804,7 +2139,23 @@
           <w:iCs/>
           <w:lang w:val="fr-FR" w:eastAsia="en-US" w:bidi="ar-SA"/>
         </w:rPr>
-        <w:t>@dires_3.5  ………….. @</w:t>
+        <w:t xml:space="preserve">@dires_3.5  … </w:t>
+      </w:r>
+      <w:r>
+        <w:rPr>
+          <w:i/>
+          <w:iCs/>
+          <w:lang w:val="fr-FR" w:eastAsia="en-US" w:bidi="ar-SA"/>
+        </w:rPr>
+        <w:t>(texte ...</w:t>
+      </w:r>
+      <w:r>
+        <w:rPr>
+          <w:i/>
+          <w:iCs/>
+          <w:lang w:val="fr-FR" w:eastAsia="en-US" w:bidi="ar-SA"/>
+        </w:rPr>
+        <w:t xml:space="preserve"> @</w:t>
       </w:r>
       <w:r>
         <w:rPr>
@@ -1849,7 +2200,23 @@
           <w:iCs/>
           <w:lang w:val="fr-FR" w:eastAsia="en-US" w:bidi="ar-SA"/>
         </w:rPr>
-        <w:t>@dires_3.6  ………….. @</w:t>
+        <w:t xml:space="preserve">@dires_3.6  … </w:t>
+      </w:r>
+      <w:r>
+        <w:rPr>
+          <w:i/>
+          <w:iCs/>
+          <w:lang w:val="fr-FR" w:eastAsia="en-US" w:bidi="ar-SA"/>
+        </w:rPr>
+        <w:t>(texte) ..</w:t>
+      </w:r>
+      <w:r>
+        <w:rPr>
+          <w:i/>
+          <w:iCs/>
+          <w:lang w:val="fr-FR" w:eastAsia="en-US" w:bidi="ar-SA"/>
+        </w:rPr>
+        <w:t>. @</w:t>
       </w:r>
       <w:r>
         <w:rPr>
@@ -1857,7 +2224,19 @@
         </w:rPr>
         <w:br/>
         <w:br/>
-        <w:t>@analyse_3.6 ………….. @</w:t>
+        <w:t xml:space="preserve">@analyse_3.6 … </w:t>
+      </w:r>
+      <w:r>
+        <w:rPr>
+          <w:lang w:val="fr-FR" w:eastAsia="en-US" w:bidi="ar-SA"/>
+        </w:rPr>
+        <w:t>(texte) .</w:t>
+      </w:r>
+      <w:r>
+        <w:rPr>
+          <w:lang w:val="fr-FR" w:eastAsia="en-US" w:bidi="ar-SA"/>
+        </w:rPr>
+        <w:t>.. @</w:t>
       </w:r>
     </w:p>
     <w:p>
@@ -1931,7 +2310,23 @@
           <w:iCs/>
           <w:lang w:val="fr-FR" w:eastAsia="en-US" w:bidi="ar-SA"/>
         </w:rPr>
-        <w:t>@dires_4.1  ………….. @</w:t>
+        <w:t xml:space="preserve">@dires_4.1  … </w:t>
+      </w:r>
+      <w:r>
+        <w:rPr>
+          <w:i/>
+          <w:iCs/>
+          <w:lang w:val="fr-FR" w:eastAsia="en-US" w:bidi="ar-SA"/>
+        </w:rPr>
+        <w:t>(texte) .</w:t>
+      </w:r>
+      <w:r>
+        <w:rPr>
+          <w:i/>
+          <w:iCs/>
+          <w:lang w:val="fr-FR" w:eastAsia="en-US" w:bidi="ar-SA"/>
+        </w:rPr>
+        <w:t>.. @</w:t>
       </w:r>
       <w:r>
         <w:rPr>
@@ -1939,7 +2334,19 @@
         </w:rPr>
         <w:br/>
         <w:br/>
-        <w:t>@analyse_4.1 ………….. @</w:t>
+        <w:t xml:space="preserve">@analyse_4.1 … </w:t>
+      </w:r>
+      <w:r>
+        <w:rPr>
+          <w:lang w:val="fr-FR" w:eastAsia="en-US" w:bidi="ar-SA"/>
+        </w:rPr>
+        <w:t>(texte) .</w:t>
+      </w:r>
+      <w:r>
+        <w:rPr>
+          <w:lang w:val="fr-FR" w:eastAsia="en-US" w:bidi="ar-SA"/>
+        </w:rPr>
+        <w:t>.. @</w:t>
       </w:r>
     </w:p>
     <w:p>
@@ -1976,7 +2383,23 @@
           <w:iCs/>
           <w:lang w:val="fr-FR" w:eastAsia="en-US" w:bidi="ar-SA"/>
         </w:rPr>
-        <w:t>@dires_4.2  ………….. @</w:t>
+        <w:t xml:space="preserve">@dires_4.2  … </w:t>
+      </w:r>
+      <w:r>
+        <w:rPr>
+          <w:i/>
+          <w:iCs/>
+          <w:lang w:val="fr-FR" w:eastAsia="en-US" w:bidi="ar-SA"/>
+        </w:rPr>
+        <w:t>(texte ...</w:t>
+      </w:r>
+      <w:r>
+        <w:rPr>
+          <w:i/>
+          <w:iCs/>
+          <w:lang w:val="fr-FR" w:eastAsia="en-US" w:bidi="ar-SA"/>
+        </w:rPr>
+        <w:t xml:space="preserve"> @</w:t>
         <w:br/>
       </w:r>
       <w:r>
@@ -1984,7 +2407,19 @@
           <w:lang w:val="fr-FR" w:eastAsia="en-US" w:bidi="ar-SA"/>
         </w:rPr>
         <w:br/>
-        <w:t>@analyse_4.2 ………….. @</w:t>
+        <w:t xml:space="preserve">@analyse_4.2 … </w:t>
+      </w:r>
+      <w:r>
+        <w:rPr>
+          <w:lang w:val="fr-FR" w:eastAsia="en-US" w:bidi="ar-SA"/>
+        </w:rPr>
+        <w:t>(texte) ...</w:t>
+      </w:r>
+      <w:r>
+        <w:rPr>
+          <w:lang w:val="fr-FR" w:eastAsia="en-US" w:bidi="ar-SA"/>
+        </w:rPr>
+        <w:t xml:space="preserve"> @</w:t>
       </w:r>
     </w:p>
     <w:p>
@@ -2021,7 +2456,23 @@
           <w:iCs/>
           <w:lang w:val="fr-FR" w:eastAsia="en-US" w:bidi="ar-SA"/>
         </w:rPr>
-        <w:t>@dires_4.3  ………….. @</w:t>
+        <w:t xml:space="preserve">@dires_4.3  … </w:t>
+      </w:r>
+      <w:r>
+        <w:rPr>
+          <w:i/>
+          <w:iCs/>
+          <w:lang w:val="fr-FR" w:eastAsia="en-US" w:bidi="ar-SA"/>
+        </w:rPr>
+        <w:t>(texte) ...</w:t>
+      </w:r>
+      <w:r>
+        <w:rPr>
+          <w:i/>
+          <w:iCs/>
+          <w:lang w:val="fr-FR" w:eastAsia="en-US" w:bidi="ar-SA"/>
+        </w:rPr>
+        <w:t xml:space="preserve"> @</w:t>
       </w:r>
       <w:r>
         <w:rPr>
@@ -2029,7 +2480,19 @@
         </w:rPr>
         <w:br/>
         <w:br/>
-        <w:t>@analyse_4.3 ………….. @</w:t>
+        <w:t xml:space="preserve">@analyse_4.3 … </w:t>
+      </w:r>
+      <w:r>
+        <w:rPr>
+          <w:lang w:val="fr-FR" w:eastAsia="en-US" w:bidi="ar-SA"/>
+        </w:rPr>
+        <w:t>(texte) ...</w:t>
+      </w:r>
+      <w:r>
+        <w:rPr>
+          <w:lang w:val="fr-FR" w:eastAsia="en-US" w:bidi="ar-SA"/>
+        </w:rPr>
+        <w:t xml:space="preserve"> @</w:t>
       </w:r>
     </w:p>
     <w:p>
@@ -2066,7 +2529,23 @@
           <w:iCs/>
           <w:lang w:val="fr-FR" w:eastAsia="en-US" w:bidi="ar-SA"/>
         </w:rPr>
-        <w:t>@dires_4.4 ………….. @</w:t>
+        <w:t xml:space="preserve">@dires_4.4 … </w:t>
+      </w:r>
+      <w:r>
+        <w:rPr>
+          <w:i/>
+          <w:iCs/>
+          <w:lang w:val="fr-FR" w:eastAsia="en-US" w:bidi="ar-SA"/>
+        </w:rPr>
+        <w:t>(texte ...</w:t>
+      </w:r>
+      <w:r>
+        <w:rPr>
+          <w:i/>
+          <w:iCs/>
+          <w:lang w:val="fr-FR" w:eastAsia="en-US" w:bidi="ar-SA"/>
+        </w:rPr>
+        <w:t xml:space="preserve"> @</w:t>
       </w:r>
       <w:r>
         <w:rPr>
@@ -2074,7 +2553,19 @@
         </w:rPr>
         <w:br/>
         <w:br/>
-        <w:t>@analyse_4.4 ………….. @</w:t>
+        <w:t xml:space="preserve">@analyse_4.4 … </w:t>
+      </w:r>
+      <w:r>
+        <w:rPr>
+          <w:lang w:val="fr-FR" w:eastAsia="en-US" w:bidi="ar-SA"/>
+        </w:rPr>
+        <w:t>(texte) ...</w:t>
+      </w:r>
+      <w:r>
+        <w:rPr>
+          <w:lang w:val="fr-FR" w:eastAsia="en-US" w:bidi="ar-SA"/>
+        </w:rPr>
+        <w:t xml:space="preserve"> @</w:t>
       </w:r>
     </w:p>
     <w:p>
@@ -2111,7 +2602,19 @@
         </w:rPr>
         <w:t>Les pièces fournies à l’expert on fait l‘objet d’un analyse préliminaire à l’entretien.</w:t>
         <w:br/>
-        <w:t>@analyse_5  …………………………………….. @</w:t>
+        <w:t xml:space="preserve">@analyse_5  … </w:t>
+      </w:r>
+      <w:r>
+        <w:rPr>
+          <w:lang w:val="fr-FR" w:eastAsia="en-US" w:bidi="ar-SA"/>
+        </w:rPr>
+        <w:t>(texte) ...</w:t>
+      </w:r>
+      <w:r>
+        <w:rPr>
+          <w:lang w:val="fr-FR" w:eastAsia="en-US" w:bidi="ar-SA"/>
+        </w:rPr>
+        <w:t xml:space="preserve"> @</w:t>
       </w:r>
     </w:p>
     <w:p>
@@ -2168,7 +2671,23 @@
           <w:iCs/>
           <w:lang w:val="fr-FR" w:eastAsia="en-US" w:bidi="ar-SA"/>
         </w:rPr>
-        <w:t>@dires_6.1 ………….. @</w:t>
+        <w:t xml:space="preserve">@dires_6.1 … </w:t>
+      </w:r>
+      <w:r>
+        <w:rPr>
+          <w:i/>
+          <w:iCs/>
+          <w:lang w:val="fr-FR" w:eastAsia="en-US" w:bidi="ar-SA"/>
+        </w:rPr>
+        <w:t xml:space="preserve">(texte) … </w:t>
+      </w:r>
+      <w:r>
+        <w:rPr>
+          <w:i/>
+          <w:iCs/>
+          <w:lang w:val="fr-FR" w:eastAsia="en-US" w:bidi="ar-SA"/>
+        </w:rPr>
+        <w:t xml:space="preserve"> @</w:t>
       </w:r>
       <w:r>
         <w:rPr>
@@ -2176,7 +2695,19 @@
         </w:rPr>
         <w:br/>
         <w:br/>
-        <w:t>@analyse_6.1 ………….. @</w:t>
+        <w:t xml:space="preserve">@analyse_6.1 … </w:t>
+      </w:r>
+      <w:r>
+        <w:rPr>
+          <w:lang w:val="fr-FR" w:eastAsia="en-US" w:bidi="ar-SA"/>
+        </w:rPr>
+        <w:t>(texte) ..</w:t>
+      </w:r>
+      <w:r>
+        <w:rPr>
+          <w:lang w:val="fr-FR" w:eastAsia="en-US" w:bidi="ar-SA"/>
+        </w:rPr>
+        <w:t>. @</w:t>
       </w:r>
     </w:p>
     <w:p>
@@ -2212,7 +2743,21 @@
           <w:i/>
           <w:iCs/>
         </w:rPr>
-        <w:t>@dires_6.2 ………….. @</w:t>
+        <w:t xml:space="preserve">@dires_6.2 … </w:t>
+      </w:r>
+      <w:r>
+        <w:rPr>
+          <w:i/>
+          <w:iCs/>
+        </w:rPr>
+        <w:t>(texte) .</w:t>
+      </w:r>
+      <w:r>
+        <w:rPr>
+          <w:i/>
+          <w:iCs/>
+        </w:rPr>
+        <w:t>.. @</w:t>
       </w:r>
     </w:p>
     <w:p>
@@ -2227,7 +2772,31 @@
         <w:rPr>
           <w:lang w:val="fr-FR" w:eastAsia="en-US" w:bidi="ar-SA"/>
         </w:rPr>
-        <w:t>@analyse₆.2 ………….. @</w:t>
+        <w:t>@analyse</w:t>
+      </w:r>
+      <w:r>
+        <w:rPr>
+          <w:lang w:val="fr-FR" w:eastAsia="en-US" w:bidi="ar-SA"/>
+        </w:rPr>
+        <w:t>_6</w:t>
+      </w:r>
+      <w:r>
+        <w:rPr>
+          <w:lang w:val="fr-FR" w:eastAsia="en-US" w:bidi="ar-SA"/>
+        </w:rPr>
+        <w:t xml:space="preserve">.2 … </w:t>
+      </w:r>
+      <w:r>
+        <w:rPr>
+          <w:lang w:val="fr-FR" w:eastAsia="en-US" w:bidi="ar-SA"/>
+        </w:rPr>
+        <w:t>(texte) ...</w:t>
+      </w:r>
+      <w:r>
+        <w:rPr>
+          <w:lang w:val="fr-FR" w:eastAsia="en-US" w:bidi="ar-SA"/>
+        </w:rPr>
+        <w:t xml:space="preserve"> @</w:t>
       </w:r>
     </w:p>
     <w:p>
@@ -2264,7 +2833,23 @@
           <w:iCs/>
           <w:lang w:val="fr-FR" w:eastAsia="en-US" w:bidi="ar-SA"/>
         </w:rPr>
-        <w:t>@dires_6.3 ………….. @</w:t>
+        <w:t xml:space="preserve">@dires_6.3 … </w:t>
+      </w:r>
+      <w:r>
+        <w:rPr>
+          <w:i/>
+          <w:iCs/>
+          <w:lang w:val="fr-FR" w:eastAsia="en-US" w:bidi="ar-SA"/>
+        </w:rPr>
+        <w:t>(texte ...</w:t>
+      </w:r>
+      <w:r>
+        <w:rPr>
+          <w:i/>
+          <w:iCs/>
+          <w:lang w:val="fr-FR" w:eastAsia="en-US" w:bidi="ar-SA"/>
+        </w:rPr>
+        <w:t xml:space="preserve"> @</w:t>
       </w:r>
       <w:r>
         <w:rPr>
@@ -2272,7 +2857,19 @@
         </w:rPr>
         <w:br/>
         <w:br/>
-        <w:t>@analyse_6.3 ………….. @</w:t>
+        <w:t xml:space="preserve">@analyse_6.3 … </w:t>
+      </w:r>
+      <w:r>
+        <w:rPr>
+          <w:lang w:val="fr-FR" w:eastAsia="en-US" w:bidi="ar-SA"/>
+        </w:rPr>
+        <w:t>(texte) ...</w:t>
+      </w:r>
+      <w:r>
+        <w:rPr>
+          <w:lang w:val="fr-FR" w:eastAsia="en-US" w:bidi="ar-SA"/>
+        </w:rPr>
+        <w:t xml:space="preserve"> @</w:t>
       </w:r>
     </w:p>
     <w:p>
@@ -2300,14 +2897,33 @@
         <w:pStyle w:val="Normal"/>
         <w:ind w:hanging="0" w:start="0"/>
         <w:rPr>
-          <w:lang w:val="fr-FR" w:eastAsia="en-US" w:bidi="ar-SA"/>
-        </w:rPr>
-      </w:pPr>
-      <w:r>
-        <w:rPr>
-          <w:lang w:val="fr-FR" w:eastAsia="en-US" w:bidi="ar-SA"/>
-        </w:rPr>
-        <w:t>@dires_6.4 ………….. @</w:t>
+          <w:i/>
+          <w:iCs/>
+        </w:rPr>
+      </w:pPr>
+      <w:r>
+        <w:rPr>
+          <w:i/>
+          <w:iCs/>
+          <w:lang w:val="fr-FR" w:eastAsia="en-US" w:bidi="ar-SA"/>
+        </w:rPr>
+        <w:t xml:space="preserve">@dires_6.4 … </w:t>
+      </w:r>
+      <w:r>
+        <w:rPr>
+          <w:i/>
+          <w:iCs/>
+          <w:lang w:val="fr-FR" w:eastAsia="en-US" w:bidi="ar-SA"/>
+        </w:rPr>
+        <w:t>(texte) ...</w:t>
+      </w:r>
+      <w:r>
+        <w:rPr>
+          <w:i/>
+          <w:iCs/>
+          <w:lang w:val="fr-FR" w:eastAsia="en-US" w:bidi="ar-SA"/>
+        </w:rPr>
+        <w:t xml:space="preserve"> @</w:t>
       </w:r>
     </w:p>
     <w:p>
@@ -2320,7 +2936,15 @@
       </w:pPr>
       <w:r>
         <w:rPr/>
-        <w:t>@analyse_6.4 ………….. @</w:t>
+        <w:t xml:space="preserve">@analyse_6.4 … </w:t>
+      </w:r>
+      <w:r>
+        <w:rPr/>
+        <w:t>(texte ...)</w:t>
+      </w:r>
+      <w:r>
+        <w:rPr/>
+        <w:t xml:space="preserve"> @</w:t>
       </w:r>
     </w:p>
     <w:p>
@@ -2368,12 +2992,30 @@
         <w:pStyle w:val="Normal"/>
         <w:ind w:hanging="0" w:start="0"/>
         <w:rPr>
-          <w:lang w:val="fr-FR" w:eastAsia="en-US" w:bidi="ar-SA"/>
-        </w:rPr>
-      </w:pPr>
-      <w:r>
-        <w:rPr/>
-        <w:t>@dires_7.1 ………….. @</w:t>
+          <w:i/>
+          <w:iCs/>
+        </w:rPr>
+      </w:pPr>
+      <w:r>
+        <w:rPr>
+          <w:i/>
+          <w:iCs/>
+        </w:rPr>
+        <w:t xml:space="preserve">@dires_7.1 … </w:t>
+      </w:r>
+      <w:r>
+        <w:rPr>
+          <w:i/>
+          <w:iCs/>
+        </w:rPr>
+        <w:t>(texte) .</w:t>
+      </w:r>
+      <w:r>
+        <w:rPr>
+          <w:i/>
+          <w:iCs/>
+        </w:rPr>
+        <w:t>.. @</w:t>
       </w:r>
     </w:p>
     <w:p>
@@ -2388,7 +3030,19 @@
         <w:rPr>
           <w:lang w:val="fr-FR" w:eastAsia="en-US" w:bidi="ar-SA"/>
         </w:rPr>
-        <w:t>@analyse_7.1 ………….. @</w:t>
+        <w:t xml:space="preserve">@analyse_7.1 … </w:t>
+      </w:r>
+      <w:r>
+        <w:rPr>
+          <w:lang w:val="fr-FR" w:eastAsia="en-US" w:bidi="ar-SA"/>
+        </w:rPr>
+        <w:t>(texte) .</w:t>
+      </w:r>
+      <w:r>
+        <w:rPr>
+          <w:lang w:val="fr-FR" w:eastAsia="en-US" w:bidi="ar-SA"/>
+        </w:rPr>
+        <w:t>.. @</w:t>
       </w:r>
     </w:p>
     <w:p>
@@ -2432,7 +3086,39 @@
           <w:bCs w:val="false"/>
           <w:lang w:val="fr-FR" w:eastAsia="en-US" w:bidi="ar-SA"/>
         </w:rPr>
-        <w:t>@remplir libre :  …………...@</w:t>
+        <w:t>@remplir</w:t>
+      </w:r>
+      <w:r>
+        <w:rPr>
+          <w:b w:val="false"/>
+          <w:bCs w:val="false"/>
+          <w:lang w:val="fr-FR" w:eastAsia="en-US" w:bidi="ar-SA"/>
+        </w:rPr>
+        <w:t>_champ .</w:t>
+      </w:r>
+      <w:r>
+        <w:rPr>
+          <w:b w:val="false"/>
+          <w:bCs w:val="false"/>
+          <w:lang w:val="fr-FR" w:eastAsia="en-US" w:bidi="ar-SA"/>
+        </w:rPr>
+        <w:t xml:space="preserve">.. </w:t>
+      </w:r>
+      <w:r>
+        <w:rPr>
+          <w:b w:val="false"/>
+          <w:bCs w:val="false"/>
+          <w:lang w:val="fr-FR" w:eastAsia="en-US" w:bidi="ar-SA"/>
+        </w:rPr>
+        <w:t xml:space="preserve">(texte) … </w:t>
+      </w:r>
+      <w:r>
+        <w:rPr>
+          <w:b w:val="false"/>
+          <w:bCs w:val="false"/>
+          <w:lang w:val="fr-FR" w:eastAsia="en-US" w:bidi="ar-SA"/>
+        </w:rPr>
+        <w:t>@</w:t>
       </w:r>
     </w:p>
     <w:p>
@@ -2455,26 +3141,33 @@
         <w:pStyle w:val="Normal"/>
         <w:ind w:hanging="0" w:start="0"/>
         <w:rPr>
-          <w:lang w:val="fr-FR" w:eastAsia="en-US" w:bidi="ar-SA"/>
-        </w:rPr>
-      </w:pPr>
-      <w:r>
-        <w:rPr>
-          <w:lang w:val="fr-FR" w:eastAsia="en-US" w:bidi="ar-SA"/>
-        </w:rPr>
-        <w:t>@dires</w:t>
-      </w:r>
-      <w:r>
-        <w:rPr>
-          <w:lang w:val="fr-FR" w:eastAsia="en-US" w:bidi="ar-SA"/>
-        </w:rPr>
-        <w:t>_7</w:t>
-      </w:r>
-      <w:r>
-        <w:rPr>
-          <w:lang w:val="fr-FR" w:eastAsia="en-US" w:bidi="ar-SA"/>
-        </w:rPr>
-        <w:t>.2 ………….. @</w:t>
+          <w:i/>
+          <w:iCs/>
+        </w:rPr>
+      </w:pPr>
+      <w:r>
+        <w:rPr>
+          <w:i/>
+          <w:iCs/>
+          <w:lang w:val="fr-FR" w:eastAsia="en-US" w:bidi="ar-SA"/>
+        </w:rPr>
+        <w:t xml:space="preserve">@dires_7.2 … </w:t>
+      </w:r>
+      <w:r>
+        <w:rPr>
+          <w:i/>
+          <w:iCs/>
+          <w:lang w:val="fr-FR" w:eastAsia="en-US" w:bidi="ar-SA"/>
+        </w:rPr>
+        <w:t>(texte) ...</w:t>
+      </w:r>
+      <w:r>
+        <w:rPr>
+          <w:i/>
+          <w:iCs/>
+          <w:lang w:val="fr-FR" w:eastAsia="en-US" w:bidi="ar-SA"/>
+        </w:rPr>
+        <w:t xml:space="preserve"> @</w:t>
       </w:r>
     </w:p>
     <w:p>
@@ -2502,16 +3195,39 @@
         <w:pStyle w:val="Normal"/>
         <w:ind w:hanging="0" w:start="0"/>
         <w:rPr>
-          <w:lang w:val="fr-FR" w:eastAsia="en-US" w:bidi="ar-SA"/>
+          <w:i/>
+          <w:iCs/>
         </w:rPr>
       </w:pPr>
       <w:r>
         <w:rPr>
           <w:b w:val="false"/>
           <w:bCs w:val="false"/>
-          <w:lang w:val="fr-FR" w:eastAsia="en-US" w:bidi="ar-SA"/>
-        </w:rPr>
-        <w:t>@dires_7.2.1  …………...@</w:t>
+          <w:i/>
+          <w:iCs/>
+          <w:lang w:val="fr-FR" w:eastAsia="en-US" w:bidi="ar-SA"/>
+        </w:rPr>
+        <w:t xml:space="preserve">@dires_7.2.1  … </w:t>
+      </w:r>
+      <w:r>
+        <w:rPr>
+          <w:b w:val="false"/>
+          <w:bCs w:val="false"/>
+          <w:i/>
+          <w:iCs/>
+          <w:lang w:val="fr-FR" w:eastAsia="en-US" w:bidi="ar-SA"/>
+        </w:rPr>
+        <w:t xml:space="preserve">(texte) … </w:t>
+      </w:r>
+      <w:r>
+        <w:rPr>
+          <w:b w:val="false"/>
+          <w:bCs w:val="false"/>
+          <w:i/>
+          <w:iCs/>
+          <w:lang w:val="fr-FR" w:eastAsia="en-US" w:bidi="ar-SA"/>
+        </w:rPr>
+        <w:t>@</w:t>
       </w:r>
     </w:p>
     <w:p>
@@ -2539,16 +3255,39 @@
         <w:pStyle w:val="Normal"/>
         <w:ind w:hanging="0" w:start="0"/>
         <w:rPr>
-          <w:lang w:val="fr-FR" w:eastAsia="en-US" w:bidi="ar-SA"/>
+          <w:i/>
+          <w:iCs/>
         </w:rPr>
       </w:pPr>
       <w:r>
         <w:rPr>
           <w:b w:val="false"/>
           <w:bCs w:val="false"/>
-          <w:lang w:val="fr-FR" w:eastAsia="en-US" w:bidi="ar-SA"/>
-        </w:rPr>
-        <w:t>@dires_7.2.2 …………...@</w:t>
+          <w:i/>
+          <w:iCs/>
+          <w:lang w:val="fr-FR" w:eastAsia="en-US" w:bidi="ar-SA"/>
+        </w:rPr>
+        <w:t xml:space="preserve">@dires_7.2.2 … </w:t>
+      </w:r>
+      <w:r>
+        <w:rPr>
+          <w:b w:val="false"/>
+          <w:bCs w:val="false"/>
+          <w:i/>
+          <w:iCs/>
+          <w:lang w:val="fr-FR" w:eastAsia="en-US" w:bidi="ar-SA"/>
+        </w:rPr>
+        <w:t xml:space="preserve">(texte) … </w:t>
+      </w:r>
+      <w:r>
+        <w:rPr>
+          <w:b w:val="false"/>
+          <w:bCs w:val="false"/>
+          <w:i/>
+          <w:iCs/>
+          <w:lang w:val="fr-FR" w:eastAsia="en-US" w:bidi="ar-SA"/>
+        </w:rPr>
+        <w:t>@</w:t>
       </w:r>
     </w:p>
     <w:p>
@@ -2585,7 +3324,39 @@
           <w:bCs w:val="false"/>
           <w:lang w:val="fr-FR" w:eastAsia="en-US" w:bidi="ar-SA"/>
         </w:rPr>
-        <w:t>@remplir libre :  …………...@</w:t>
+        <w:t>@remplir</w:t>
+      </w:r>
+      <w:r>
+        <w:rPr>
+          <w:b w:val="false"/>
+          <w:bCs w:val="false"/>
+          <w:lang w:val="fr-FR" w:eastAsia="en-US" w:bidi="ar-SA"/>
+        </w:rPr>
+        <w:t>_bloc</w:t>
+      </w:r>
+      <w:r>
+        <w:rPr>
+          <w:b w:val="false"/>
+          <w:bCs w:val="false"/>
+          <w:lang w:val="fr-FR" w:eastAsia="en-US" w:bidi="ar-SA"/>
+        </w:rPr>
+        <w:t xml:space="preserve"> … </w:t>
+      </w:r>
+      <w:r>
+        <w:rPr>
+          <w:b w:val="false"/>
+          <w:bCs w:val="false"/>
+          <w:lang w:val="fr-FR" w:eastAsia="en-US" w:bidi="ar-SA"/>
+        </w:rPr>
+        <w:t>(texte) ...</w:t>
+      </w:r>
+      <w:r>
+        <w:rPr>
+          <w:b w:val="false"/>
+          <w:bCs w:val="false"/>
+          <w:lang w:val="fr-FR" w:eastAsia="en-US" w:bidi="ar-SA"/>
+        </w:rPr>
+        <w:t>@</w:t>
       </w:r>
     </w:p>
     <w:p>
@@ -2622,7 +3393,23 @@
           <w:bCs w:val="false"/>
           <w:lang w:val="fr-FR" w:eastAsia="en-US" w:bidi="ar-SA"/>
         </w:rPr>
-        <w:t>@remplir libre :  …………...@</w:t>
+        <w:t>@remplir</w:t>
+      </w:r>
+      <w:r>
+        <w:rPr>
+          <w:b w:val="false"/>
+          <w:bCs w:val="false"/>
+          <w:lang w:val="fr-FR" w:eastAsia="en-US" w:bidi="ar-SA"/>
+        </w:rPr>
+        <w:t xml:space="preserve">_bloc … (texte) … </w:t>
+      </w:r>
+      <w:r>
+        <w:rPr>
+          <w:b w:val="false"/>
+          <w:bCs w:val="false"/>
+          <w:lang w:val="fr-FR" w:eastAsia="en-US" w:bidi="ar-SA"/>
+        </w:rPr>
+        <w:t>@</w:t>
       </w:r>
     </w:p>
     <w:p>
@@ -2659,7 +3446,23 @@
           <w:bCs w:val="false"/>
           <w:lang w:val="fr-FR" w:eastAsia="en-US" w:bidi="ar-SA"/>
         </w:rPr>
-        <w:t>@remplir libre :  …………...@</w:t>
+        <w:t>@remplir</w:t>
+      </w:r>
+      <w:r>
+        <w:rPr>
+          <w:b w:val="false"/>
+          <w:bCs w:val="false"/>
+          <w:lang w:val="fr-FR" w:eastAsia="en-US" w:bidi="ar-SA"/>
+        </w:rPr>
+        <w:t xml:space="preserve">_bloc … (texte) … </w:t>
+      </w:r>
+      <w:r>
+        <w:rPr>
+          <w:b w:val="false"/>
+          <w:bCs w:val="false"/>
+          <w:lang w:val="fr-FR" w:eastAsia="en-US" w:bidi="ar-SA"/>
+        </w:rPr>
+        <w:t>@</w:t>
       </w:r>
     </w:p>
     <w:p>
@@ -2676,6 +3479,7 @@
           <w:lang w:val="fr-FR" w:eastAsia="en-US" w:bidi="ar-SA"/>
         </w:rPr>
         <w:t xml:space="preserve">Analyse : </w:t>
+        <w:br/>
       </w:r>
       <w:r>
         <w:rPr>
@@ -2683,7 +3487,23 @@
           <w:bCs w:val="false"/>
           <w:lang w:val="fr-FR" w:eastAsia="en-US" w:bidi="ar-SA"/>
         </w:rPr>
-        <w:t>@remplir libre :  …………...@</w:t>
+        <w:t>@remplir</w:t>
+      </w:r>
+      <w:r>
+        <w:rPr>
+          <w:b w:val="false"/>
+          <w:bCs w:val="false"/>
+          <w:lang w:val="fr-FR" w:eastAsia="en-US" w:bidi="ar-SA"/>
+        </w:rPr>
+        <w:t xml:space="preserve">_bloc … (texte) … </w:t>
+      </w:r>
+      <w:r>
+        <w:rPr>
+          <w:b w:val="false"/>
+          <w:bCs w:val="false"/>
+          <w:lang w:val="fr-FR" w:eastAsia="en-US" w:bidi="ar-SA"/>
+        </w:rPr>
+        <w:t>@</w:t>
       </w:r>
     </w:p>
     <w:p>
@@ -2732,6 +3552,19 @@
         <w:rPr>
           <w:lang w:val="fr-FR" w:eastAsia="en-US" w:bidi="ar-SA"/>
         </w:rPr>
+        <w:t>@con</w:t>
+      </w:r>
+      <w:r>
+        <w:rPr>
+          <w:lang w:val="fr-FR" w:eastAsia="en-US" w:bidi="ar-SA"/>
+        </w:rPr>
+        <w:t>c</w:t>
+      </w:r>
+      <w:r>
+        <w:rPr>
+          <w:lang w:val="fr-FR" w:eastAsia="en-US" w:bidi="ar-SA"/>
+        </w:rPr>
+        <w:t>lusion@</w:t>
       </w:r>
     </w:p>
     <w:p>

--- a/travail/TRE.docx
+++ b/travail/TRE.docx
@@ -15,19 +15,7 @@
         <w:rPr>
           <w:lang w:val="fr-FR" w:eastAsia="en-US" w:bidi="ar-SA"/>
         </w:rPr>
-        <w:t>&lt;&lt;ville_juridiction&gt;&gt;, le @remplir</w:t>
-      </w:r>
-      <w:r>
-        <w:rPr>
-          <w:lang w:val="fr-FR" w:eastAsia="en-US" w:bidi="ar-SA"/>
-        </w:rPr>
-        <w:t>_champ</w:t>
-      </w:r>
-      <w:r>
-        <w:rPr>
-          <w:lang w:val="fr-FR" w:eastAsia="en-US" w:bidi="ar-SA"/>
-        </w:rPr>
-        <w:t xml:space="preserve"> JJ/MM/AAAA @</w:t>
+        <w:t>&lt;&lt;ville_juridiction&gt;&gt;, le @remplir_champ JJ/MM/AAAA @</w:t>
       </w:r>
     </w:p>
     <w:p>
@@ -441,21 +429,21 @@
           </w:r>
           <w:r>
             <w:rPr>
-              <w:rStyle w:val="Sautdindexuser"/>
+              <w:rStyle w:val="Sautdindex"/>
               <w:vanish w:val="false"/>
             </w:rPr>
             <w:instrText xml:space="preserve"> TOC \z \o "1-3" \u \h</w:instrText>
           </w:r>
           <w:r>
             <w:rPr>
-              <w:rStyle w:val="Sautdindexuser"/>
+              <w:rStyle w:val="Sautdindex"/>
               <w:vanish w:val="false"/>
             </w:rPr>
             <w:fldChar w:fldCharType="separate"/>
           </w:r>
           <w:r>
             <w:rPr>
-              <w:rStyle w:val="Sautdindexuser"/>
+              <w:rStyle w:val="Sautdindex"/>
               <w:vanish w:val="false"/>
             </w:rPr>
             <w:t>1.</w:t>
@@ -1283,108 +1271,7 @@
         </w:rPr>
         <w:t xml:space="preserve">@remplir_bloc </w:t>
         <w:br/>
-      </w:r>
-      <w:r>
-        <w:rPr>
-          <w:lang w:val="fr-FR" w:eastAsia="en-US" w:bidi="ar-SA"/>
-        </w:rPr>
-        <w:t xml:space="preserve">&lt;&lt;genre_pex&gt;&gt; &lt;&lt;prenom_pex&gt;&gt; &lt;&lt;nom_pex&gt;&gt;  </w:t>
-      </w:r>
-      <w:r>
-        <w:rPr>
-          <w:lang w:val="fr-FR" w:eastAsia="en-US" w:bidi="ar-SA"/>
-        </w:rPr>
-        <w:t>né/e le JJ/MM/AA</w:t>
-      </w:r>
-      <w:r>
-        <w:rPr>
-          <w:lang w:val="fr-FR" w:eastAsia="en-US" w:bidi="ar-SA"/>
-        </w:rPr>
-        <w:t>A</w:t>
-      </w:r>
-      <w:r>
-        <w:rPr>
-          <w:lang w:val="fr-FR" w:eastAsia="en-US" w:bidi="ar-SA"/>
-        </w:rPr>
-        <w:t xml:space="preserve">A à (ville – CP) , </w:t>
-      </w:r>
-      <w:r>
-        <w:rPr>
-          <w:lang w:val="fr-FR" w:eastAsia="en-US" w:bidi="ar-SA"/>
-        </w:rPr>
-        <w:t>e</w:t>
-      </w:r>
-      <w:r>
-        <w:rPr>
-          <w:lang w:val="fr-FR" w:eastAsia="en-US" w:bidi="ar-SA"/>
-        </w:rPr>
-        <w:t>st venu</w:t>
-      </w:r>
-      <w:r>
-        <w:rPr>
-          <w:lang w:val="fr-FR" w:eastAsia="en-US" w:bidi="ar-SA"/>
-        </w:rPr>
-        <w:t>/</w:t>
-      </w:r>
-      <w:r>
-        <w:rPr>
-          <w:lang w:val="fr-FR" w:eastAsia="en-US" w:bidi="ar-SA"/>
-        </w:rPr>
-        <w:t>venue le JJ/MM/AAA  à HH:m</w:t>
-      </w:r>
-      <w:r>
-        <w:rPr>
-          <w:lang w:val="fr-FR" w:eastAsia="en-US" w:bidi="ar-SA"/>
-        </w:rPr>
-        <w:t xml:space="preserve">m </w:t>
-      </w:r>
-      <w:r>
-        <w:rPr>
-          <w:lang w:val="fr-FR" w:eastAsia="en-US" w:bidi="ar-SA"/>
-        </w:rPr>
-        <w:t xml:space="preserve">au sein de </w:t>
-      </w:r>
-      <w:r>
-        <w:rPr>
-          <w:lang w:val="fr-FR" w:eastAsia="en-US" w:bidi="ar-SA"/>
-        </w:rPr>
-        <w:t>l’</w:t>
-      </w:r>
-      <w:r>
-        <w:rPr>
-          <w:lang w:val="fr-FR" w:eastAsia="en-US" w:bidi="ar-SA"/>
-        </w:rPr>
-        <w:t xml:space="preserve">hopital …,  </w:t>
-      </w:r>
-      <w:r>
-        <w:rPr>
-          <w:lang w:val="fr-FR" w:eastAsia="en-US" w:bidi="ar-SA"/>
-        </w:rPr>
-        <w:t xml:space="preserve">en vue d’un entretien pour  l’expertise &lt;&lt;expertise_nom&gt;&gt;, dans le cadre d'une procédure ouverte pour des faits de &lt;&lt;objet_mission&gt;&gt;. </w:t>
-      </w:r>
-      <w:r>
-        <w:rPr>
-          <w:lang w:val="fr-FR" w:eastAsia="en-US" w:bidi="ar-SA"/>
-        </w:rPr>
-        <w:t xml:space="preserve">Il/Elle est alors agé de (age) ans. </w:t>
-      </w:r>
-      <w:r>
-        <w:rPr>
-          <w:lang w:val="fr-FR" w:eastAsia="en-US" w:bidi="ar-SA"/>
-        </w:rPr>
-        <w:t>L’entreti</w:t>
-      </w:r>
-      <w:r>
-        <w:rPr>
-          <w:lang w:val="fr-FR" w:eastAsia="en-US" w:bidi="ar-SA"/>
-        </w:rPr>
-        <w:t>en</w:t>
-      </w:r>
-      <w:r>
-        <w:rPr>
-          <w:lang w:val="fr-FR" w:eastAsia="en-US" w:bidi="ar-SA"/>
-        </w:rPr>
-        <w:t xml:space="preserve"> a duré </w:t>
+        <w:t xml:space="preserve">&lt;&lt;genre_pex&gt;&gt; &lt;&lt;prenom_pex&gt;&gt; &lt;&lt;nom_pex&gt;&gt;  né/e le JJ/MM/AAAA à (ville – CP) , est venu/venue le JJ/MM/AAA  à HH:mm au sein de l’hopital …,  en vue d’un entretien pour  l’expertise &lt;&lt;expertise_nom&gt;&gt;, dans le cadre d'une procédure ouverte pour des faits de &lt;&lt;objet_mission&gt;&gt;. Il/Elle est alors agé de (age) ans. L’entretien a duré </w:t>
       </w:r>
       <w:r>
         <w:rPr>
@@ -1432,23 +1319,7 @@
           <w:bCs w:val="false"/>
           <w:lang w:val="fr-FR" w:eastAsia="en-US" w:bidi="ar-SA"/>
         </w:rPr>
-        <w:t>@remplir</w:t>
-      </w:r>
-      <w:r>
-        <w:rPr>
-          <w:b w:val="false"/>
-          <w:bCs w:val="false"/>
-          <w:lang w:val="fr-FR" w:eastAsia="en-US" w:bidi="ar-SA"/>
-        </w:rPr>
-        <w:t xml:space="preserve">_champ </w:t>
-      </w:r>
-      <w:r>
-        <w:rPr>
-          <w:b w:val="false"/>
-          <w:bCs w:val="false"/>
-          <w:lang w:val="fr-FR" w:eastAsia="en-US" w:bidi="ar-SA"/>
-        </w:rPr>
-        <w:t xml:space="preserve"> Oui/Non @</w:t>
+        <w:t>@remplir_champ  Oui/Non @</w:t>
       </w:r>
     </w:p>
     <w:p>
@@ -1472,23 +1343,7 @@
           <w:bCs w:val="false"/>
           <w:lang w:val="fr-FR" w:eastAsia="en-US" w:bidi="ar-SA"/>
         </w:rPr>
-        <w:t>@remplir</w:t>
-      </w:r>
-      <w:r>
-        <w:rPr>
-          <w:b w:val="false"/>
-          <w:bCs w:val="false"/>
-          <w:lang w:val="fr-FR" w:eastAsia="en-US" w:bidi="ar-SA"/>
-        </w:rPr>
-        <w:t xml:space="preserve">_champ </w:t>
-      </w:r>
-      <w:r>
-        <w:rPr>
-          <w:b w:val="false"/>
-          <w:bCs w:val="false"/>
-          <w:lang w:val="fr-FR" w:eastAsia="en-US" w:bidi="ar-SA"/>
-        </w:rPr>
-        <w:t>N/A @</w:t>
+        <w:t>@remplir_champ N/A @</w:t>
       </w:r>
     </w:p>
     <w:p>
@@ -1512,23 +1367,7 @@
           <w:bCs w:val="false"/>
           <w:lang w:val="fr-FR" w:eastAsia="en-US" w:bidi="ar-SA"/>
         </w:rPr>
-        <w:t>@remplir</w:t>
-      </w:r>
-      <w:r>
-        <w:rPr>
-          <w:b w:val="false"/>
-          <w:bCs w:val="false"/>
-          <w:lang w:val="fr-FR" w:eastAsia="en-US" w:bidi="ar-SA"/>
-        </w:rPr>
-        <w:t xml:space="preserve">_champ </w:t>
-      </w:r>
-      <w:r>
-        <w:rPr>
-          <w:b w:val="false"/>
-          <w:bCs w:val="false"/>
-          <w:lang w:val="fr-FR" w:eastAsia="en-US" w:bidi="ar-SA"/>
-        </w:rPr>
-        <w:t>N /A @</w:t>
+        <w:t>@remplir_champ N /A @</w:t>
       </w:r>
       <w:r>
         <w:rPr>
@@ -1546,31 +1385,9 @@
           <w:lang w:val="fr-FR" w:eastAsia="en-US" w:bidi="ar-SA"/>
         </w:rPr>
         <w:br/>
-        <w:t>@</w:t>
-      </w:r>
-      <w:r>
-        <w:rPr>
-          <w:rFonts w:eastAsia="Times New Roman" w:cs="Times New Roman"/>
-          <w:b w:val="false"/>
-          <w:bCs w:val="false"/>
-          <w:sz w:val="24"/>
-          <w:szCs w:val="24"/>
-          <w:lang w:val="fr-FR" w:eastAsia="en-US" w:bidi="ar-SA"/>
-        </w:rPr>
-        <w:t xml:space="preserve">remplir_bloc </w:t>
+        <w:t xml:space="preserve">@remplir_bloc </w:t>
         <w:br/>
-        <w:t xml:space="preserve">&lt;&lt;genre_pex&gt;&gt; &lt;&lt;prenom_pex&gt;&gt; &lt;&lt;nom_pex&gt;&gt; </w:t>
-      </w:r>
-      <w:r>
-        <w:rPr>
-          <w:rFonts w:eastAsia="Times New Roman" w:cs="Times New Roman"/>
-          <w:b w:val="false"/>
-          <w:bCs w:val="false"/>
-          <w:sz w:val="24"/>
-          <w:szCs w:val="24"/>
-          <w:lang w:val="fr-FR" w:eastAsia="en-US" w:bidi="ar-SA"/>
-        </w:rPr>
-        <w:t>a été attentif/attentive à l’énoncé du cadre de l’expertise et des missions qui m’ont été confiées. Son niveau de compréhension semblait permettre la réalisation de l’expertise.</w:t>
+        <w:t>&lt;&lt;genre_pex&gt;&gt; &lt;&lt;prenom_pex&gt;&gt; &lt;&lt;nom_pex&gt;&gt; a été attentif/attentive à l’énoncé du cadre de l’expertise et des missions qui m’ont été confiées. Son niveau de compréhension semblait permettre la réalisation de l’expertise.</w:t>
         <w:br/>
         <w:br/>
         <w:t xml:space="preserve">Il/Elle s’est montré/e coopératif/coopérative et en lien avec l’expert. </w:t>
@@ -1687,43 +1504,15 @@
           <w:iCs/>
           <w:lang w:val="fr-FR" w:eastAsia="en-US" w:bidi="ar-SA"/>
         </w:rPr>
-        <w:t>@dires_3.1.1_mere  ...</w:t>
+        <w:t>@dires_3.1.1_mere  ...(texte) ... @</w:t>
       </w:r>
       <w:r>
         <w:rPr>
-          <w:i/>
-          <w:iCs/>
-          <w:lang w:val="fr-FR" w:eastAsia="en-US" w:bidi="ar-SA"/>
-        </w:rPr>
-        <w:t>(texte) ...</w:t>
-      </w:r>
-      <w:r>
-        <w:rPr>
-          <w:i/>
-          <w:iCs/>
-          <w:lang w:val="fr-FR" w:eastAsia="en-US" w:bidi="ar-SA"/>
-        </w:rPr>
-        <w:t xml:space="preserve"> @</w:t>
-      </w:r>
-      <w:r>
-        <w:rPr>
           <w:lang w:val="fr-FR" w:eastAsia="en-US" w:bidi="ar-SA"/>
         </w:rPr>
         <w:br/>
         <w:br/>
-        <w:t xml:space="preserve">@analyse_3.1.1_mere  … </w:t>
-      </w:r>
-      <w:r>
-        <w:rPr>
-          <w:lang w:val="fr-FR" w:eastAsia="en-US" w:bidi="ar-SA"/>
-        </w:rPr>
-        <w:t>(texte) ...</w:t>
-      </w:r>
-      <w:r>
-        <w:rPr>
-          <w:lang w:val="fr-FR" w:eastAsia="en-US" w:bidi="ar-SA"/>
-        </w:rPr>
-        <w:t xml:space="preserve"> @</w:t>
+        <w:t>@analyse_3.1.1_mere  … (texte) ... @</w:t>
       </w:r>
     </w:p>
     <w:p>
@@ -1758,23 +1547,7 @@
           <w:iCs/>
           <w:lang w:val="fr-FR" w:eastAsia="en-US" w:bidi="ar-SA"/>
         </w:rPr>
-        <w:t xml:space="preserve">@dires_3.1.1_pere … </w:t>
-      </w:r>
-      <w:r>
-        <w:rPr>
-          <w:i/>
-          <w:iCs/>
-          <w:lang w:val="fr-FR" w:eastAsia="en-US" w:bidi="ar-SA"/>
-        </w:rPr>
-        <w:t>(texte) ...</w:t>
-      </w:r>
-      <w:r>
-        <w:rPr>
-          <w:i/>
-          <w:iCs/>
-          <w:lang w:val="fr-FR" w:eastAsia="en-US" w:bidi="ar-SA"/>
-        </w:rPr>
-        <w:t xml:space="preserve"> @</w:t>
+        <w:t>@dires_3.1.1_pere … (texte) ... @</w:t>
         <w:br/>
       </w:r>
       <w:r>
@@ -1782,19 +1555,7 @@
           <w:lang w:val="fr-FR" w:eastAsia="en-US" w:bidi="ar-SA"/>
         </w:rPr>
         <w:br/>
-        <w:t xml:space="preserve">@analyse_3.1.1_pere  … </w:t>
-      </w:r>
-      <w:r>
-        <w:rPr>
-          <w:lang w:val="fr-FR" w:eastAsia="en-US" w:bidi="ar-SA"/>
-        </w:rPr>
-        <w:t>(texte) .</w:t>
-      </w:r>
-      <w:r>
-        <w:rPr>
-          <w:lang w:val="fr-FR" w:eastAsia="en-US" w:bidi="ar-SA"/>
-        </w:rPr>
-        <w:t>.. @</w:t>
+        <w:t>@analyse_3.1.1_pere  … (texte) ... @</w:t>
       </w:r>
     </w:p>
     <w:p>
@@ -1831,23 +1592,7 @@
           <w:iCs/>
           <w:lang w:val="fr-FR" w:eastAsia="en-US" w:bidi="ar-SA"/>
         </w:rPr>
-        <w:t xml:space="preserve">@dires_3.1.2  … </w:t>
-      </w:r>
-      <w:r>
-        <w:rPr>
-          <w:i/>
-          <w:iCs/>
-          <w:lang w:val="fr-FR" w:eastAsia="en-US" w:bidi="ar-SA"/>
-        </w:rPr>
-        <w:t>(texte) ...</w:t>
-      </w:r>
-      <w:r>
-        <w:rPr>
-          <w:i/>
-          <w:iCs/>
-          <w:lang w:val="fr-FR" w:eastAsia="en-US" w:bidi="ar-SA"/>
-        </w:rPr>
-        <w:t xml:space="preserve"> @</w:t>
+        <w:t>@dires_3.1.2  … (texte) ... @</w:t>
       </w:r>
     </w:p>
     <w:p>
@@ -1862,19 +1607,7 @@
         <w:rPr>
           <w:lang w:val="fr-FR" w:eastAsia="en-US" w:bidi="ar-SA"/>
         </w:rPr>
-        <w:t xml:space="preserve">@analyse_3.1.2  … </w:t>
-      </w:r>
-      <w:r>
-        <w:rPr>
-          <w:lang w:val="fr-FR" w:eastAsia="en-US" w:bidi="ar-SA"/>
-        </w:rPr>
-        <w:t xml:space="preserve">(texte) … </w:t>
-      </w:r>
-      <w:r>
-        <w:rPr>
-          <w:lang w:val="fr-FR" w:eastAsia="en-US" w:bidi="ar-SA"/>
-        </w:rPr>
-        <w:t>@</w:t>
+        <w:t>@analyse_3.1.2  … (texte) … @</w:t>
       </w:r>
     </w:p>
     <w:p>
@@ -1913,23 +1646,7 @@
           <w:iCs/>
           <w:lang w:val="fr-FR" w:eastAsia="en-US" w:bidi="ar-SA"/>
         </w:rPr>
-        <w:t xml:space="preserve">@dires_3.2  … </w:t>
-      </w:r>
-      <w:r>
-        <w:rPr>
-          <w:i/>
-          <w:iCs/>
-          <w:lang w:val="fr-FR" w:eastAsia="en-US" w:bidi="ar-SA"/>
-        </w:rPr>
-        <w:t xml:space="preserve">(texte) … </w:t>
-      </w:r>
-      <w:r>
-        <w:rPr>
-          <w:i/>
-          <w:iCs/>
-          <w:lang w:val="fr-FR" w:eastAsia="en-US" w:bidi="ar-SA"/>
-        </w:rPr>
-        <w:t>@</w:t>
+        <w:t>@dires_3.2  … (texte) … @</w:t>
       </w:r>
     </w:p>
     <w:p>
@@ -1944,19 +1661,7 @@
         <w:rPr>
           <w:lang w:val="fr-FR" w:eastAsia="en-US" w:bidi="ar-SA"/>
         </w:rPr>
-        <w:t>@analyse_3.2</w:t>
-      </w:r>
-      <w:r>
-        <w:rPr>
-          <w:lang w:val="fr-FR" w:eastAsia="en-US" w:bidi="ar-SA"/>
-        </w:rPr>
-        <w:t xml:space="preserve"> … (texte) .</w:t>
-      </w:r>
-      <w:r>
-        <w:rPr>
-          <w:lang w:val="fr-FR" w:eastAsia="en-US" w:bidi="ar-SA"/>
-        </w:rPr>
-        <w:t>.. @</w:t>
+        <w:t>@analyse_3.2 … (texte) ... @</w:t>
       </w:r>
     </w:p>
     <w:p>
@@ -1993,43 +1698,15 @@
           <w:iCs/>
           <w:lang w:val="fr-FR" w:eastAsia="en-US" w:bidi="ar-SA"/>
         </w:rPr>
-        <w:t xml:space="preserve">@dires_3.3  … </w:t>
+        <w:t>@dires_3.3  … (texte) ... @</w:t>
       </w:r>
       <w:r>
         <w:rPr>
-          <w:i/>
-          <w:iCs/>
-          <w:lang w:val="fr-FR" w:eastAsia="en-US" w:bidi="ar-SA"/>
-        </w:rPr>
-        <w:t>(texte) .</w:t>
-      </w:r>
-      <w:r>
-        <w:rPr>
-          <w:i/>
-          <w:iCs/>
-          <w:lang w:val="fr-FR" w:eastAsia="en-US" w:bidi="ar-SA"/>
-        </w:rPr>
-        <w:t>.. @</w:t>
-      </w:r>
-      <w:r>
-        <w:rPr>
           <w:lang w:val="fr-FR" w:eastAsia="en-US" w:bidi="ar-SA"/>
         </w:rPr>
         <w:br/>
         <w:br/>
-        <w:t xml:space="preserve">@analyse_3.3 … </w:t>
-      </w:r>
-      <w:r>
-        <w:rPr>
-          <w:lang w:val="fr-FR" w:eastAsia="en-US" w:bidi="ar-SA"/>
-        </w:rPr>
-        <w:t>(texte ..</w:t>
-      </w:r>
-      <w:r>
-        <w:rPr>
-          <w:lang w:val="fr-FR" w:eastAsia="en-US" w:bidi="ar-SA"/>
-        </w:rPr>
-        <w:t>. @</w:t>
+        <w:t>@analyse_3.3 … (texte ... @</w:t>
       </w:r>
     </w:p>
     <w:p>
@@ -2066,43 +1743,15 @@
           <w:iCs/>
           <w:lang w:val="fr-FR" w:eastAsia="en-US" w:bidi="ar-SA"/>
         </w:rPr>
-        <w:t xml:space="preserve">@dires_3.4  … </w:t>
+        <w:t>@dires_3.4  … (texte) ... @</w:t>
       </w:r>
       <w:r>
         <w:rPr>
-          <w:i/>
-          <w:iCs/>
-          <w:lang w:val="fr-FR" w:eastAsia="en-US" w:bidi="ar-SA"/>
-        </w:rPr>
-        <w:t>(texte) .</w:t>
-      </w:r>
-      <w:r>
-        <w:rPr>
-          <w:i/>
-          <w:iCs/>
-          <w:lang w:val="fr-FR" w:eastAsia="en-US" w:bidi="ar-SA"/>
-        </w:rPr>
-        <w:t>.. @</w:t>
-      </w:r>
-      <w:r>
-        <w:rPr>
           <w:lang w:val="fr-FR" w:eastAsia="en-US" w:bidi="ar-SA"/>
         </w:rPr>
         <w:br/>
         <w:br/>
-        <w:t xml:space="preserve">@analyse_3.4 … </w:t>
-      </w:r>
-      <w:r>
-        <w:rPr>
-          <w:lang w:val="fr-FR" w:eastAsia="en-US" w:bidi="ar-SA"/>
-        </w:rPr>
-        <w:t>(texte) ...</w:t>
-      </w:r>
-      <w:r>
-        <w:rPr>
-          <w:lang w:val="fr-FR" w:eastAsia="en-US" w:bidi="ar-SA"/>
-        </w:rPr>
-        <w:t xml:space="preserve"> @</w:t>
+        <w:t>@analyse_3.4 … (texte) ... @</w:t>
       </w:r>
     </w:p>
     <w:p>
@@ -2139,23 +1788,7 @@
           <w:iCs/>
           <w:lang w:val="fr-FR" w:eastAsia="en-US" w:bidi="ar-SA"/>
         </w:rPr>
-        <w:t xml:space="preserve">@dires_3.5  … </w:t>
-      </w:r>
-      <w:r>
-        <w:rPr>
-          <w:i/>
-          <w:iCs/>
-          <w:lang w:val="fr-FR" w:eastAsia="en-US" w:bidi="ar-SA"/>
-        </w:rPr>
-        <w:t>(texte ...</w:t>
-      </w:r>
-      <w:r>
-        <w:rPr>
-          <w:i/>
-          <w:iCs/>
-          <w:lang w:val="fr-FR" w:eastAsia="en-US" w:bidi="ar-SA"/>
-        </w:rPr>
-        <w:t xml:space="preserve"> @</w:t>
+        <w:t>@dires_3.5  … (texte ... @</w:t>
       </w:r>
       <w:r>
         <w:rPr>
@@ -2200,43 +1833,15 @@
           <w:iCs/>
           <w:lang w:val="fr-FR" w:eastAsia="en-US" w:bidi="ar-SA"/>
         </w:rPr>
-        <w:t xml:space="preserve">@dires_3.6  … </w:t>
+        <w:t>@dires_3.6  … (texte) ... @</w:t>
       </w:r>
       <w:r>
         <w:rPr>
-          <w:i/>
-          <w:iCs/>
-          <w:lang w:val="fr-FR" w:eastAsia="en-US" w:bidi="ar-SA"/>
-        </w:rPr>
-        <w:t>(texte) ..</w:t>
-      </w:r>
-      <w:r>
-        <w:rPr>
-          <w:i/>
-          <w:iCs/>
-          <w:lang w:val="fr-FR" w:eastAsia="en-US" w:bidi="ar-SA"/>
-        </w:rPr>
-        <w:t>. @</w:t>
-      </w:r>
-      <w:r>
-        <w:rPr>
           <w:lang w:val="fr-FR" w:eastAsia="en-US" w:bidi="ar-SA"/>
         </w:rPr>
         <w:br/>
         <w:br/>
-        <w:t xml:space="preserve">@analyse_3.6 … </w:t>
-      </w:r>
-      <w:r>
-        <w:rPr>
-          <w:lang w:val="fr-FR" w:eastAsia="en-US" w:bidi="ar-SA"/>
-        </w:rPr>
-        <w:t>(texte) .</w:t>
-      </w:r>
-      <w:r>
-        <w:rPr>
-          <w:lang w:val="fr-FR" w:eastAsia="en-US" w:bidi="ar-SA"/>
-        </w:rPr>
-        <w:t>.. @</w:t>
+        <w:t>@analyse_3.6 … (texte) ... @</w:t>
       </w:r>
     </w:p>
     <w:p>
@@ -2310,43 +1915,15 @@
           <w:iCs/>
           <w:lang w:val="fr-FR" w:eastAsia="en-US" w:bidi="ar-SA"/>
         </w:rPr>
-        <w:t xml:space="preserve">@dires_4.1  … </w:t>
+        <w:t>@dires_4.1  … (texte) ... @</w:t>
       </w:r>
       <w:r>
         <w:rPr>
-          <w:i/>
-          <w:iCs/>
-          <w:lang w:val="fr-FR" w:eastAsia="en-US" w:bidi="ar-SA"/>
-        </w:rPr>
-        <w:t>(texte) .</w:t>
-      </w:r>
-      <w:r>
-        <w:rPr>
-          <w:i/>
-          <w:iCs/>
-          <w:lang w:val="fr-FR" w:eastAsia="en-US" w:bidi="ar-SA"/>
-        </w:rPr>
-        <w:t>.. @</w:t>
-      </w:r>
-      <w:r>
-        <w:rPr>
           <w:lang w:val="fr-FR" w:eastAsia="en-US" w:bidi="ar-SA"/>
         </w:rPr>
         <w:br/>
         <w:br/>
-        <w:t xml:space="preserve">@analyse_4.1 … </w:t>
-      </w:r>
-      <w:r>
-        <w:rPr>
-          <w:lang w:val="fr-FR" w:eastAsia="en-US" w:bidi="ar-SA"/>
-        </w:rPr>
-        <w:t>(texte) .</w:t>
-      </w:r>
-      <w:r>
-        <w:rPr>
-          <w:lang w:val="fr-FR" w:eastAsia="en-US" w:bidi="ar-SA"/>
-        </w:rPr>
-        <w:t>.. @</w:t>
+        <w:t>@analyse_4.1 … (texte) ... @</w:t>
       </w:r>
     </w:p>
     <w:p>
@@ -2383,23 +1960,7 @@
           <w:iCs/>
           <w:lang w:val="fr-FR" w:eastAsia="en-US" w:bidi="ar-SA"/>
         </w:rPr>
-        <w:t xml:space="preserve">@dires_4.2  … </w:t>
-      </w:r>
-      <w:r>
-        <w:rPr>
-          <w:i/>
-          <w:iCs/>
-          <w:lang w:val="fr-FR" w:eastAsia="en-US" w:bidi="ar-SA"/>
-        </w:rPr>
-        <w:t>(texte ...</w:t>
-      </w:r>
-      <w:r>
-        <w:rPr>
-          <w:i/>
-          <w:iCs/>
-          <w:lang w:val="fr-FR" w:eastAsia="en-US" w:bidi="ar-SA"/>
-        </w:rPr>
-        <w:t xml:space="preserve"> @</w:t>
+        <w:t>@dires_4.2  … (texte ... @</w:t>
         <w:br/>
       </w:r>
       <w:r>
@@ -2407,19 +1968,7 @@
           <w:lang w:val="fr-FR" w:eastAsia="en-US" w:bidi="ar-SA"/>
         </w:rPr>
         <w:br/>
-        <w:t xml:space="preserve">@analyse_4.2 … </w:t>
-      </w:r>
-      <w:r>
-        <w:rPr>
-          <w:lang w:val="fr-FR" w:eastAsia="en-US" w:bidi="ar-SA"/>
-        </w:rPr>
-        <w:t>(texte) ...</w:t>
-      </w:r>
-      <w:r>
-        <w:rPr>
-          <w:lang w:val="fr-FR" w:eastAsia="en-US" w:bidi="ar-SA"/>
-        </w:rPr>
-        <w:t xml:space="preserve"> @</w:t>
+        <w:t>@analyse_4.2 … (texte) ... @</w:t>
       </w:r>
     </w:p>
     <w:p>
@@ -2456,43 +2005,15 @@
           <w:iCs/>
           <w:lang w:val="fr-FR" w:eastAsia="en-US" w:bidi="ar-SA"/>
         </w:rPr>
-        <w:t xml:space="preserve">@dires_4.3  … </w:t>
+        <w:t>@dires_4.3  … (texte) ... @</w:t>
       </w:r>
       <w:r>
         <w:rPr>
-          <w:i/>
-          <w:iCs/>
-          <w:lang w:val="fr-FR" w:eastAsia="en-US" w:bidi="ar-SA"/>
-        </w:rPr>
-        <w:t>(texte) ...</w:t>
-      </w:r>
-      <w:r>
-        <w:rPr>
-          <w:i/>
-          <w:iCs/>
-          <w:lang w:val="fr-FR" w:eastAsia="en-US" w:bidi="ar-SA"/>
-        </w:rPr>
-        <w:t xml:space="preserve"> @</w:t>
-      </w:r>
-      <w:r>
-        <w:rPr>
           <w:lang w:val="fr-FR" w:eastAsia="en-US" w:bidi="ar-SA"/>
         </w:rPr>
         <w:br/>
         <w:br/>
-        <w:t xml:space="preserve">@analyse_4.3 … </w:t>
-      </w:r>
-      <w:r>
-        <w:rPr>
-          <w:lang w:val="fr-FR" w:eastAsia="en-US" w:bidi="ar-SA"/>
-        </w:rPr>
-        <w:t>(texte) ...</w:t>
-      </w:r>
-      <w:r>
-        <w:rPr>
-          <w:lang w:val="fr-FR" w:eastAsia="en-US" w:bidi="ar-SA"/>
-        </w:rPr>
-        <w:t xml:space="preserve"> @</w:t>
+        <w:t>@analyse_4.3 … (texte) ... @</w:t>
       </w:r>
     </w:p>
     <w:p>
@@ -2529,43 +2050,15 @@
           <w:iCs/>
           <w:lang w:val="fr-FR" w:eastAsia="en-US" w:bidi="ar-SA"/>
         </w:rPr>
-        <w:t xml:space="preserve">@dires_4.4 … </w:t>
+        <w:t>@dires_4.4 … (texte ... @</w:t>
       </w:r>
       <w:r>
         <w:rPr>
-          <w:i/>
-          <w:iCs/>
-          <w:lang w:val="fr-FR" w:eastAsia="en-US" w:bidi="ar-SA"/>
-        </w:rPr>
-        <w:t>(texte ...</w:t>
-      </w:r>
-      <w:r>
-        <w:rPr>
-          <w:i/>
-          <w:iCs/>
-          <w:lang w:val="fr-FR" w:eastAsia="en-US" w:bidi="ar-SA"/>
-        </w:rPr>
-        <w:t xml:space="preserve"> @</w:t>
-      </w:r>
-      <w:r>
-        <w:rPr>
           <w:lang w:val="fr-FR" w:eastAsia="en-US" w:bidi="ar-SA"/>
         </w:rPr>
         <w:br/>
         <w:br/>
-        <w:t xml:space="preserve">@analyse_4.4 … </w:t>
-      </w:r>
-      <w:r>
-        <w:rPr>
-          <w:lang w:val="fr-FR" w:eastAsia="en-US" w:bidi="ar-SA"/>
-        </w:rPr>
-        <w:t>(texte) ...</w:t>
-      </w:r>
-      <w:r>
-        <w:rPr>
-          <w:lang w:val="fr-FR" w:eastAsia="en-US" w:bidi="ar-SA"/>
-        </w:rPr>
-        <w:t xml:space="preserve"> @</w:t>
+        <w:t>@analyse_4.4 … (texte) ... @</w:t>
       </w:r>
     </w:p>
     <w:p>
@@ -2602,19 +2095,7 @@
         </w:rPr>
         <w:t>Les pièces fournies à l’expert on fait l‘objet d’un analyse préliminaire à l’entretien.</w:t>
         <w:br/>
-        <w:t xml:space="preserve">@analyse_5  … </w:t>
-      </w:r>
-      <w:r>
-        <w:rPr>
-          <w:lang w:val="fr-FR" w:eastAsia="en-US" w:bidi="ar-SA"/>
-        </w:rPr>
-        <w:t>(texte) ...</w:t>
-      </w:r>
-      <w:r>
-        <w:rPr>
-          <w:lang w:val="fr-FR" w:eastAsia="en-US" w:bidi="ar-SA"/>
-        </w:rPr>
-        <w:t xml:space="preserve"> @</w:t>
+        <w:t>@analyse_5  … (texte) ... @</w:t>
       </w:r>
     </w:p>
     <w:p>
@@ -2671,43 +2152,15 @@
           <w:iCs/>
           <w:lang w:val="fr-FR" w:eastAsia="en-US" w:bidi="ar-SA"/>
         </w:rPr>
-        <w:t xml:space="preserve">@dires_6.1 … </w:t>
+        <w:t>@dires_6.1 … (texte) …  @</w:t>
       </w:r>
       <w:r>
         <w:rPr>
-          <w:i/>
-          <w:iCs/>
-          <w:lang w:val="fr-FR" w:eastAsia="en-US" w:bidi="ar-SA"/>
-        </w:rPr>
-        <w:t xml:space="preserve">(texte) … </w:t>
-      </w:r>
-      <w:r>
-        <w:rPr>
-          <w:i/>
-          <w:iCs/>
-          <w:lang w:val="fr-FR" w:eastAsia="en-US" w:bidi="ar-SA"/>
-        </w:rPr>
-        <w:t xml:space="preserve"> @</w:t>
-      </w:r>
-      <w:r>
-        <w:rPr>
           <w:lang w:val="fr-FR" w:eastAsia="en-US" w:bidi="ar-SA"/>
         </w:rPr>
         <w:br/>
         <w:br/>
-        <w:t xml:space="preserve">@analyse_6.1 … </w:t>
-      </w:r>
-      <w:r>
-        <w:rPr>
-          <w:lang w:val="fr-FR" w:eastAsia="en-US" w:bidi="ar-SA"/>
-        </w:rPr>
-        <w:t>(texte) ..</w:t>
-      </w:r>
-      <w:r>
-        <w:rPr>
-          <w:lang w:val="fr-FR" w:eastAsia="en-US" w:bidi="ar-SA"/>
-        </w:rPr>
-        <w:t>. @</w:t>
+        <w:t>@analyse_6.1 … (texte) ... @</w:t>
       </w:r>
     </w:p>
     <w:p>
@@ -2743,21 +2196,7 @@
           <w:i/>
           <w:iCs/>
         </w:rPr>
-        <w:t xml:space="preserve">@dires_6.2 … </w:t>
-      </w:r>
-      <w:r>
-        <w:rPr>
-          <w:i/>
-          <w:iCs/>
-        </w:rPr>
-        <w:t>(texte) .</w:t>
-      </w:r>
-      <w:r>
-        <w:rPr>
-          <w:i/>
-          <w:iCs/>
-        </w:rPr>
-        <w:t>.. @</w:t>
+        <w:t>@dires_6.2 … (texte) ... @</w:t>
       </w:r>
     </w:p>
     <w:p>
@@ -2772,31 +2211,7 @@
         <w:rPr>
           <w:lang w:val="fr-FR" w:eastAsia="en-US" w:bidi="ar-SA"/>
         </w:rPr>
-        <w:t>@analyse</w:t>
-      </w:r>
-      <w:r>
-        <w:rPr>
-          <w:lang w:val="fr-FR" w:eastAsia="en-US" w:bidi="ar-SA"/>
-        </w:rPr>
-        <w:t>_6</w:t>
-      </w:r>
-      <w:r>
-        <w:rPr>
-          <w:lang w:val="fr-FR" w:eastAsia="en-US" w:bidi="ar-SA"/>
-        </w:rPr>
-        <w:t xml:space="preserve">.2 … </w:t>
-      </w:r>
-      <w:r>
-        <w:rPr>
-          <w:lang w:val="fr-FR" w:eastAsia="en-US" w:bidi="ar-SA"/>
-        </w:rPr>
-        <w:t>(texte) ...</w:t>
-      </w:r>
-      <w:r>
-        <w:rPr>
-          <w:lang w:val="fr-FR" w:eastAsia="en-US" w:bidi="ar-SA"/>
-        </w:rPr>
-        <w:t xml:space="preserve"> @</w:t>
+        <w:t>@analyse_6.2 … (texte) ... @</w:t>
       </w:r>
     </w:p>
     <w:p>
@@ -2833,43 +2248,15 @@
           <w:iCs/>
           <w:lang w:val="fr-FR" w:eastAsia="en-US" w:bidi="ar-SA"/>
         </w:rPr>
-        <w:t xml:space="preserve">@dires_6.3 … </w:t>
+        <w:t>@dires_6.3 … (texte ... @</w:t>
       </w:r>
       <w:r>
         <w:rPr>
-          <w:i/>
-          <w:iCs/>
-          <w:lang w:val="fr-FR" w:eastAsia="en-US" w:bidi="ar-SA"/>
-        </w:rPr>
-        <w:t>(texte ...</w:t>
-      </w:r>
-      <w:r>
-        <w:rPr>
-          <w:i/>
-          <w:iCs/>
-          <w:lang w:val="fr-FR" w:eastAsia="en-US" w:bidi="ar-SA"/>
-        </w:rPr>
-        <w:t xml:space="preserve"> @</w:t>
-      </w:r>
-      <w:r>
-        <w:rPr>
           <w:lang w:val="fr-FR" w:eastAsia="en-US" w:bidi="ar-SA"/>
         </w:rPr>
         <w:br/>
         <w:br/>
-        <w:t xml:space="preserve">@analyse_6.3 … </w:t>
-      </w:r>
-      <w:r>
-        <w:rPr>
-          <w:lang w:val="fr-FR" w:eastAsia="en-US" w:bidi="ar-SA"/>
-        </w:rPr>
-        <w:t>(texte) ...</w:t>
-      </w:r>
-      <w:r>
-        <w:rPr>
-          <w:lang w:val="fr-FR" w:eastAsia="en-US" w:bidi="ar-SA"/>
-        </w:rPr>
-        <w:t xml:space="preserve"> @</w:t>
+        <w:t>@analyse_6.3 … (texte) ... @</w:t>
       </w:r>
     </w:p>
     <w:p>
@@ -2907,23 +2294,7 @@
           <w:iCs/>
           <w:lang w:val="fr-FR" w:eastAsia="en-US" w:bidi="ar-SA"/>
         </w:rPr>
-        <w:t xml:space="preserve">@dires_6.4 … </w:t>
-      </w:r>
-      <w:r>
-        <w:rPr>
-          <w:i/>
-          <w:iCs/>
-          <w:lang w:val="fr-FR" w:eastAsia="en-US" w:bidi="ar-SA"/>
-        </w:rPr>
-        <w:t>(texte) ...</w:t>
-      </w:r>
-      <w:r>
-        <w:rPr>
-          <w:i/>
-          <w:iCs/>
-          <w:lang w:val="fr-FR" w:eastAsia="en-US" w:bidi="ar-SA"/>
-        </w:rPr>
-        <w:t xml:space="preserve"> @</w:t>
+        <w:t>@dires_6.4 … (texte) ... @</w:t>
       </w:r>
     </w:p>
     <w:p>
@@ -2936,15 +2307,7 @@
       </w:pPr>
       <w:r>
         <w:rPr/>
-        <w:t xml:space="preserve">@analyse_6.4 … </w:t>
-      </w:r>
-      <w:r>
-        <w:rPr/>
-        <w:t>(texte ...)</w:t>
-      </w:r>
-      <w:r>
-        <w:rPr/>
-        <w:t xml:space="preserve"> @</w:t>
+        <w:t>@analyse_6.4 … (texte ...) @</w:t>
       </w:r>
     </w:p>
     <w:p>
@@ -3001,21 +2364,7 @@
           <w:i/>
           <w:iCs/>
         </w:rPr>
-        <w:t xml:space="preserve">@dires_7.1 … </w:t>
-      </w:r>
-      <w:r>
-        <w:rPr>
-          <w:i/>
-          <w:iCs/>
-        </w:rPr>
-        <w:t>(texte) .</w:t>
-      </w:r>
-      <w:r>
-        <w:rPr>
-          <w:i/>
-          <w:iCs/>
-        </w:rPr>
-        <w:t>.. @</w:t>
+        <w:t>@dires_7.1 … (texte) ... @</w:t>
       </w:r>
     </w:p>
     <w:p>
@@ -3030,19 +2379,7 @@
         <w:rPr>
           <w:lang w:val="fr-FR" w:eastAsia="en-US" w:bidi="ar-SA"/>
         </w:rPr>
-        <w:t xml:space="preserve">@analyse_7.1 … </w:t>
-      </w:r>
-      <w:r>
-        <w:rPr>
-          <w:lang w:val="fr-FR" w:eastAsia="en-US" w:bidi="ar-SA"/>
-        </w:rPr>
-        <w:t>(texte) .</w:t>
-      </w:r>
-      <w:r>
-        <w:rPr>
-          <w:lang w:val="fr-FR" w:eastAsia="en-US" w:bidi="ar-SA"/>
-        </w:rPr>
-        <w:t>.. @</w:t>
+        <w:t>@analyse_7.1 … (texte) ... @</w:t>
       </w:r>
     </w:p>
     <w:p>
@@ -3086,39 +2423,7 @@
           <w:bCs w:val="false"/>
           <w:lang w:val="fr-FR" w:eastAsia="en-US" w:bidi="ar-SA"/>
         </w:rPr>
-        <w:t>@remplir</w:t>
-      </w:r>
-      <w:r>
-        <w:rPr>
-          <w:b w:val="false"/>
-          <w:bCs w:val="false"/>
-          <w:lang w:val="fr-FR" w:eastAsia="en-US" w:bidi="ar-SA"/>
-        </w:rPr>
-        <w:t>_champ .</w:t>
-      </w:r>
-      <w:r>
-        <w:rPr>
-          <w:b w:val="false"/>
-          <w:bCs w:val="false"/>
-          <w:lang w:val="fr-FR" w:eastAsia="en-US" w:bidi="ar-SA"/>
-        </w:rPr>
-        <w:t xml:space="preserve">.. </w:t>
-      </w:r>
-      <w:r>
-        <w:rPr>
-          <w:b w:val="false"/>
-          <w:bCs w:val="false"/>
-          <w:lang w:val="fr-FR" w:eastAsia="en-US" w:bidi="ar-SA"/>
-        </w:rPr>
-        <w:t xml:space="preserve">(texte) … </w:t>
-      </w:r>
-      <w:r>
-        <w:rPr>
-          <w:b w:val="false"/>
-          <w:bCs w:val="false"/>
-          <w:lang w:val="fr-FR" w:eastAsia="en-US" w:bidi="ar-SA"/>
-        </w:rPr>
-        <w:t>@</w:t>
+        <w:t>@remplir_champ ... (texte) … @</w:t>
       </w:r>
     </w:p>
     <w:p>
@@ -3151,23 +2456,7 @@
           <w:iCs/>
           <w:lang w:val="fr-FR" w:eastAsia="en-US" w:bidi="ar-SA"/>
         </w:rPr>
-        <w:t xml:space="preserve">@dires_7.2 … </w:t>
-      </w:r>
-      <w:r>
-        <w:rPr>
-          <w:i/>
-          <w:iCs/>
-          <w:lang w:val="fr-FR" w:eastAsia="en-US" w:bidi="ar-SA"/>
-        </w:rPr>
-        <w:t>(texte) ...</w:t>
-      </w:r>
-      <w:r>
-        <w:rPr>
-          <w:i/>
-          <w:iCs/>
-          <w:lang w:val="fr-FR" w:eastAsia="en-US" w:bidi="ar-SA"/>
-        </w:rPr>
-        <w:t xml:space="preserve"> @</w:t>
+        <w:t>@dires_7.2 … (texte) ... @</w:t>
       </w:r>
     </w:p>
     <w:p>
@@ -3207,27 +2496,7 @@
           <w:iCs/>
           <w:lang w:val="fr-FR" w:eastAsia="en-US" w:bidi="ar-SA"/>
         </w:rPr>
-        <w:t xml:space="preserve">@dires_7.2.1  … </w:t>
-      </w:r>
-      <w:r>
-        <w:rPr>
-          <w:b w:val="false"/>
-          <w:bCs w:val="false"/>
-          <w:i/>
-          <w:iCs/>
-          <w:lang w:val="fr-FR" w:eastAsia="en-US" w:bidi="ar-SA"/>
-        </w:rPr>
-        <w:t xml:space="preserve">(texte) … </w:t>
-      </w:r>
-      <w:r>
-        <w:rPr>
-          <w:b w:val="false"/>
-          <w:bCs w:val="false"/>
-          <w:i/>
-          <w:iCs/>
-          <w:lang w:val="fr-FR" w:eastAsia="en-US" w:bidi="ar-SA"/>
-        </w:rPr>
-        <w:t>@</w:t>
+        <w:t>@dires_7.2.1  … (texte) … @</w:t>
       </w:r>
     </w:p>
     <w:p>
@@ -3267,27 +2536,7 @@
           <w:iCs/>
           <w:lang w:val="fr-FR" w:eastAsia="en-US" w:bidi="ar-SA"/>
         </w:rPr>
-        <w:t xml:space="preserve">@dires_7.2.2 … </w:t>
-      </w:r>
-      <w:r>
-        <w:rPr>
-          <w:b w:val="false"/>
-          <w:bCs w:val="false"/>
-          <w:i/>
-          <w:iCs/>
-          <w:lang w:val="fr-FR" w:eastAsia="en-US" w:bidi="ar-SA"/>
-        </w:rPr>
-        <w:t xml:space="preserve">(texte) … </w:t>
-      </w:r>
-      <w:r>
-        <w:rPr>
-          <w:b w:val="false"/>
-          <w:bCs w:val="false"/>
-          <w:i/>
-          <w:iCs/>
-          <w:lang w:val="fr-FR" w:eastAsia="en-US" w:bidi="ar-SA"/>
-        </w:rPr>
-        <w:t>@</w:t>
+        <w:t>@dires_7.2.2 … (texte) … @</w:t>
       </w:r>
     </w:p>
     <w:p>
@@ -3324,39 +2573,7 @@
           <w:bCs w:val="false"/>
           <w:lang w:val="fr-FR" w:eastAsia="en-US" w:bidi="ar-SA"/>
         </w:rPr>
-        <w:t>@remplir</w:t>
-      </w:r>
-      <w:r>
-        <w:rPr>
-          <w:b w:val="false"/>
-          <w:bCs w:val="false"/>
-          <w:lang w:val="fr-FR" w:eastAsia="en-US" w:bidi="ar-SA"/>
-        </w:rPr>
-        <w:t>_bloc</w:t>
-      </w:r>
-      <w:r>
-        <w:rPr>
-          <w:b w:val="false"/>
-          <w:bCs w:val="false"/>
-          <w:lang w:val="fr-FR" w:eastAsia="en-US" w:bidi="ar-SA"/>
-        </w:rPr>
-        <w:t xml:space="preserve"> … </w:t>
-      </w:r>
-      <w:r>
-        <w:rPr>
-          <w:b w:val="false"/>
-          <w:bCs w:val="false"/>
-          <w:lang w:val="fr-FR" w:eastAsia="en-US" w:bidi="ar-SA"/>
-        </w:rPr>
-        <w:t>(texte) ...</w:t>
-      </w:r>
-      <w:r>
-        <w:rPr>
-          <w:b w:val="false"/>
-          <w:bCs w:val="false"/>
-          <w:lang w:val="fr-FR" w:eastAsia="en-US" w:bidi="ar-SA"/>
-        </w:rPr>
-        <w:t>@</w:t>
+        <w:t>@remplir_bloc … (texte) ...@</w:t>
       </w:r>
     </w:p>
     <w:p>
@@ -3393,23 +2610,7 @@
           <w:bCs w:val="false"/>
           <w:lang w:val="fr-FR" w:eastAsia="en-US" w:bidi="ar-SA"/>
         </w:rPr>
-        <w:t>@remplir</w:t>
-      </w:r>
-      <w:r>
-        <w:rPr>
-          <w:b w:val="false"/>
-          <w:bCs w:val="false"/>
-          <w:lang w:val="fr-FR" w:eastAsia="en-US" w:bidi="ar-SA"/>
-        </w:rPr>
-        <w:t xml:space="preserve">_bloc … (texte) … </w:t>
-      </w:r>
-      <w:r>
-        <w:rPr>
-          <w:b w:val="false"/>
-          <w:bCs w:val="false"/>
-          <w:lang w:val="fr-FR" w:eastAsia="en-US" w:bidi="ar-SA"/>
-        </w:rPr>
-        <w:t>@</w:t>
+        <w:t>@remplir_bloc … (texte) … @</w:t>
       </w:r>
     </w:p>
     <w:p>
@@ -3446,23 +2647,7 @@
           <w:bCs w:val="false"/>
           <w:lang w:val="fr-FR" w:eastAsia="en-US" w:bidi="ar-SA"/>
         </w:rPr>
-        <w:t>@remplir</w:t>
-      </w:r>
-      <w:r>
-        <w:rPr>
-          <w:b w:val="false"/>
-          <w:bCs w:val="false"/>
-          <w:lang w:val="fr-FR" w:eastAsia="en-US" w:bidi="ar-SA"/>
-        </w:rPr>
-        <w:t xml:space="preserve">_bloc … (texte) … </w:t>
-      </w:r>
-      <w:r>
-        <w:rPr>
-          <w:b w:val="false"/>
-          <w:bCs w:val="false"/>
-          <w:lang w:val="fr-FR" w:eastAsia="en-US" w:bidi="ar-SA"/>
-        </w:rPr>
-        <w:t>@</w:t>
+        <w:t>@remplir_bloc … (texte) … @</w:t>
       </w:r>
     </w:p>
     <w:p>
@@ -3487,23 +2672,7 @@
           <w:bCs w:val="false"/>
           <w:lang w:val="fr-FR" w:eastAsia="en-US" w:bidi="ar-SA"/>
         </w:rPr>
-        <w:t>@remplir</w:t>
-      </w:r>
-      <w:r>
-        <w:rPr>
-          <w:b w:val="false"/>
-          <w:bCs w:val="false"/>
-          <w:lang w:val="fr-FR" w:eastAsia="en-US" w:bidi="ar-SA"/>
-        </w:rPr>
-        <w:t xml:space="preserve">_bloc … (texte) … </w:t>
-      </w:r>
-      <w:r>
-        <w:rPr>
-          <w:b w:val="false"/>
-          <w:bCs w:val="false"/>
-          <w:lang w:val="fr-FR" w:eastAsia="en-US" w:bidi="ar-SA"/>
-        </w:rPr>
-        <w:t>@</w:t>
+        <w:t>@remplir_bloc … (texte) … @</w:t>
       </w:r>
     </w:p>
     <w:p>
@@ -3552,19 +2721,7 @@
         <w:rPr>
           <w:lang w:val="fr-FR" w:eastAsia="en-US" w:bidi="ar-SA"/>
         </w:rPr>
-        <w:t>@con</w:t>
-      </w:r>
-      <w:r>
-        <w:rPr>
-          <w:lang w:val="fr-FR" w:eastAsia="en-US" w:bidi="ar-SA"/>
-        </w:rPr>
-        <w:t>c</w:t>
-      </w:r>
-      <w:r>
-        <w:rPr>
-          <w:lang w:val="fr-FR" w:eastAsia="en-US" w:bidi="ar-SA"/>
-        </w:rPr>
-        <w:t>lusion@</w:t>
+        <w:t>@conclusion ...@</w:t>
       </w:r>
     </w:p>
     <w:p>
@@ -5926,20 +5083,20 @@
       <w:u w:val="single"/>
     </w:rPr>
   </w:style>
-  <w:style w:type="character" w:styleId="Sautdindexuser">
-    <w:name w:val="Saut d'index (user)"/>
+  <w:style w:type="character" w:styleId="Sautdindex">
+    <w:name w:val="Saut d'index"/>
     <w:qFormat/>
     <w:rPr/>
   </w:style>
-  <w:style w:type="character" w:styleId="Puces">
-    <w:name w:val="Puces"/>
+  <w:style w:type="character" w:styleId="Pucesuser">
+    <w:name w:val="Puces (user)"/>
     <w:qFormat/>
     <w:rPr>
       <w:rFonts w:ascii="OpenSymbol" w:hAnsi="OpenSymbol" w:eastAsia="OpenSymbol" w:cs="OpenSymbol"/>
     </w:rPr>
   </w:style>
-  <w:style w:type="character" w:styleId="Pucesuser">
-    <w:name w:val="Puces (user)"/>
+  <w:style w:type="character" w:styleId="Puces">
+    <w:name w:val="Puces"/>
     <w:qFormat/>
     <w:rPr>
       <w:rFonts w:ascii="OpenSymbol" w:hAnsi="OpenSymbol" w:eastAsia="OpenSymbol" w:cs="OpenSymbol"/>
@@ -6030,15 +5187,15 @@
       <w:szCs w:val="28"/>
     </w:rPr>
   </w:style>
-  <w:style w:type="paragraph" w:styleId="En-tteetpieddepageuser">
-    <w:name w:val="En-tête et pied de page (user)"/>
+  <w:style w:type="paragraph" w:styleId="En-tteetpieddepage">
+    <w:name w:val="En-tête et pied de page"/>
     <w:basedOn w:val="Normal"/>
     <w:qFormat/>
     <w:pPr/>
     <w:rPr/>
   </w:style>
-  <w:style w:type="paragraph" w:styleId="En-tteetpieddepage">
-    <w:name w:val="En-tête et pied de page"/>
+  <w:style w:type="paragraph" w:styleId="En-tteetpieddepageuser">
+    <w:name w:val="En-tête et pied de page (user)"/>
     <w:basedOn w:val="Normal"/>
     <w:qFormat/>
     <w:pPr/>
@@ -6413,7 +5570,7 @@
   </w:style>
   <w:style w:type="paragraph" w:styleId="IndexHeading">
     <w:name w:val="index heading"/>
-    <w:basedOn w:val="Titreuser"/>
+    <w:basedOn w:val="Titre"/>
     <w:pPr/>
     <w:rPr/>
   </w:style>
@@ -6489,8 +5646,8 @@
     <w:pPr/>
     <w:rPr/>
   </w:style>
-  <w:style w:type="numbering" w:styleId="Pasdelisteuser" w:default="1">
-    <w:name w:val="Pas de liste (user)"/>
+  <w:style w:type="numbering" w:styleId="Pasdeliste" w:default="1">
+    <w:name w:val="Pas de liste"/>
     <w:uiPriority w:val="99"/>
     <w:semiHidden/>
     <w:unhideWhenUsed/>
